--- a/Clients/CBI/Christian-Brothers-AI-Growth-Report.docx
+++ b/Clients/CBI/Christian-Brothers-AI-Growth-Report.docx
@@ -355,15 +355,11 @@
       </w:sdtContent>
     </w:sdt>
     <w:p>
-      <w:r>
-        <w:br w:type="page"/>
-      </w:r>
-    </w:p>
-    <w:p>
       <w:pPr>
         <w:pStyle w:val="Heading1"/>
         <w:keepNext/>
-        <w:spacing w:after="120" w:before="480" w:line="240"/>
+        <w:pageBreakBefore/>
+        <w:spacing w:after="120" w:before="0" w:line="240"/>
       </w:pPr>
       <w:r>
         <w:rPr>
@@ -887,14 +883,15 @@
           <w:sz w:val="20"/>
           <w:szCs w:val="20"/>
         </w:rPr>
-        <w:t xml:space="preserve">A note on figures: Christian Brothers’ internal numbers (lead volume, average project value, close rate, review velocity, and the builder pipeline) were not available for this draft. Every projection below is labeled estimated and conservative, and calibrates to real numbers after a short discovery call — the specific questions are in Section 14.</w:t>
+        <w:t xml:space="preserve">A note on figures: Christian Brothers’ internal numbers (lead volume, average project value, close rate, review velocity, and the builder pipeline) were not available for this draft. Every projection below is labeled estimated and conservative, and calibrates to real numbers after a short discovery call — the specific questions are in Section 15.</w:t>
       </w:r>
     </w:p>
     <w:p>
       <w:pPr>
         <w:pStyle w:val="Heading1"/>
         <w:keepNext/>
-        <w:spacing w:after="120" w:before="480" w:line="240"/>
+        <w:pageBreakBefore/>
+        <w:spacing w:after="120" w:before="0" w:line="240"/>
       </w:pPr>
       <w:r>
         <w:rPr>
@@ -1271,7 +1268,8 @@
       <w:pPr>
         <w:pStyle w:val="Heading1"/>
         <w:keepNext/>
-        <w:spacing w:after="120" w:before="480" w:line="240"/>
+        <w:pageBreakBefore/>
+        <w:spacing w:after="120" w:before="0" w:line="240"/>
       </w:pPr>
       <w:r>
         <w:rPr>
@@ -1979,7 +1977,8 @@
       <w:pPr>
         <w:pStyle w:val="Heading1"/>
         <w:keepNext/>
-        <w:spacing w:after="120" w:before="480" w:line="240"/>
+        <w:pageBreakBefore/>
+        <w:spacing w:after="120" w:before="0" w:line="240"/>
       </w:pPr>
       <w:r>
         <w:rPr>
@@ -2926,7 +2925,8 @@
       <w:pPr>
         <w:pStyle w:val="Heading1"/>
         <w:keepNext/>
-        <w:spacing w:after="120" w:before="480" w:line="240"/>
+        <w:pageBreakBefore/>
+        <w:spacing w:after="120" w:before="0" w:line="240"/>
       </w:pPr>
       <w:r>
         <w:rPr>
@@ -3854,7 +3854,8 @@
       <w:pPr>
         <w:pStyle w:val="Heading1"/>
         <w:keepNext/>
-        <w:spacing w:after="120" w:before="480" w:line="240"/>
+        <w:pageBreakBefore/>
+        <w:spacing w:after="120" w:before="0" w:line="240"/>
       </w:pPr>
       <w:r>
         <w:rPr>
@@ -6415,7 +6416,8 @@
       <w:pPr>
         <w:pStyle w:val="Heading1"/>
         <w:keepNext/>
-        <w:spacing w:after="120" w:before="480" w:line="240"/>
+        <w:pageBreakBefore/>
+        <w:spacing w:after="120" w:before="0" w:line="240"/>
       </w:pPr>
       <w:r>
         <w:rPr>
@@ -8698,7 +8700,8 @@
       <w:pPr>
         <w:pStyle w:val="Heading1"/>
         <w:keepNext/>
-        <w:spacing w:after="120" w:before="480" w:line="240"/>
+        <w:pageBreakBefore/>
+        <w:spacing w:after="120" w:before="0" w:line="240"/>
       </w:pPr>
       <w:r>
         <w:rPr>
@@ -9734,9 +9737,228 @@
     </w:tbl>
     <w:p>
       <w:pPr>
+        <w:spacing w:after="0" w:before="160"/>
+      </w:pPr>
+      <w:r>
+        <w:t xml:space="preserve"/>
+      </w:r>
+    </w:p>
+    <w:p>
+      <w:pPr>
+        <w:pStyle w:val="Heading2"/>
+        <w:keepNext/>
+        <w:keepLines/>
+        <w:spacing w:after="120" w:before="280"/>
+      </w:pPr>
+      <w:r>
+        <w:rPr>
+          <w:rFonts w:ascii="Open Sans" w:cs="Open Sans" w:eastAsia="Open Sans" w:hAnsi="Open Sans"/>
+          <w:b/>
+          <w:bCs/>
+          <w:color w:val="F67D4B"/>
+          <w:sz w:val="26"/>
+          <w:szCs w:val="26"/>
+        </w:rPr>
+        <w:t xml:space="preserve">AI Search Reality Check</w:t>
+      </w:r>
+    </w:p>
+    <w:p>
+      <w:pPr>
+        <w:spacing w:after="140" w:before="0" w:line="320"/>
+        <w:jc w:val="both"/>
+      </w:pPr>
+      <w:r>
+        <w:rPr>
+          <w:rFonts w:ascii="Open Sans" w:cs="Open Sans" w:eastAsia="Open Sans" w:hAnsi="Open Sans"/>
+          <w:b w:val="false"/>
+          <w:bCs w:val="false"/>
+          <w:i w:val="false"/>
+          <w:iCs w:val="false"/>
+          <w:color w:val="59595B"/>
+          <w:sz w:val="22"/>
+          <w:szCs w:val="22"/>
+        </w:rPr>
+        <w:t xml:space="preserve">Here is the gap made concrete. When a San Diego homeowner asks an AI assistant the question below today, this is the shape of the answer they get — illustrative of how AI search resolves this query right now:</w:t>
+      </w:r>
+    </w:p>
+    <w:tbl>
+      <w:tblPr>
+        <w:tblW w:type="dxa" w:w="9360"/>
+        <w:tblBorders>
+          <w:top w:val="single" w:color="auto" w:sz="4"/>
+          <w:left w:val="single" w:color="auto" w:sz="4"/>
+          <w:bottom w:val="single" w:color="auto" w:sz="4"/>
+          <w:right w:val="single" w:color="auto" w:sz="4"/>
+          <w:insideH w:val="single" w:color="auto" w:sz="4"/>
+          <w:insideV w:val="single" w:color="auto" w:sz="4"/>
+        </w:tblBorders>
+      </w:tblPr>
+      <w:tblGrid>
+        <w:gridCol w:w="80"/>
+        <w:gridCol w:w="9280"/>
+      </w:tblGrid>
+      <w:tr>
+        <w:trPr>
+          <w:cantSplit/>
+        </w:trPr>
+        <w:tc>
+          <w:tcPr>
+            <w:tcW w:type="dxa" w:w="80"/>
+            <w:tcBorders>
+              <w:top w:val="none" w:color="FFFFFF" w:sz="0"/>
+              <w:left w:val="none" w:color="FFFFFF" w:sz="0"/>
+              <w:bottom w:val="none" w:color="FFFFFF" w:sz="0"/>
+              <w:right w:val="none" w:color="FFFFFF" w:sz="0"/>
+            </w:tcBorders>
+            <w:shd w:fill="F67D4B" w:val="clear"/>
+          </w:tcPr>
+          <w:p>
+            <w:r>
+              <w:t xml:space="preserve"/>
+            </w:r>
+          </w:p>
+        </w:tc>
+        <w:tc>
+          <w:tcPr>
+            <w:tcW w:type="dxa" w:w="9280"/>
+            <w:tcBorders>
+              <w:top w:val="none" w:color="FFFFFF" w:sz="0"/>
+              <w:left w:val="none" w:color="FFFFFF" w:sz="0"/>
+              <w:bottom w:val="none" w:color="FFFFFF" w:sz="0"/>
+              <w:right w:val="none" w:color="FFFFFF" w:sz="0"/>
+            </w:tcBorders>
+            <w:shd w:fill="F8F9FA" w:val="clear"/>
+            <w:tcMar>
+              <w:top w:type="dxa" w:w="160"/>
+              <w:left w:type="dxa" w:w="240"/>
+              <w:bottom w:type="dxa" w:w="160"/>
+              <w:right w:type="dxa" w:w="200"/>
+            </w:tcMar>
+          </w:tcPr>
+          <w:p>
+            <w:pPr>
+              <w:keepNext/>
+              <w:keepLines/>
+              <w:spacing w:after="80" w:before="80"/>
+            </w:pPr>
+            <w:r>
+              <w:rPr>
+                <w:rFonts w:ascii="Open Sans" w:cs="Open Sans" w:eastAsia="Open Sans" w:hAnsi="Open Sans"/>
+                <w:b/>
+                <w:bCs/>
+                <w:color w:val="F67D4B"/>
+                <w:sz w:val="22"/>
+                <w:szCs w:val="22"/>
+              </w:rPr>
+              <w:t xml:space="preserve">Prompt: "Best flooring store in San Diego for luxury vinyl plank?"</w:t>
+            </w:r>
+          </w:p>
+          <w:p>
+            <w:pPr>
+              <w:keepNext/>
+              <w:keepLines/>
+              <w:spacing w:after="60" w:before="40" w:line="300"/>
+            </w:pPr>
+            <w:r>
+              <w:rPr>
+                <w:rFonts w:ascii="Open Sans" w:cs="Open Sans" w:eastAsia="Open Sans" w:hAnsi="Open Sans"/>
+                <w:color w:val="59595B"/>
+                <w:sz w:val="20"/>
+                <w:szCs w:val="20"/>
+              </w:rPr>
+              <w:t xml:space="preserve">TODAY — the AI assistant answers with whichever firms have the strongest reviews, portfolios, and third-party signals it can read: it names the high-review rivals (the 200-to-369-review players) and the multi-showroom retailers, and does NOT mention Christian Brothers — even though Christian Brothers has 37 years, in-house install, a showroom, and a BIA ICON award. Christian Brothers is invisible at the exact moment the buyer is forming a shortlist.</w:t>
+            </w:r>
+          </w:p>
+          <w:p>
+            <w:pPr>
+              <w:keepNext w:val="false"/>
+              <w:keepLines/>
+              <w:spacing w:after="60" w:before="40" w:line="300"/>
+            </w:pPr>
+            <w:r>
+              <w:rPr>
+                <w:rFonts w:ascii="Open Sans" w:cs="Open Sans" w:eastAsia="Open Sans" w:hAnsi="Open Sans"/>
+                <w:color w:val="59595B"/>
+                <w:sz w:val="20"/>
+                <w:szCs w:val="20"/>
+              </w:rPr>
+              <w:t xml:space="preserve">AFTER the program — the same query can return Christian Brothers as a cited option ("Christian Brothers Flooring &amp; Interiors, a 37-year San Diego County flooring and design firm with in-house install and an award-winning design center…"), with the city-by-product pages, the review velocity, and the visual portfolio as the supporting evidence the assistant points to.</w:t>
+            </w:r>
+          </w:p>
+        </w:tc>
+      </w:tr>
+    </w:tbl>
+    <w:p>
+      <w:pPr>
+        <w:spacing w:after="140" w:before="0" w:line="320"/>
+        <w:jc w:val="both"/>
+      </w:pPr>
+      <w:r>
+        <w:rPr>
+          <w:rFonts w:ascii="Open Sans" w:cs="Open Sans" w:eastAsia="Open Sans" w:hAnsi="Open Sans"/>
+          <w:b w:val="false"/>
+          <w:bCs w:val="false"/>
+          <w:i/>
+          <w:iCs/>
+          <w:color w:val="59595B"/>
+          <w:sz w:val="18"/>
+          <w:szCs w:val="18"/>
+        </w:rPr>
+        <w:t xml:space="preserve">(Illustrative of current AI-search behavior for this query class; the live result is part of the Phase 1 baseline audit. The "Orange County" geo-defect actively works against Christian Brothers here.)</w:t>
+      </w:r>
+    </w:p>
+    <w:p>
+      <w:pPr>
+        <w:spacing w:after="0" w:before="160"/>
+      </w:pPr>
+      <w:r>
+        <w:t xml:space="preserve"/>
+      </w:r>
+    </w:p>
+    <w:p>
+      <w:pPr>
+        <w:pStyle w:val="Heading2"/>
+        <w:keepNext/>
+        <w:keepLines/>
+        <w:spacing w:after="120" w:before="280"/>
+      </w:pPr>
+      <w:r>
+        <w:rPr>
+          <w:rFonts w:ascii="Open Sans" w:cs="Open Sans" w:eastAsia="Open Sans" w:hAnsi="Open Sans"/>
+          <w:b/>
+          <w:bCs/>
+          <w:color w:val="CC0000"/>
+          <w:sz w:val="26"/>
+          <w:szCs w:val="26"/>
+        </w:rPr>
+        <w:t xml:space="preserve">The Cost of Waiting</w:t>
+      </w:r>
+    </w:p>
+    <w:p>
+      <w:pPr>
+        <w:spacing w:after="140" w:before="0" w:line="320"/>
+        <w:jc w:val="both"/>
+      </w:pPr>
+      <w:r>
+        <w:rPr>
+          <w:rFonts w:ascii="Open Sans" w:cs="Open Sans" w:eastAsia="Open Sans" w:hAnsi="Open Sans"/>
+          <w:b w:val="false"/>
+          <w:bCs w:val="false"/>
+          <w:i w:val="false"/>
+          <w:iCs w:val="false"/>
+          <w:color w:val="59595B"/>
+          <w:sz w:val="22"/>
+          <w:szCs w:val="22"/>
+        </w:rPr>
+        <w:t xml:space="preserve">Local AI-search and review signals compound, and they reward whoever optimizes first. Every quarter Christian Brothers is not found, the assistants and the map pack learn to answer "best flooring store in San Diego" with someone else — and the review-volume gap (37 vs. the rivals’ 200-to-369) widens, because a competitor adding reviews every week pulls further ahead the longer the gap stays open. Meanwhile the "Orange County" tagline keeps telling Google the company is in the wrong county. The cost of waiting is not zero — it is a competitor becoming the default answer, and a wider gap to close later than it is to close now.</w:t>
+      </w:r>
+    </w:p>
+    <w:p>
+      <w:pPr>
         <w:pStyle w:val="Heading1"/>
         <w:keepNext/>
-        <w:spacing w:after="120" w:before="480" w:line="240"/>
+        <w:pageBreakBefore/>
+        <w:spacing w:after="120" w:before="0" w:line="240"/>
       </w:pPr>
       <w:r>
         <w:rPr>
@@ -10547,9 +10769,534 @@
     </w:tbl>
     <w:p>
       <w:pPr>
+        <w:spacing w:after="0" w:before="200"/>
+      </w:pPr>
+      <w:r>
+        <w:t xml:space="preserve"/>
+      </w:r>
+    </w:p>
+    <w:p>
+      <w:pPr>
+        <w:pStyle w:val="Heading2"/>
+        <w:keepNext/>
+        <w:keepLines/>
+        <w:spacing w:after="120" w:before="280"/>
+      </w:pPr>
+      <w:r>
+        <w:rPr>
+          <w:rFonts w:ascii="Open Sans" w:cs="Open Sans" w:eastAsia="Open Sans" w:hAnsi="Open Sans"/>
+          <w:b/>
+          <w:bCs/>
+          <w:color w:val="006DB6"/>
+          <w:sz w:val="26"/>
+          <w:szCs w:val="26"/>
+        </w:rPr>
+        <w:t xml:space="preserve">How We Keep AI Affordable — Seven Models, Routed by Task</w:t>
+      </w:r>
+    </w:p>
+    <w:p>
+      <w:pPr>
+        <w:spacing w:after="140" w:before="0" w:line="320"/>
+        <w:jc w:val="both"/>
+      </w:pPr>
+      <w:r>
+        <w:rPr>
+          <w:rFonts w:ascii="Open Sans" w:cs="Open Sans" w:eastAsia="Open Sans" w:hAnsi="Open Sans"/>
+          <w:b w:val="false"/>
+          <w:bCs w:val="false"/>
+          <w:i w:val="false"/>
+          <w:iCs w:val="false"/>
+          <w:color w:val="59595B"/>
+          <w:sz w:val="22"/>
+          <w:szCs w:val="22"/>
+        </w:rPr>
+        <w:t xml:space="preserve">A fair question about running AI across search, the visualizer, lead gen, and the design workflow: won’t the token bill be enormous? Not the way Technijian builds it. We do not wire every task to one expensive model — our platform routes across roughly seven models, spanning three AI vendors and three capability tiers, and sends each sub-task to the cheapest model that can do it well.</w:t>
+      </w:r>
+    </w:p>
+    <w:tbl>
+      <w:tblPr>
+        <w:tblW w:type="dxa" w:w="9360"/>
+        <w:tblBorders>
+          <w:top w:val="single" w:color="auto" w:sz="4"/>
+          <w:left w:val="single" w:color="auto" w:sz="4"/>
+          <w:bottom w:val="single" w:color="auto" w:sz="4"/>
+          <w:right w:val="single" w:color="auto" w:sz="4"/>
+          <w:insideH w:val="single" w:color="auto" w:sz="4"/>
+          <w:insideV w:val="single" w:color="auto" w:sz="4"/>
+        </w:tblBorders>
+      </w:tblPr>
+      <w:tblGrid>
+        <w:gridCol w:w="2448"/>
+        <w:gridCol w:w="4752"/>
+        <w:gridCol w:w="2160"/>
+      </w:tblGrid>
+      <w:tr>
+        <w:trPr>
+          <w:cantSplit/>
+          <w:tblHeader/>
+        </w:trPr>
+        <w:tc>
+          <w:tcPr>
+            <w:tcW w:type="dxa" w:w="2448"/>
+            <w:tcBorders>
+              <w:top w:val="single" w:color="E9ECEF" w:sz="4"/>
+              <w:left w:val="single" w:color="E9ECEF" w:sz="4"/>
+              <w:bottom w:val="single" w:color="E9ECEF" w:sz="4"/>
+              <w:right w:val="single" w:color="E9ECEF" w:sz="4"/>
+            </w:tcBorders>
+            <w:shd w:fill="1A1A2E" w:val="clear"/>
+            <w:tcMar>
+              <w:top w:type="dxa" w:w="120"/>
+              <w:left w:type="dxa" w:w="140"/>
+              <w:bottom w:type="dxa" w:w="120"/>
+              <w:right w:type="dxa" w:w="140"/>
+            </w:tcMar>
+            <w:vAlign w:val="center"/>
+          </w:tcPr>
+          <w:p>
+            <w:pPr>
+              <w:jc w:val="left"/>
+            </w:pPr>
+            <w:r>
+              <w:rPr>
+                <w:rFonts w:ascii="Open Sans" w:cs="Open Sans" w:eastAsia="Open Sans" w:hAnsi="Open Sans"/>
+                <w:b/>
+                <w:bCs/>
+                <w:color w:val="FFFFFF"/>
+                <w:sz w:val="20"/>
+                <w:szCs w:val="20"/>
+              </w:rPr>
+              <w:t xml:space="preserve">Tier</w:t>
+            </w:r>
+          </w:p>
+        </w:tc>
+        <w:tc>
+          <w:tcPr>
+            <w:tcW w:type="dxa" w:w="4752"/>
+            <w:tcBorders>
+              <w:top w:val="single" w:color="E9ECEF" w:sz="4"/>
+              <w:left w:val="single" w:color="E9ECEF" w:sz="4"/>
+              <w:bottom w:val="single" w:color="E9ECEF" w:sz="4"/>
+              <w:right w:val="single" w:color="E9ECEF" w:sz="4"/>
+            </w:tcBorders>
+            <w:shd w:fill="1A1A2E" w:val="clear"/>
+            <w:tcMar>
+              <w:top w:type="dxa" w:w="120"/>
+              <w:left w:type="dxa" w:w="140"/>
+              <w:bottom w:type="dxa" w:w="120"/>
+              <w:right w:type="dxa" w:w="140"/>
+            </w:tcMar>
+            <w:vAlign w:val="center"/>
+          </w:tcPr>
+          <w:p>
+            <w:pPr>
+              <w:jc w:val="left"/>
+            </w:pPr>
+            <w:r>
+              <w:rPr>
+                <w:rFonts w:ascii="Open Sans" w:cs="Open Sans" w:eastAsia="Open Sans" w:hAnsi="Open Sans"/>
+                <w:b/>
+                <w:bCs/>
+                <w:color w:val="FFFFFF"/>
+                <w:sz w:val="20"/>
+                <w:szCs w:val="20"/>
+              </w:rPr>
+              <w:t xml:space="preserve">What It Does</w:t>
+            </w:r>
+          </w:p>
+        </w:tc>
+        <w:tc>
+          <w:tcPr>
+            <w:tcW w:type="dxa" w:w="2160"/>
+            <w:tcBorders>
+              <w:top w:val="single" w:color="E9ECEF" w:sz="4"/>
+              <w:left w:val="single" w:color="E9ECEF" w:sz="4"/>
+              <w:bottom w:val="single" w:color="E9ECEF" w:sz="4"/>
+              <w:right w:val="single" w:color="E9ECEF" w:sz="4"/>
+            </w:tcBorders>
+            <w:shd w:fill="1A1A2E" w:val="clear"/>
+            <w:tcMar>
+              <w:top w:type="dxa" w:w="120"/>
+              <w:left w:type="dxa" w:w="140"/>
+              <w:bottom w:type="dxa" w:w="120"/>
+              <w:right w:type="dxa" w:w="140"/>
+            </w:tcMar>
+            <w:vAlign w:val="center"/>
+          </w:tcPr>
+          <w:p>
+            <w:pPr>
+              <w:jc w:val="center"/>
+            </w:pPr>
+            <w:r>
+              <w:rPr>
+                <w:rFonts w:ascii="Open Sans" w:cs="Open Sans" w:eastAsia="Open Sans" w:hAnsi="Open Sans"/>
+                <w:b/>
+                <w:bCs/>
+                <w:color w:val="FFFFFF"/>
+                <w:sz w:val="20"/>
+                <w:szCs w:val="20"/>
+              </w:rPr>
+              <w:t xml:space="preserve">Share of Work</w:t>
+            </w:r>
+          </w:p>
+        </w:tc>
+      </w:tr>
+      <w:tr>
+        <w:trPr>
+          <w:cantSplit/>
+        </w:trPr>
+        <w:tc>
+          <w:tcPr>
+            <w:tcW w:type="dxa" w:w="2448"/>
+            <w:tcBorders>
+              <w:top w:val="single" w:color="E9ECEF" w:sz="4"/>
+              <w:left w:val="single" w:color="E9ECEF" w:sz="4"/>
+              <w:bottom w:val="single" w:color="E9ECEF" w:sz="4"/>
+              <w:right w:val="single" w:color="E9ECEF" w:sz="4"/>
+            </w:tcBorders>
+            <w:shd w:fill="FFFFFF" w:val="clear"/>
+            <w:tcMar>
+              <w:top w:type="dxa" w:w="100"/>
+              <w:left w:type="dxa" w:w="140"/>
+              <w:bottom w:type="dxa" w:w="100"/>
+              <w:right w:type="dxa" w:w="140"/>
+            </w:tcMar>
+            <w:vAlign w:val="center"/>
+          </w:tcPr>
+          <w:p>
+            <w:pPr>
+              <w:jc w:val="left"/>
+            </w:pPr>
+            <w:r>
+              <w:rPr>
+                <w:rFonts w:ascii="Open Sans" w:cs="Open Sans" w:eastAsia="Open Sans" w:hAnsi="Open Sans"/>
+                <w:b/>
+                <w:bCs/>
+                <w:color w:val="59595B"/>
+                <w:sz w:val="20"/>
+                <w:szCs w:val="20"/>
+              </w:rPr>
+              <w:t xml:space="preserve">Frontier (premium)</w:t>
+            </w:r>
+          </w:p>
+        </w:tc>
+        <w:tc>
+          <w:tcPr>
+            <w:tcW w:type="dxa" w:w="4752"/>
+            <w:tcBorders>
+              <w:top w:val="single" w:color="E9ECEF" w:sz="4"/>
+              <w:left w:val="single" w:color="E9ECEF" w:sz="4"/>
+              <w:bottom w:val="single" w:color="E9ECEF" w:sz="4"/>
+              <w:right w:val="single" w:color="E9ECEF" w:sz="4"/>
+            </w:tcBorders>
+            <w:shd w:fill="FFFFFF" w:val="clear"/>
+            <w:tcMar>
+              <w:top w:type="dxa" w:w="100"/>
+              <w:left w:type="dxa" w:w="140"/>
+              <w:bottom w:type="dxa" w:w="100"/>
+              <w:right w:type="dxa" w:w="140"/>
+            </w:tcMar>
+            <w:vAlign w:val="center"/>
+          </w:tcPr>
+          <w:p>
+            <w:pPr>
+              <w:jc w:val="left"/>
+            </w:pPr>
+            <w:r>
+              <w:rPr>
+                <w:rFonts w:ascii="Open Sans" w:cs="Open Sans" w:eastAsia="Open Sans" w:hAnsi="Open Sans"/>
+                <w:b w:val="false"/>
+                <w:bCs w:val="false"/>
+                <w:color w:val="59595B"/>
+                <w:sz w:val="20"/>
+                <w:szCs w:val="20"/>
+              </w:rPr>
+              <w:t xml:space="preserve">The hardest judgment only — final brand-voice pass, the toughest reasoning, anything customer-facing where accuracy is non-negotiable</w:t>
+            </w:r>
+          </w:p>
+        </w:tc>
+        <w:tc>
+          <w:tcPr>
+            <w:tcW w:type="dxa" w:w="2160"/>
+            <w:tcBorders>
+              <w:top w:val="single" w:color="E9ECEF" w:sz="4"/>
+              <w:left w:val="single" w:color="E9ECEF" w:sz="4"/>
+              <w:bottom w:val="single" w:color="E9ECEF" w:sz="4"/>
+              <w:right w:val="single" w:color="E9ECEF" w:sz="4"/>
+            </w:tcBorders>
+            <w:shd w:fill="FFFFFF" w:val="clear"/>
+            <w:tcMar>
+              <w:top w:type="dxa" w:w="100"/>
+              <w:left w:type="dxa" w:w="140"/>
+              <w:bottom w:type="dxa" w:w="100"/>
+              <w:right w:type="dxa" w:w="140"/>
+            </w:tcMar>
+            <w:vAlign w:val="center"/>
+          </w:tcPr>
+          <w:p>
+            <w:pPr>
+              <w:jc w:val="center"/>
+            </w:pPr>
+            <w:r>
+              <w:rPr>
+                <w:rFonts w:ascii="Open Sans" w:cs="Open Sans" w:eastAsia="Open Sans" w:hAnsi="Open Sans"/>
+                <w:b/>
+                <w:bCs/>
+                <w:color w:val="006DB6"/>
+                <w:sz w:val="20"/>
+                <w:szCs w:val="20"/>
+              </w:rPr>
+              <w:t xml:space="preserve">~5–10%</w:t>
+            </w:r>
+          </w:p>
+        </w:tc>
+      </w:tr>
+      <w:tr>
+        <w:trPr>
+          <w:cantSplit/>
+        </w:trPr>
+        <w:tc>
+          <w:tcPr>
+            <w:tcW w:type="dxa" w:w="2448"/>
+            <w:tcBorders>
+              <w:top w:val="single" w:color="E9ECEF" w:sz="4"/>
+              <w:left w:val="single" w:color="E9ECEF" w:sz="4"/>
+              <w:bottom w:val="single" w:color="E9ECEF" w:sz="4"/>
+              <w:right w:val="single" w:color="E9ECEF" w:sz="4"/>
+            </w:tcBorders>
+            <w:shd w:fill="F8F9FA" w:val="clear"/>
+            <w:tcMar>
+              <w:top w:type="dxa" w:w="100"/>
+              <w:left w:type="dxa" w:w="140"/>
+              <w:bottom w:type="dxa" w:w="100"/>
+              <w:right w:type="dxa" w:w="140"/>
+            </w:tcMar>
+            <w:vAlign w:val="center"/>
+          </w:tcPr>
+          <w:p>
+            <w:pPr>
+              <w:jc w:val="left"/>
+            </w:pPr>
+            <w:r>
+              <w:rPr>
+                <w:rFonts w:ascii="Open Sans" w:cs="Open Sans" w:eastAsia="Open Sans" w:hAnsi="Open Sans"/>
+                <w:b/>
+                <w:bCs/>
+                <w:color w:val="59595B"/>
+                <w:sz w:val="20"/>
+                <w:szCs w:val="20"/>
+              </w:rPr>
+              <w:t xml:space="preserve">Workhorse (balanced)</w:t>
+            </w:r>
+          </w:p>
+        </w:tc>
+        <w:tc>
+          <w:tcPr>
+            <w:tcW w:type="dxa" w:w="4752"/>
+            <w:tcBorders>
+              <w:top w:val="single" w:color="E9ECEF" w:sz="4"/>
+              <w:left w:val="single" w:color="E9ECEF" w:sz="4"/>
+              <w:bottom w:val="single" w:color="E9ECEF" w:sz="4"/>
+              <w:right w:val="single" w:color="E9ECEF" w:sz="4"/>
+            </w:tcBorders>
+            <w:shd w:fill="F8F9FA" w:val="clear"/>
+            <w:tcMar>
+              <w:top w:type="dxa" w:w="100"/>
+              <w:left w:type="dxa" w:w="140"/>
+              <w:bottom w:type="dxa" w:w="100"/>
+              <w:right w:type="dxa" w:w="140"/>
+            </w:tcMar>
+            <w:vAlign w:val="center"/>
+          </w:tcPr>
+          <w:p>
+            <w:pPr>
+              <w:jc w:val="left"/>
+            </w:pPr>
+            <w:r>
+              <w:rPr>
+                <w:rFonts w:ascii="Open Sans" w:cs="Open Sans" w:eastAsia="Open Sans" w:hAnsi="Open Sans"/>
+                <w:b w:val="false"/>
+                <w:bCs w:val="false"/>
+                <w:color w:val="59595B"/>
+                <w:sz w:val="20"/>
+                <w:szCs w:val="20"/>
+              </w:rPr>
+              <w:t xml:space="preserve">The bulk of drafting and reasoning — content, outreach personalization, mood-board concepts, summarization, scoring</w:t>
+            </w:r>
+          </w:p>
+        </w:tc>
+        <w:tc>
+          <w:tcPr>
+            <w:tcW w:type="dxa" w:w="2160"/>
+            <w:tcBorders>
+              <w:top w:val="single" w:color="E9ECEF" w:sz="4"/>
+              <w:left w:val="single" w:color="E9ECEF" w:sz="4"/>
+              <w:bottom w:val="single" w:color="E9ECEF" w:sz="4"/>
+              <w:right w:val="single" w:color="E9ECEF" w:sz="4"/>
+            </w:tcBorders>
+            <w:shd w:fill="F8F9FA" w:val="clear"/>
+            <w:tcMar>
+              <w:top w:type="dxa" w:w="100"/>
+              <w:left w:type="dxa" w:w="140"/>
+              <w:bottom w:type="dxa" w:w="100"/>
+              <w:right w:type="dxa" w:w="140"/>
+            </w:tcMar>
+            <w:vAlign w:val="center"/>
+          </w:tcPr>
+          <w:p>
+            <w:pPr>
+              <w:jc w:val="center"/>
+            </w:pPr>
+            <w:r>
+              <w:rPr>
+                <w:rFonts w:ascii="Open Sans" w:cs="Open Sans" w:eastAsia="Open Sans" w:hAnsi="Open Sans"/>
+                <w:b w:val="false"/>
+                <w:bCs w:val="false"/>
+                <w:color w:val="1EAAC8"/>
+                <w:sz w:val="20"/>
+                <w:szCs w:val="20"/>
+              </w:rPr>
+              <w:t xml:space="preserve">~30–40%</w:t>
+            </w:r>
+          </w:p>
+        </w:tc>
+      </w:tr>
+      <w:tr>
+        <w:trPr>
+          <w:cantSplit/>
+        </w:trPr>
+        <w:tc>
+          <w:tcPr>
+            <w:tcW w:type="dxa" w:w="2448"/>
+            <w:tcBorders>
+              <w:top w:val="single" w:color="E9ECEF" w:sz="4"/>
+              <w:left w:val="single" w:color="E9ECEF" w:sz="4"/>
+              <w:bottom w:val="single" w:color="E9ECEF" w:sz="4"/>
+              <w:right w:val="single" w:color="E9ECEF" w:sz="4"/>
+            </w:tcBorders>
+            <w:shd w:fill="FFFFFF" w:val="clear"/>
+            <w:tcMar>
+              <w:top w:type="dxa" w:w="100"/>
+              <w:left w:type="dxa" w:w="140"/>
+              <w:bottom w:type="dxa" w:w="100"/>
+              <w:right w:type="dxa" w:w="140"/>
+            </w:tcMar>
+            <w:vAlign w:val="center"/>
+          </w:tcPr>
+          <w:p>
+            <w:pPr>
+              <w:jc w:val="left"/>
+            </w:pPr>
+            <w:r>
+              <w:rPr>
+                <w:rFonts w:ascii="Open Sans" w:cs="Open Sans" w:eastAsia="Open Sans" w:hAnsi="Open Sans"/>
+                <w:b/>
+                <w:bCs/>
+                <w:color w:val="59595B"/>
+                <w:sz w:val="20"/>
+                <w:szCs w:val="20"/>
+              </w:rPr>
+              <w:t xml:space="preserve">Lightweight (low-cost)</w:t>
+            </w:r>
+          </w:p>
+        </w:tc>
+        <w:tc>
+          <w:tcPr>
+            <w:tcW w:type="dxa" w:w="4752"/>
+            <w:tcBorders>
+              <w:top w:val="single" w:color="E9ECEF" w:sz="4"/>
+              <w:left w:val="single" w:color="E9ECEF" w:sz="4"/>
+              <w:bottom w:val="single" w:color="E9ECEF" w:sz="4"/>
+              <w:right w:val="single" w:color="E9ECEF" w:sz="4"/>
+            </w:tcBorders>
+            <w:shd w:fill="FFFFFF" w:val="clear"/>
+            <w:tcMar>
+              <w:top w:type="dxa" w:w="100"/>
+              <w:left w:type="dxa" w:w="140"/>
+              <w:bottom w:type="dxa" w:w="100"/>
+              <w:right w:type="dxa" w:w="140"/>
+            </w:tcMar>
+            <w:vAlign w:val="center"/>
+          </w:tcPr>
+          <w:p>
+            <w:pPr>
+              <w:jc w:val="left"/>
+            </w:pPr>
+            <w:r>
+              <w:rPr>
+                <w:rFonts w:ascii="Open Sans" w:cs="Open Sans" w:eastAsia="Open Sans" w:hAnsi="Open Sans"/>
+                <w:b w:val="false"/>
+                <w:bCs w:val="false"/>
+                <w:color w:val="59595B"/>
+                <w:sz w:val="20"/>
+                <w:szCs w:val="20"/>
+              </w:rPr>
+              <w:t xml:space="preserve">High-volume mechanical work — classification, extraction, enriching and tagging thousands of builder and project records</w:t>
+            </w:r>
+          </w:p>
+        </w:tc>
+        <w:tc>
+          <w:tcPr>
+            <w:tcW w:type="dxa" w:w="2160"/>
+            <w:tcBorders>
+              <w:top w:val="single" w:color="E9ECEF" w:sz="4"/>
+              <w:left w:val="single" w:color="E9ECEF" w:sz="4"/>
+              <w:bottom w:val="single" w:color="E9ECEF" w:sz="4"/>
+              <w:right w:val="single" w:color="E9ECEF" w:sz="4"/>
+            </w:tcBorders>
+            <w:shd w:fill="FFFFFF" w:val="clear"/>
+            <w:tcMar>
+              <w:top w:type="dxa" w:w="100"/>
+              <w:left w:type="dxa" w:w="140"/>
+              <w:bottom w:type="dxa" w:w="100"/>
+              <w:right w:type="dxa" w:w="140"/>
+            </w:tcMar>
+            <w:vAlign w:val="center"/>
+          </w:tcPr>
+          <w:p>
+            <w:pPr>
+              <w:jc w:val="center"/>
+            </w:pPr>
+            <w:r>
+              <w:rPr>
+                <w:rFonts w:ascii="Open Sans" w:cs="Open Sans" w:eastAsia="Open Sans" w:hAnsi="Open Sans"/>
+                <w:b w:val="false"/>
+                <w:bCs w:val="false"/>
+                <w:color w:val="59595B"/>
+                <w:sz w:val="20"/>
+                <w:szCs w:val="20"/>
+              </w:rPr>
+              <w:t xml:space="preserve">~50–60%</w:t>
+            </w:r>
+          </w:p>
+        </w:tc>
+      </w:tr>
+    </w:tbl>
+    <w:p>
+      <w:pPr>
+        <w:spacing w:after="140" w:before="80" w:line="320"/>
+        <w:jc w:val="both"/>
+      </w:pPr>
+      <w:r>
+        <w:rPr>
+          <w:rFonts w:ascii="Open Sans" w:cs="Open Sans" w:eastAsia="Open Sans" w:hAnsi="Open Sans"/>
+          <w:b w:val="false"/>
+          <w:bCs w:val="false"/>
+          <w:i w:val="false"/>
+          <w:iCs w:val="false"/>
+          <w:color w:val="59595B"/>
+          <w:sz w:val="22"/>
+          <w:szCs w:val="22"/>
+        </w:rPr>
+        <w:t xml:space="preserve">The result: Christian Brothers pays premium-model prices only for the small slice of work that warrants them — typically a 60–80% lower run cost than routing everything to one top-tier model, with no quality loss where it counts. For example, a single city-by-product page is drafted by a low-cost model, tightened and fact-checked by a mid model, and given a final brand-and-accuracy pass by a frontier model — instead of one premium model doing all three at roughly triple the cost. This is the kind of AI engineering depth a partner brings that wiring everything to one chatbot does not.</w:t>
+      </w:r>
+    </w:p>
+    <w:p>
+      <w:pPr>
         <w:pStyle w:val="Heading1"/>
         <w:keepNext/>
-        <w:spacing w:after="120" w:before="480" w:line="240"/>
+        <w:pageBreakBefore/>
+        <w:spacing w:after="120" w:before="0" w:line="240"/>
       </w:pPr>
       <w:r>
         <w:rPr>
@@ -10558,7 +11305,7 @@
           <w:sz w:val="2"/>
           <w:szCs w:val="2"/>
         </w:rPr>
-        <w:t xml:space="preserve">10  How AI Grows Christian Brothers</w:t>
+        <w:t xml:space="preserve">10  Understanding AI — A Field Guide for CBI Leadership</w:t>
       </w:r>
     </w:p>
     <w:tbl>
@@ -10622,7 +11369,2087 @@
                 <w:sz w:val="34"/>
                 <w:szCs w:val="34"/>
               </w:rPr>
-              <w:t xml:space="preserve">10  How AI Grows Christian Brothers</w:t>
+              <w:t xml:space="preserve">10  Understanding AI — A Field Guide for CBI Leadership</w:t>
+            </w:r>
+          </w:p>
+        </w:tc>
+      </w:tr>
+    </w:tbl>
+    <w:p>
+      <w:pPr>
+        <w:spacing w:after="0" w:before="100"/>
+      </w:pPr>
+      <w:r>
+        <w:t xml:space="preserve"/>
+      </w:r>
+    </w:p>
+    <w:p>
+      <w:pPr>
+        <w:spacing w:after="140" w:before="0" w:line="320"/>
+        <w:jc w:val="both"/>
+      </w:pPr>
+      <w:r>
+        <w:rPr>
+          <w:rFonts w:ascii="Open Sans" w:cs="Open Sans" w:eastAsia="Open Sans" w:hAnsi="Open Sans"/>
+          <w:b w:val="false"/>
+          <w:bCs w:val="false"/>
+          <w:i w:val="false"/>
+          <w:iCs w:val="false"/>
+          <w:color w:val="59595B"/>
+          <w:sz w:val="22"/>
+          <w:szCs w:val="22"/>
+        </w:rPr>
+        <w:t xml:space="preserve">This section exists to make the rest of this report easy to evaluate. No jargon, no hype — just what AI is, where Christian Brothers sits today, how to adopt it without risk, and what comparable businesses are already doing. The goal is that the Castelli family and the Christian Brothers team can judge every recommendation that follows on its merits.</w:t>
+      </w:r>
+    </w:p>
+    <w:p>
+      <w:pPr>
+        <w:spacing w:after="0" w:before="140"/>
+      </w:pPr>
+      <w:r>
+        <w:t xml:space="preserve"/>
+      </w:r>
+    </w:p>
+    <w:p>
+      <w:pPr>
+        <w:pStyle w:val="Heading2"/>
+        <w:keepNext/>
+        <w:keepLines/>
+        <w:spacing w:after="120" w:before="280"/>
+      </w:pPr>
+      <w:r>
+        <w:rPr>
+          <w:rFonts w:ascii="Open Sans" w:cs="Open Sans" w:eastAsia="Open Sans" w:hAnsi="Open Sans"/>
+          <w:b/>
+          <w:bCs/>
+          <w:color w:val="006DB6"/>
+          <w:sz w:val="26"/>
+          <w:szCs w:val="26"/>
+        </w:rPr>
+        <w:t xml:space="preserve">What AI Actually Is — and Isn’t</w:t>
+      </w:r>
+    </w:p>
+    <w:p>
+      <w:pPr>
+        <w:spacing w:after="140" w:before="0" w:line="320"/>
+        <w:jc w:val="both"/>
+      </w:pPr>
+      <w:r>
+        <w:rPr>
+          <w:rFonts w:ascii="Open Sans" w:cs="Open Sans" w:eastAsia="Open Sans" w:hAnsi="Open Sans"/>
+          <w:b w:val="false"/>
+          <w:bCs w:val="false"/>
+          <w:i w:val="false"/>
+          <w:iCs w:val="false"/>
+          <w:color w:val="59595B"/>
+          <w:sz w:val="22"/>
+          <w:szCs w:val="22"/>
+        </w:rPr>
+        <w:t xml:space="preserve">As MIT Sloan puts it, a leader needs to know what AI can and cannot do — not how to build it. In practice, the only distinction that matters for planning is this:</w:t>
+      </w:r>
+    </w:p>
+    <w:p>
+      <w:pPr>
+        <w:pStyle w:val="ListParagraph"/>
+        <w:numPr>
+          <w:ilvl w:val="0"/>
+          <w:numId w:val="2"/>
+        </w:numPr>
+        <w:spacing w:after="80" w:before="40" w:line="300"/>
+      </w:pPr>
+      <w:r>
+        <w:rPr>
+          <w:rFonts w:ascii="Open Sans" w:cs="Open Sans" w:eastAsia="Open Sans" w:hAnsi="Open Sans"/>
+          <w:color w:val="59595B"/>
+          <w:sz w:val="22"/>
+          <w:szCs w:val="22"/>
+        </w:rPr>
+        <w:t xml:space="preserve">Automation (workflows): the AI follows a path you define — predictable and low-risk. For example, "draft this selection sheet from the buyer’s wish-list." This is where almost all near-term value lives.</w:t>
+      </w:r>
+    </w:p>
+    <w:p>
+      <w:pPr>
+        <w:pStyle w:val="ListParagraph"/>
+        <w:numPr>
+          <w:ilvl w:val="0"/>
+          <w:numId w:val="2"/>
+        </w:numPr>
+        <w:spacing w:after="80" w:before="40" w:line="300"/>
+      </w:pPr>
+      <w:r>
+        <w:rPr>
+          <w:rFonts w:ascii="Open Sans" w:cs="Open Sans" w:eastAsia="Open Sans" w:hAnsi="Open Sans"/>
+          <w:color w:val="59595B"/>
+          <w:sz w:val="22"/>
+          <w:szCs w:val="22"/>
+        </w:rPr>
+        <w:t xml:space="preserve">Agents: the AI decides the steps itself — more flexible, and it needs human oversight. For example, "watch San Diego permits and flag which builders are worth pursuing." This comes later, where it earns its place.</w:t>
+      </w:r>
+    </w:p>
+    <w:p>
+      <w:pPr>
+        <w:spacing w:after="140" w:before="0" w:line="320"/>
+        <w:jc w:val="both"/>
+      </w:pPr>
+      <w:r>
+        <w:rPr>
+          <w:rFonts w:ascii="Open Sans" w:cs="Open Sans" w:eastAsia="Open Sans" w:hAnsi="Open Sans"/>
+          <w:b w:val="false"/>
+          <w:bCs w:val="false"/>
+          <w:i w:val="false"/>
+          <w:iCs w:val="false"/>
+          <w:color w:val="59595B"/>
+          <w:sz w:val="22"/>
+          <w:szCs w:val="22"/>
+        </w:rPr>
+        <w:t xml:space="preserve">The operating principle (Anthropic’s guidance on building AI systems) is to use the simplest thing that works. Christian Brothers starts with simple automations that pay off in the first 90 days — the geo-fix, the review engine, the visualizer — and adds autonomous agents only where the value is proven, which is exactly how the roadmap in this report is sequenced.</w:t>
+      </w:r>
+    </w:p>
+    <w:p>
+      <w:pPr>
+        <w:spacing w:after="0" w:before="140"/>
+      </w:pPr>
+      <w:r>
+        <w:t xml:space="preserve"/>
+      </w:r>
+    </w:p>
+    <w:p>
+      <w:pPr>
+        <w:pStyle w:val="Heading2"/>
+        <w:keepNext/>
+        <w:keepLines/>
+        <w:spacing w:after="120" w:before="280"/>
+      </w:pPr>
+      <w:r>
+        <w:rPr>
+          <w:rFonts w:ascii="Open Sans" w:cs="Open Sans" w:eastAsia="Open Sans" w:hAnsi="Open Sans"/>
+          <w:b/>
+          <w:bCs/>
+          <w:color w:val="006DB6"/>
+          <w:sz w:val="26"/>
+          <w:szCs w:val="26"/>
+        </w:rPr>
+        <w:t xml:space="preserve">Where Christian Brothers Sits Today — The AI Maturity Ladder</w:t>
+      </w:r>
+    </w:p>
+    <w:p>
+      <w:pPr>
+        <w:spacing w:after="140" w:before="0" w:line="320"/>
+        <w:jc w:val="both"/>
+      </w:pPr>
+      <w:r>
+        <w:rPr>
+          <w:rFonts w:ascii="Open Sans" w:cs="Open Sans" w:eastAsia="Open Sans" w:hAnsi="Open Sans"/>
+          <w:b w:val="false"/>
+          <w:bCs w:val="false"/>
+          <w:i w:val="false"/>
+          <w:iCs w:val="false"/>
+          <w:color w:val="59595B"/>
+          <w:sz w:val="22"/>
+          <w:szCs w:val="22"/>
+        </w:rPr>
+        <w:t xml:space="preserve">Most established, well-run companies — including Christian Brothers — sit at the first or second rung of a widely-used five-stage AI maturity model (consistent with the Gartner and Google Cloud frameworks). The leaders in any field are only one or two rungs higher, and the gap closes in months, not years.</w:t>
+      </w:r>
+    </w:p>
+    <w:p>
+      <w:pPr>
+        <w:spacing w:after="0" w:before="80"/>
+      </w:pPr>
+      <w:r>
+        <w:t xml:space="preserve"/>
+      </w:r>
+    </w:p>
+    <w:tbl>
+      <w:tblPr>
+        <w:tblW w:type="dxa" w:w="9360"/>
+        <w:tblBorders>
+          <w:top w:val="single" w:color="auto" w:sz="4"/>
+          <w:left w:val="single" w:color="auto" w:sz="4"/>
+          <w:bottom w:val="single" w:color="auto" w:sz="4"/>
+          <w:right w:val="single" w:color="auto" w:sz="4"/>
+          <w:insideH w:val="single" w:color="auto" w:sz="4"/>
+          <w:insideV w:val="single" w:color="auto" w:sz="4"/>
+        </w:tblBorders>
+      </w:tblPr>
+      <w:tblGrid>
+        <w:gridCol w:w="2139"/>
+        <w:gridCol w:w="5348"/>
+        <w:gridCol w:w="1873"/>
+      </w:tblGrid>
+      <w:tr>
+        <w:trPr>
+          <w:cantSplit/>
+          <w:tblHeader/>
+        </w:trPr>
+        <w:tc>
+          <w:tcPr>
+            <w:tcW w:type="dxa" w:w="2139"/>
+            <w:tcBorders>
+              <w:top w:val="single" w:color="E9ECEF" w:sz="4"/>
+              <w:left w:val="single" w:color="E9ECEF" w:sz="4"/>
+              <w:bottom w:val="single" w:color="E9ECEF" w:sz="4"/>
+              <w:right w:val="single" w:color="E9ECEF" w:sz="4"/>
+            </w:tcBorders>
+            <w:shd w:fill="006DB6" w:val="clear"/>
+            <w:tcMar>
+              <w:top w:type="dxa" w:w="120"/>
+              <w:left w:type="dxa" w:w="140"/>
+              <w:bottom w:type="dxa" w:w="120"/>
+              <w:right w:type="dxa" w:w="140"/>
+            </w:tcMar>
+            <w:vAlign w:val="center"/>
+          </w:tcPr>
+          <w:p>
+            <w:pPr>
+              <w:jc w:val="left"/>
+            </w:pPr>
+            <w:r>
+              <w:rPr>
+                <w:rFonts w:ascii="Open Sans" w:cs="Open Sans" w:eastAsia="Open Sans" w:hAnsi="Open Sans"/>
+                <w:b/>
+                <w:bCs/>
+                <w:color w:val="FFFFFF"/>
+                <w:sz w:val="20"/>
+                <w:szCs w:val="20"/>
+              </w:rPr>
+              <w:t xml:space="preserve">Stage</w:t>
+            </w:r>
+          </w:p>
+        </w:tc>
+        <w:tc>
+          <w:tcPr>
+            <w:tcW w:type="dxa" w:w="5348"/>
+            <w:tcBorders>
+              <w:top w:val="single" w:color="E9ECEF" w:sz="4"/>
+              <w:left w:val="single" w:color="E9ECEF" w:sz="4"/>
+              <w:bottom w:val="single" w:color="E9ECEF" w:sz="4"/>
+              <w:right w:val="single" w:color="E9ECEF" w:sz="4"/>
+            </w:tcBorders>
+            <w:shd w:fill="006DB6" w:val="clear"/>
+            <w:tcMar>
+              <w:top w:type="dxa" w:w="120"/>
+              <w:left w:type="dxa" w:w="140"/>
+              <w:bottom w:type="dxa" w:w="120"/>
+              <w:right w:type="dxa" w:w="140"/>
+            </w:tcMar>
+            <w:vAlign w:val="center"/>
+          </w:tcPr>
+          <w:p>
+            <w:pPr>
+              <w:jc w:val="left"/>
+            </w:pPr>
+            <w:r>
+              <w:rPr>
+                <w:rFonts w:ascii="Open Sans" w:cs="Open Sans" w:eastAsia="Open Sans" w:hAnsi="Open Sans"/>
+                <w:b/>
+                <w:bCs/>
+                <w:color w:val="FFFFFF"/>
+                <w:sz w:val="20"/>
+                <w:szCs w:val="20"/>
+              </w:rPr>
+              <w:t xml:space="preserve">What It Looks Like</w:t>
+            </w:r>
+          </w:p>
+        </w:tc>
+        <w:tc>
+          <w:tcPr>
+            <w:tcW w:type="dxa" w:w="1873"/>
+            <w:tcBorders>
+              <w:top w:val="single" w:color="E9ECEF" w:sz="4"/>
+              <w:left w:val="single" w:color="E9ECEF" w:sz="4"/>
+              <w:bottom w:val="single" w:color="E9ECEF" w:sz="4"/>
+              <w:right w:val="single" w:color="E9ECEF" w:sz="4"/>
+            </w:tcBorders>
+            <w:shd w:fill="006DB6" w:val="clear"/>
+            <w:tcMar>
+              <w:top w:type="dxa" w:w="120"/>
+              <w:left w:type="dxa" w:w="140"/>
+              <w:bottom w:type="dxa" w:w="120"/>
+              <w:right w:type="dxa" w:w="140"/>
+            </w:tcMar>
+            <w:vAlign w:val="center"/>
+          </w:tcPr>
+          <w:p>
+            <w:pPr>
+              <w:jc w:val="center"/>
+            </w:pPr>
+            <w:r>
+              <w:rPr>
+                <w:rFonts w:ascii="Open Sans" w:cs="Open Sans" w:eastAsia="Open Sans" w:hAnsi="Open Sans"/>
+                <w:b/>
+                <w:bCs/>
+                <w:color w:val="FFFFFF"/>
+                <w:sz w:val="20"/>
+                <w:szCs w:val="20"/>
+              </w:rPr>
+              <w:t xml:space="preserve">CBI Today</w:t>
+            </w:r>
+          </w:p>
+        </w:tc>
+      </w:tr>
+      <w:tr>
+        <w:trPr>
+          <w:cantSplit/>
+        </w:trPr>
+        <w:tc>
+          <w:tcPr>
+            <w:tcW w:type="dxa" w:w="2139"/>
+            <w:tcBorders>
+              <w:top w:val="single" w:color="E9ECEF" w:sz="4"/>
+              <w:left w:val="single" w:color="E9ECEF" w:sz="4"/>
+              <w:bottom w:val="single" w:color="E9ECEF" w:sz="4"/>
+              <w:right w:val="single" w:color="E9ECEF" w:sz="4"/>
+            </w:tcBorders>
+            <w:shd w:fill="FFFFFF" w:val="clear"/>
+            <w:tcMar>
+              <w:top w:type="dxa" w:w="100"/>
+              <w:left w:type="dxa" w:w="140"/>
+              <w:bottom w:type="dxa" w:w="100"/>
+              <w:right w:type="dxa" w:w="140"/>
+            </w:tcMar>
+            <w:vAlign w:val="center"/>
+          </w:tcPr>
+          <w:p>
+            <w:pPr>
+              <w:jc w:val="left"/>
+            </w:pPr>
+            <w:r>
+              <w:rPr>
+                <w:rFonts w:ascii="Open Sans" w:cs="Open Sans" w:eastAsia="Open Sans" w:hAnsi="Open Sans"/>
+                <w:b w:val="false"/>
+                <w:bCs w:val="false"/>
+                <w:color w:val="59595B"/>
+                <w:sz w:val="20"/>
+                <w:szCs w:val="20"/>
+              </w:rPr>
+              <w:t xml:space="preserve">1. Foundational</w:t>
+            </w:r>
+          </w:p>
+        </w:tc>
+        <w:tc>
+          <w:tcPr>
+            <w:tcW w:type="dxa" w:w="5348"/>
+            <w:tcBorders>
+              <w:top w:val="single" w:color="E9ECEF" w:sz="4"/>
+              <w:left w:val="single" w:color="E9ECEF" w:sz="4"/>
+              <w:bottom w:val="single" w:color="E9ECEF" w:sz="4"/>
+              <w:right w:val="single" w:color="E9ECEF" w:sz="4"/>
+            </w:tcBorders>
+            <w:shd w:fill="FFFFFF" w:val="clear"/>
+            <w:tcMar>
+              <w:top w:type="dxa" w:w="100"/>
+              <w:left w:type="dxa" w:w="140"/>
+              <w:bottom w:type="dxa" w:w="100"/>
+              <w:right w:type="dxa" w:w="140"/>
+            </w:tcMar>
+            <w:vAlign w:val="center"/>
+          </w:tcPr>
+          <w:p>
+            <w:pPr>
+              <w:jc w:val="left"/>
+            </w:pPr>
+            <w:r>
+              <w:rPr>
+                <w:rFonts w:ascii="Open Sans" w:cs="Open Sans" w:eastAsia="Open Sans" w:hAnsi="Open Sans"/>
+                <w:b w:val="false"/>
+                <w:bCs w:val="false"/>
+                <w:color w:val="59595B"/>
+                <w:sz w:val="20"/>
+                <w:szCs w:val="20"/>
+              </w:rPr>
+              <w:t xml:space="preserve">Little or no AI; manual, people-dependent processes</w:t>
+            </w:r>
+          </w:p>
+        </w:tc>
+        <w:tc>
+          <w:tcPr>
+            <w:tcW w:type="dxa" w:w="1873"/>
+            <w:tcBorders>
+              <w:top w:val="single" w:color="E9ECEF" w:sz="4"/>
+              <w:left w:val="single" w:color="E9ECEF" w:sz="4"/>
+              <w:bottom w:val="single" w:color="E9ECEF" w:sz="4"/>
+              <w:right w:val="single" w:color="E9ECEF" w:sz="4"/>
+            </w:tcBorders>
+            <w:shd w:fill="FFFFFF" w:val="clear"/>
+            <w:tcMar>
+              <w:top w:type="dxa" w:w="100"/>
+              <w:left w:type="dxa" w:w="140"/>
+              <w:bottom w:type="dxa" w:w="100"/>
+              <w:right w:type="dxa" w:w="140"/>
+            </w:tcMar>
+            <w:vAlign w:val="center"/>
+          </w:tcPr>
+          <w:p>
+            <w:pPr>
+              <w:jc w:val="center"/>
+            </w:pPr>
+            <w:r>
+              <w:rPr>
+                <w:rFonts w:ascii="Open Sans" w:cs="Open Sans" w:eastAsia="Open Sans" w:hAnsi="Open Sans"/>
+                <w:b w:val="false"/>
+                <w:bCs w:val="false"/>
+                <w:color w:val="006DB6"/>
+                <w:sz w:val="20"/>
+                <w:szCs w:val="20"/>
+              </w:rPr>
+              <w:t xml:space="preserve"/>
+            </w:r>
+          </w:p>
+        </w:tc>
+      </w:tr>
+      <w:tr>
+        <w:trPr>
+          <w:cantSplit/>
+        </w:trPr>
+        <w:tc>
+          <w:tcPr>
+            <w:tcW w:type="dxa" w:w="2139"/>
+            <w:tcBorders>
+              <w:top w:val="single" w:color="E9ECEF" w:sz="4"/>
+              <w:left w:val="single" w:color="E9ECEF" w:sz="4"/>
+              <w:bottom w:val="single" w:color="E9ECEF" w:sz="4"/>
+              <w:right w:val="single" w:color="E9ECEF" w:sz="4"/>
+            </w:tcBorders>
+            <w:shd w:fill="F8F9FA" w:val="clear"/>
+            <w:tcMar>
+              <w:top w:type="dxa" w:w="100"/>
+              <w:left w:type="dxa" w:w="140"/>
+              <w:bottom w:type="dxa" w:w="100"/>
+              <w:right w:type="dxa" w:w="140"/>
+            </w:tcMar>
+            <w:vAlign w:val="center"/>
+          </w:tcPr>
+          <w:p>
+            <w:pPr>
+              <w:jc w:val="left"/>
+            </w:pPr>
+            <w:r>
+              <w:rPr>
+                <w:rFonts w:ascii="Open Sans" w:cs="Open Sans" w:eastAsia="Open Sans" w:hAnsi="Open Sans"/>
+                <w:b/>
+                <w:bCs/>
+                <w:color w:val="59595B"/>
+                <w:sz w:val="20"/>
+                <w:szCs w:val="20"/>
+              </w:rPr>
+              <w:t xml:space="preserve">2. Emerging</w:t>
+            </w:r>
+          </w:p>
+        </w:tc>
+        <w:tc>
+          <w:tcPr>
+            <w:tcW w:type="dxa" w:w="5348"/>
+            <w:tcBorders>
+              <w:top w:val="single" w:color="E9ECEF" w:sz="4"/>
+              <w:left w:val="single" w:color="E9ECEF" w:sz="4"/>
+              <w:bottom w:val="single" w:color="E9ECEF" w:sz="4"/>
+              <w:right w:val="single" w:color="E9ECEF" w:sz="4"/>
+            </w:tcBorders>
+            <w:shd w:fill="F8F9FA" w:val="clear"/>
+            <w:tcMar>
+              <w:top w:type="dxa" w:w="100"/>
+              <w:left w:type="dxa" w:w="140"/>
+              <w:bottom w:type="dxa" w:w="100"/>
+              <w:right w:type="dxa" w:w="140"/>
+            </w:tcMar>
+            <w:vAlign w:val="center"/>
+          </w:tcPr>
+          <w:p>
+            <w:pPr>
+              <w:jc w:val="left"/>
+            </w:pPr>
+            <w:r>
+              <w:rPr>
+                <w:rFonts w:ascii="Open Sans" w:cs="Open Sans" w:eastAsia="Open Sans" w:hAnsi="Open Sans"/>
+                <w:b/>
+                <w:bCs/>
+                <w:color w:val="59595B"/>
+                <w:sz w:val="20"/>
+                <w:szCs w:val="20"/>
+              </w:rPr>
+              <w:t xml:space="preserve">Licensed tools are in use (Studio Chateau selections, Birdeye reviews, Setmore booking) but AI is not yet woven into growth or operations</w:t>
+            </w:r>
+          </w:p>
+        </w:tc>
+        <w:tc>
+          <w:tcPr>
+            <w:tcW w:type="dxa" w:w="1873"/>
+            <w:tcBorders>
+              <w:top w:val="single" w:color="E9ECEF" w:sz="4"/>
+              <w:left w:val="single" w:color="E9ECEF" w:sz="4"/>
+              <w:bottom w:val="single" w:color="E9ECEF" w:sz="4"/>
+              <w:right w:val="single" w:color="E9ECEF" w:sz="4"/>
+            </w:tcBorders>
+            <w:shd w:fill="F8F9FA" w:val="clear"/>
+            <w:tcMar>
+              <w:top w:type="dxa" w:w="100"/>
+              <w:left w:type="dxa" w:w="140"/>
+              <w:bottom w:type="dxa" w:w="100"/>
+              <w:right w:type="dxa" w:w="140"/>
+            </w:tcMar>
+            <w:vAlign w:val="center"/>
+          </w:tcPr>
+          <w:p>
+            <w:pPr>
+              <w:jc w:val="center"/>
+            </w:pPr>
+            <w:r>
+              <w:rPr>
+                <w:rFonts w:ascii="Open Sans" w:cs="Open Sans" w:eastAsia="Open Sans" w:hAnsi="Open Sans"/>
+                <w:b/>
+                <w:bCs/>
+                <w:color w:val="F67D4B"/>
+                <w:sz w:val="20"/>
+                <w:szCs w:val="20"/>
+              </w:rPr>
+              <w:t xml:space="preserve">◀ You are here</w:t>
+            </w:r>
+          </w:p>
+        </w:tc>
+      </w:tr>
+      <w:tr>
+        <w:trPr>
+          <w:cantSplit/>
+        </w:trPr>
+        <w:tc>
+          <w:tcPr>
+            <w:tcW w:type="dxa" w:w="2139"/>
+            <w:tcBorders>
+              <w:top w:val="single" w:color="E9ECEF" w:sz="4"/>
+              <w:left w:val="single" w:color="E9ECEF" w:sz="4"/>
+              <w:bottom w:val="single" w:color="E9ECEF" w:sz="4"/>
+              <w:right w:val="single" w:color="E9ECEF" w:sz="4"/>
+            </w:tcBorders>
+            <w:shd w:fill="FFFFFF" w:val="clear"/>
+            <w:tcMar>
+              <w:top w:type="dxa" w:w="100"/>
+              <w:left w:type="dxa" w:w="140"/>
+              <w:bottom w:type="dxa" w:w="100"/>
+              <w:right w:type="dxa" w:w="140"/>
+            </w:tcMar>
+            <w:vAlign w:val="center"/>
+          </w:tcPr>
+          <w:p>
+            <w:pPr>
+              <w:jc w:val="left"/>
+            </w:pPr>
+            <w:r>
+              <w:rPr>
+                <w:rFonts w:ascii="Open Sans" w:cs="Open Sans" w:eastAsia="Open Sans" w:hAnsi="Open Sans"/>
+                <w:b w:val="false"/>
+                <w:bCs w:val="false"/>
+                <w:color w:val="59595B"/>
+                <w:sz w:val="20"/>
+                <w:szCs w:val="20"/>
+              </w:rPr>
+              <w:t xml:space="preserve">3. Operational</w:t>
+            </w:r>
+          </w:p>
+        </w:tc>
+        <w:tc>
+          <w:tcPr>
+            <w:tcW w:type="dxa" w:w="5348"/>
+            <w:tcBorders>
+              <w:top w:val="single" w:color="E9ECEF" w:sz="4"/>
+              <w:left w:val="single" w:color="E9ECEF" w:sz="4"/>
+              <w:bottom w:val="single" w:color="E9ECEF" w:sz="4"/>
+              <w:right w:val="single" w:color="E9ECEF" w:sz="4"/>
+            </w:tcBorders>
+            <w:shd w:fill="FFFFFF" w:val="clear"/>
+            <w:tcMar>
+              <w:top w:type="dxa" w:w="100"/>
+              <w:left w:type="dxa" w:w="140"/>
+              <w:bottom w:type="dxa" w:w="100"/>
+              <w:right w:type="dxa" w:w="140"/>
+            </w:tcMar>
+            <w:vAlign w:val="center"/>
+          </w:tcPr>
+          <w:p>
+            <w:pPr>
+              <w:jc w:val="left"/>
+            </w:pPr>
+            <w:r>
+              <w:rPr>
+                <w:rFonts w:ascii="Open Sans" w:cs="Open Sans" w:eastAsia="Open Sans" w:hAnsi="Open Sans"/>
+                <w:b w:val="false"/>
+                <w:bCs w:val="false"/>
+                <w:color w:val="59595B"/>
+                <w:sz w:val="20"/>
+                <w:szCs w:val="20"/>
+              </w:rPr>
+              <w:t xml:space="preserve">AI runs specific workflows day-to-day — local search, reviews, the visualizer, builder intelligence — with measured results</w:t>
+            </w:r>
+          </w:p>
+        </w:tc>
+        <w:tc>
+          <w:tcPr>
+            <w:tcW w:type="dxa" w:w="1873"/>
+            <w:tcBorders>
+              <w:top w:val="single" w:color="E9ECEF" w:sz="4"/>
+              <w:left w:val="single" w:color="E9ECEF" w:sz="4"/>
+              <w:bottom w:val="single" w:color="E9ECEF" w:sz="4"/>
+              <w:right w:val="single" w:color="E9ECEF" w:sz="4"/>
+            </w:tcBorders>
+            <w:shd w:fill="FFFFFF" w:val="clear"/>
+            <w:tcMar>
+              <w:top w:type="dxa" w:w="100"/>
+              <w:left w:type="dxa" w:w="140"/>
+              <w:bottom w:type="dxa" w:w="100"/>
+              <w:right w:type="dxa" w:w="140"/>
+            </w:tcMar>
+            <w:vAlign w:val="center"/>
+          </w:tcPr>
+          <w:p>
+            <w:pPr>
+              <w:jc w:val="center"/>
+            </w:pPr>
+            <w:r>
+              <w:rPr>
+                <w:rFonts w:ascii="Open Sans" w:cs="Open Sans" w:eastAsia="Open Sans" w:hAnsi="Open Sans"/>
+                <w:b w:val="false"/>
+                <w:bCs w:val="false"/>
+                <w:color w:val="59595B"/>
+                <w:sz w:val="20"/>
+                <w:szCs w:val="20"/>
+              </w:rPr>
+              <w:t xml:space="preserve"/>
+            </w:r>
+          </w:p>
+        </w:tc>
+      </w:tr>
+      <w:tr>
+        <w:trPr>
+          <w:cantSplit/>
+        </w:trPr>
+        <w:tc>
+          <w:tcPr>
+            <w:tcW w:type="dxa" w:w="2139"/>
+            <w:tcBorders>
+              <w:top w:val="single" w:color="E9ECEF" w:sz="4"/>
+              <w:left w:val="single" w:color="E9ECEF" w:sz="4"/>
+              <w:bottom w:val="single" w:color="E9ECEF" w:sz="4"/>
+              <w:right w:val="single" w:color="E9ECEF" w:sz="4"/>
+            </w:tcBorders>
+            <w:shd w:fill="F8F9FA" w:val="clear"/>
+            <w:tcMar>
+              <w:top w:type="dxa" w:w="100"/>
+              <w:left w:type="dxa" w:w="140"/>
+              <w:bottom w:type="dxa" w:w="100"/>
+              <w:right w:type="dxa" w:w="140"/>
+            </w:tcMar>
+            <w:vAlign w:val="center"/>
+          </w:tcPr>
+          <w:p>
+            <w:pPr>
+              <w:jc w:val="left"/>
+            </w:pPr>
+            <w:r>
+              <w:rPr>
+                <w:rFonts w:ascii="Open Sans" w:cs="Open Sans" w:eastAsia="Open Sans" w:hAnsi="Open Sans"/>
+                <w:b w:val="false"/>
+                <w:bCs w:val="false"/>
+                <w:color w:val="59595B"/>
+                <w:sz w:val="20"/>
+                <w:szCs w:val="20"/>
+              </w:rPr>
+              <w:t xml:space="preserve">4. Scaled</w:t>
+            </w:r>
+          </w:p>
+        </w:tc>
+        <w:tc>
+          <w:tcPr>
+            <w:tcW w:type="dxa" w:w="5348"/>
+            <w:tcBorders>
+              <w:top w:val="single" w:color="E9ECEF" w:sz="4"/>
+              <w:left w:val="single" w:color="E9ECEF" w:sz="4"/>
+              <w:bottom w:val="single" w:color="E9ECEF" w:sz="4"/>
+              <w:right w:val="single" w:color="E9ECEF" w:sz="4"/>
+            </w:tcBorders>
+            <w:shd w:fill="F8F9FA" w:val="clear"/>
+            <w:tcMar>
+              <w:top w:type="dxa" w:w="100"/>
+              <w:left w:type="dxa" w:w="140"/>
+              <w:bottom w:type="dxa" w:w="100"/>
+              <w:right w:type="dxa" w:w="140"/>
+            </w:tcMar>
+            <w:vAlign w:val="center"/>
+          </w:tcPr>
+          <w:p>
+            <w:pPr>
+              <w:jc w:val="left"/>
+            </w:pPr>
+            <w:r>
+              <w:rPr>
+                <w:rFonts w:ascii="Open Sans" w:cs="Open Sans" w:eastAsia="Open Sans" w:hAnsi="Open Sans"/>
+                <w:b w:val="false"/>
+                <w:bCs w:val="false"/>
+                <w:color w:val="59595B"/>
+                <w:sz w:val="20"/>
+                <w:szCs w:val="20"/>
+              </w:rPr>
+              <w:t xml:space="preserve">AI is embedded across both channels with governance and dashboards</w:t>
+            </w:r>
+          </w:p>
+        </w:tc>
+        <w:tc>
+          <w:tcPr>
+            <w:tcW w:type="dxa" w:w="1873"/>
+            <w:tcBorders>
+              <w:top w:val="single" w:color="E9ECEF" w:sz="4"/>
+              <w:left w:val="single" w:color="E9ECEF" w:sz="4"/>
+              <w:bottom w:val="single" w:color="E9ECEF" w:sz="4"/>
+              <w:right w:val="single" w:color="E9ECEF" w:sz="4"/>
+            </w:tcBorders>
+            <w:shd w:fill="F8F9FA" w:val="clear"/>
+            <w:tcMar>
+              <w:top w:type="dxa" w:w="100"/>
+              <w:left w:type="dxa" w:w="140"/>
+              <w:bottom w:type="dxa" w:w="100"/>
+              <w:right w:type="dxa" w:w="140"/>
+            </w:tcMar>
+            <w:vAlign w:val="center"/>
+          </w:tcPr>
+          <w:p>
+            <w:pPr>
+              <w:jc w:val="center"/>
+            </w:pPr>
+            <w:r>
+              <w:rPr>
+                <w:rFonts w:ascii="Open Sans" w:cs="Open Sans" w:eastAsia="Open Sans" w:hAnsi="Open Sans"/>
+                <w:b w:val="false"/>
+                <w:bCs w:val="false"/>
+                <w:color w:val="59595B"/>
+                <w:sz w:val="20"/>
+                <w:szCs w:val="20"/>
+              </w:rPr>
+              <w:t xml:space="preserve"/>
+            </w:r>
+          </w:p>
+        </w:tc>
+      </w:tr>
+      <w:tr>
+        <w:trPr>
+          <w:cantSplit/>
+        </w:trPr>
+        <w:tc>
+          <w:tcPr>
+            <w:tcW w:type="dxa" w:w="2139"/>
+            <w:tcBorders>
+              <w:top w:val="single" w:color="E9ECEF" w:sz="4"/>
+              <w:left w:val="single" w:color="E9ECEF" w:sz="4"/>
+              <w:bottom w:val="single" w:color="E9ECEF" w:sz="4"/>
+              <w:right w:val="single" w:color="E9ECEF" w:sz="4"/>
+            </w:tcBorders>
+            <w:shd w:fill="FFFFFF" w:val="clear"/>
+            <w:tcMar>
+              <w:top w:type="dxa" w:w="100"/>
+              <w:left w:type="dxa" w:w="140"/>
+              <w:bottom w:type="dxa" w:w="100"/>
+              <w:right w:type="dxa" w:w="140"/>
+            </w:tcMar>
+            <w:vAlign w:val="center"/>
+          </w:tcPr>
+          <w:p>
+            <w:pPr>
+              <w:jc w:val="left"/>
+            </w:pPr>
+            <w:r>
+              <w:rPr>
+                <w:rFonts w:ascii="Open Sans" w:cs="Open Sans" w:eastAsia="Open Sans" w:hAnsi="Open Sans"/>
+                <w:b w:val="false"/>
+                <w:bCs w:val="false"/>
+                <w:color w:val="59595B"/>
+                <w:sz w:val="20"/>
+                <w:szCs w:val="20"/>
+              </w:rPr>
+              <w:t xml:space="preserve">5. Transformational</w:t>
+            </w:r>
+          </w:p>
+        </w:tc>
+        <w:tc>
+          <w:tcPr>
+            <w:tcW w:type="dxa" w:w="5348"/>
+            <w:tcBorders>
+              <w:top w:val="single" w:color="E9ECEF" w:sz="4"/>
+              <w:left w:val="single" w:color="E9ECEF" w:sz="4"/>
+              <w:bottom w:val="single" w:color="E9ECEF" w:sz="4"/>
+              <w:right w:val="single" w:color="E9ECEF" w:sz="4"/>
+            </w:tcBorders>
+            <w:shd w:fill="FFFFFF" w:val="clear"/>
+            <w:tcMar>
+              <w:top w:type="dxa" w:w="100"/>
+              <w:left w:type="dxa" w:w="140"/>
+              <w:bottom w:type="dxa" w:w="100"/>
+              <w:right w:type="dxa" w:w="140"/>
+            </w:tcMar>
+            <w:vAlign w:val="center"/>
+          </w:tcPr>
+          <w:p>
+            <w:pPr>
+              <w:jc w:val="left"/>
+            </w:pPr>
+            <w:r>
+              <w:rPr>
+                <w:rFonts w:ascii="Open Sans" w:cs="Open Sans" w:eastAsia="Open Sans" w:hAnsi="Open Sans"/>
+                <w:b w:val="false"/>
+                <w:bCs w:val="false"/>
+                <w:color w:val="59595B"/>
+                <w:sz w:val="20"/>
+                <w:szCs w:val="20"/>
+              </w:rPr>
+              <w:t xml:space="preserve">AI is the default way the business runs and competes</w:t>
+            </w:r>
+          </w:p>
+        </w:tc>
+        <w:tc>
+          <w:tcPr>
+            <w:tcW w:type="dxa" w:w="1873"/>
+            <w:tcBorders>
+              <w:top w:val="single" w:color="E9ECEF" w:sz="4"/>
+              <w:left w:val="single" w:color="E9ECEF" w:sz="4"/>
+              <w:bottom w:val="single" w:color="E9ECEF" w:sz="4"/>
+              <w:right w:val="single" w:color="E9ECEF" w:sz="4"/>
+            </w:tcBorders>
+            <w:shd w:fill="FFFFFF" w:val="clear"/>
+            <w:tcMar>
+              <w:top w:type="dxa" w:w="100"/>
+              <w:left w:type="dxa" w:w="140"/>
+              <w:bottom w:type="dxa" w:w="100"/>
+              <w:right w:type="dxa" w:w="140"/>
+            </w:tcMar>
+            <w:vAlign w:val="center"/>
+          </w:tcPr>
+          <w:p>
+            <w:pPr>
+              <w:jc w:val="center"/>
+            </w:pPr>
+            <w:r>
+              <w:rPr>
+                <w:rFonts w:ascii="Open Sans" w:cs="Open Sans" w:eastAsia="Open Sans" w:hAnsi="Open Sans"/>
+                <w:b w:val="false"/>
+                <w:bCs w:val="false"/>
+                <w:color w:val="59595B"/>
+                <w:sz w:val="20"/>
+                <w:szCs w:val="20"/>
+              </w:rPr>
+              <w:t xml:space="preserve"/>
+            </w:r>
+          </w:p>
+        </w:tc>
+      </w:tr>
+    </w:tbl>
+    <w:p>
+      <w:pPr>
+        <w:spacing w:after="140" w:before="80" w:line="320"/>
+        <w:jc w:val="both"/>
+      </w:pPr>
+      <w:r>
+        <w:rPr>
+          <w:rFonts w:ascii="Open Sans" w:cs="Open Sans" w:eastAsia="Open Sans" w:hAnsi="Open Sans"/>
+          <w:b w:val="false"/>
+          <w:bCs w:val="false"/>
+          <w:i w:val="false"/>
+          <w:iCs w:val="false"/>
+          <w:color w:val="59595B"/>
+          <w:sz w:val="22"/>
+          <w:szCs w:val="22"/>
+        </w:rPr>
+        <w:t xml:space="preserve">Christian Brothers already uses capable licensed tools, which puts it at the Emerging stage. This report is the plan to reach Operational — AI working in the growth engine and inside the design workflow — within twelve months.</w:t>
+      </w:r>
+    </w:p>
+    <w:p>
+      <w:pPr>
+        <w:spacing w:after="0" w:before="140"/>
+      </w:pPr>
+      <w:r>
+        <w:t xml:space="preserve"/>
+      </w:r>
+    </w:p>
+    <w:p>
+      <w:pPr>
+        <w:pStyle w:val="Heading2"/>
+        <w:keepNext/>
+        <w:keepLines/>
+        <w:spacing w:after="120" w:before="280"/>
+      </w:pPr>
+      <w:r>
+        <w:rPr>
+          <w:rFonts w:ascii="Open Sans" w:cs="Open Sans" w:eastAsia="Open Sans" w:hAnsi="Open Sans"/>
+          <w:b/>
+          <w:bCs/>
+          <w:color w:val="006DB6"/>
+          <w:sz w:val="26"/>
+          <w:szCs w:val="26"/>
+        </w:rPr>
+        <w:t xml:space="preserve">Adopting AI Responsibly — Three Risks Every Leader Manages</w:t>
+      </w:r>
+    </w:p>
+    <w:p>
+      <w:pPr>
+        <w:spacing w:after="140" w:before="0" w:line="320"/>
+        <w:jc w:val="both"/>
+      </w:pPr>
+      <w:r>
+        <w:rPr>
+          <w:rFonts w:ascii="Open Sans" w:cs="Open Sans" w:eastAsia="Open Sans" w:hAnsi="Open Sans"/>
+          <w:b w:val="false"/>
+          <w:bCs w:val="false"/>
+          <w:i w:val="false"/>
+          <w:iCs w:val="false"/>
+          <w:color w:val="59595B"/>
+          <w:sz w:val="22"/>
+          <w:szCs w:val="22"/>
+        </w:rPr>
+        <w:t xml:space="preserve">The U.S. government’s NIST AI Risk Management Framework gives leaders a simple mental model — Govern, Map, Measure, Manage. For a customer-facing business like Christian Brothers, three risks matter most, and each has a concrete control:</w:t>
+      </w:r>
+    </w:p>
+    <w:p>
+      <w:pPr>
+        <w:spacing w:after="0" w:before="80"/>
+      </w:pPr>
+      <w:r>
+        <w:t xml:space="preserve"/>
+      </w:r>
+    </w:p>
+    <w:tbl>
+      <w:tblPr>
+        <w:tblW w:type="dxa" w:w="9360"/>
+        <w:tblBorders>
+          <w:top w:val="single" w:color="auto" w:sz="4"/>
+          <w:left w:val="single" w:color="auto" w:sz="4"/>
+          <w:bottom w:val="single" w:color="auto" w:sz="4"/>
+          <w:right w:val="single" w:color="auto" w:sz="4"/>
+          <w:insideH w:val="single" w:color="auto" w:sz="4"/>
+          <w:insideV w:val="single" w:color="auto" w:sz="4"/>
+        </w:tblBorders>
+      </w:tblPr>
+      <w:tblGrid>
+        <w:gridCol w:w="1959"/>
+        <w:gridCol w:w="3700"/>
+        <w:gridCol w:w="3701"/>
+      </w:tblGrid>
+      <w:tr>
+        <w:trPr>
+          <w:cantSplit/>
+          <w:tblHeader/>
+        </w:trPr>
+        <w:tc>
+          <w:tcPr>
+            <w:tcW w:type="dxa" w:w="1959"/>
+            <w:tcBorders>
+              <w:top w:val="single" w:color="E9ECEF" w:sz="4"/>
+              <w:left w:val="single" w:color="E9ECEF" w:sz="4"/>
+              <w:bottom w:val="single" w:color="E9ECEF" w:sz="4"/>
+              <w:right w:val="single" w:color="E9ECEF" w:sz="4"/>
+            </w:tcBorders>
+            <w:shd w:fill="1A1A2E" w:val="clear"/>
+            <w:tcMar>
+              <w:top w:type="dxa" w:w="120"/>
+              <w:left w:type="dxa" w:w="140"/>
+              <w:bottom w:type="dxa" w:w="120"/>
+              <w:right w:type="dxa" w:w="140"/>
+            </w:tcMar>
+            <w:vAlign w:val="center"/>
+          </w:tcPr>
+          <w:p>
+            <w:pPr>
+              <w:jc w:val="left"/>
+            </w:pPr>
+            <w:r>
+              <w:rPr>
+                <w:rFonts w:ascii="Open Sans" w:cs="Open Sans" w:eastAsia="Open Sans" w:hAnsi="Open Sans"/>
+                <w:b/>
+                <w:bCs/>
+                <w:color w:val="FFFFFF"/>
+                <w:sz w:val="20"/>
+                <w:szCs w:val="20"/>
+              </w:rPr>
+              <w:t xml:space="preserve">Risk</w:t>
+            </w:r>
+          </w:p>
+        </w:tc>
+        <w:tc>
+          <w:tcPr>
+            <w:tcW w:type="dxa" w:w="3700"/>
+            <w:tcBorders>
+              <w:top w:val="single" w:color="E9ECEF" w:sz="4"/>
+              <w:left w:val="single" w:color="E9ECEF" w:sz="4"/>
+              <w:bottom w:val="single" w:color="E9ECEF" w:sz="4"/>
+              <w:right w:val="single" w:color="E9ECEF" w:sz="4"/>
+            </w:tcBorders>
+            <w:shd w:fill="1A1A2E" w:val="clear"/>
+            <w:tcMar>
+              <w:top w:type="dxa" w:w="120"/>
+              <w:left w:type="dxa" w:w="140"/>
+              <w:bottom w:type="dxa" w:w="120"/>
+              <w:right w:type="dxa" w:w="140"/>
+            </w:tcMar>
+            <w:vAlign w:val="center"/>
+          </w:tcPr>
+          <w:p>
+            <w:pPr>
+              <w:jc w:val="left"/>
+            </w:pPr>
+            <w:r>
+              <w:rPr>
+                <w:rFonts w:ascii="Open Sans" w:cs="Open Sans" w:eastAsia="Open Sans" w:hAnsi="Open Sans"/>
+                <w:b/>
+                <w:bCs/>
+                <w:color w:val="FFFFFF"/>
+                <w:sz w:val="20"/>
+                <w:szCs w:val="20"/>
+              </w:rPr>
+              <w:t xml:space="preserve">What It Means</w:t>
+            </w:r>
+          </w:p>
+        </w:tc>
+        <w:tc>
+          <w:tcPr>
+            <w:tcW w:type="dxa" w:w="3701"/>
+            <w:tcBorders>
+              <w:top w:val="single" w:color="E9ECEF" w:sz="4"/>
+              <w:left w:val="single" w:color="E9ECEF" w:sz="4"/>
+              <w:bottom w:val="single" w:color="E9ECEF" w:sz="4"/>
+              <w:right w:val="single" w:color="E9ECEF" w:sz="4"/>
+            </w:tcBorders>
+            <w:shd w:fill="1A1A2E" w:val="clear"/>
+            <w:tcMar>
+              <w:top w:type="dxa" w:w="120"/>
+              <w:left w:type="dxa" w:w="140"/>
+              <w:bottom w:type="dxa" w:w="120"/>
+              <w:right w:type="dxa" w:w="140"/>
+            </w:tcMar>
+            <w:vAlign w:val="center"/>
+          </w:tcPr>
+          <w:p>
+            <w:pPr>
+              <w:jc w:val="left"/>
+            </w:pPr>
+            <w:r>
+              <w:rPr>
+                <w:rFonts w:ascii="Open Sans" w:cs="Open Sans" w:eastAsia="Open Sans" w:hAnsi="Open Sans"/>
+                <w:b/>
+                <w:bCs/>
+                <w:color w:val="FFFFFF"/>
+                <w:sz w:val="20"/>
+                <w:szCs w:val="20"/>
+              </w:rPr>
+              <w:t xml:space="preserve">How Technijian Controls It</w:t>
+            </w:r>
+          </w:p>
+        </w:tc>
+      </w:tr>
+      <w:tr>
+        <w:trPr>
+          <w:cantSplit/>
+        </w:trPr>
+        <w:tc>
+          <w:tcPr>
+            <w:tcW w:type="dxa" w:w="1959"/>
+            <w:tcBorders>
+              <w:top w:val="single" w:color="E9ECEF" w:sz="4"/>
+              <w:left w:val="single" w:color="E9ECEF" w:sz="4"/>
+              <w:bottom w:val="single" w:color="E9ECEF" w:sz="4"/>
+              <w:right w:val="single" w:color="E9ECEF" w:sz="4"/>
+            </w:tcBorders>
+            <w:shd w:fill="FFFFFF" w:val="clear"/>
+            <w:tcMar>
+              <w:top w:type="dxa" w:w="100"/>
+              <w:left w:type="dxa" w:w="140"/>
+              <w:bottom w:type="dxa" w:w="100"/>
+              <w:right w:type="dxa" w:w="140"/>
+            </w:tcMar>
+            <w:vAlign w:val="center"/>
+          </w:tcPr>
+          <w:p>
+            <w:pPr>
+              <w:jc w:val="left"/>
+            </w:pPr>
+            <w:r>
+              <w:rPr>
+                <w:rFonts w:ascii="Open Sans" w:cs="Open Sans" w:eastAsia="Open Sans" w:hAnsi="Open Sans"/>
+                <w:b w:val="false"/>
+                <w:bCs w:val="false"/>
+                <w:color w:val="59595B"/>
+                <w:sz w:val="20"/>
+                <w:szCs w:val="20"/>
+              </w:rPr>
+              <w:t xml:space="preserve">Hallucination</w:t>
+            </w:r>
+          </w:p>
+        </w:tc>
+        <w:tc>
+          <w:tcPr>
+            <w:tcW w:type="dxa" w:w="3700"/>
+            <w:tcBorders>
+              <w:top w:val="single" w:color="E9ECEF" w:sz="4"/>
+              <w:left w:val="single" w:color="E9ECEF" w:sz="4"/>
+              <w:bottom w:val="single" w:color="E9ECEF" w:sz="4"/>
+              <w:right w:val="single" w:color="E9ECEF" w:sz="4"/>
+            </w:tcBorders>
+            <w:shd w:fill="FFFFFF" w:val="clear"/>
+            <w:tcMar>
+              <w:top w:type="dxa" w:w="100"/>
+              <w:left w:type="dxa" w:w="140"/>
+              <w:bottom w:type="dxa" w:w="100"/>
+              <w:right w:type="dxa" w:w="140"/>
+            </w:tcMar>
+            <w:vAlign w:val="center"/>
+          </w:tcPr>
+          <w:p>
+            <w:pPr>
+              <w:jc w:val="left"/>
+            </w:pPr>
+            <w:r>
+              <w:rPr>
+                <w:rFonts w:ascii="Open Sans" w:cs="Open Sans" w:eastAsia="Open Sans" w:hAnsi="Open Sans"/>
+                <w:b w:val="false"/>
+                <w:bCs w:val="false"/>
+                <w:color w:val="59595B"/>
+                <w:sz w:val="20"/>
+                <w:szCs w:val="20"/>
+              </w:rPr>
+              <w:t xml:space="preserve">AI can state a confident, wrong answer</w:t>
+            </w:r>
+          </w:p>
+        </w:tc>
+        <w:tc>
+          <w:tcPr>
+            <w:tcW w:type="dxa" w:w="3701"/>
+            <w:tcBorders>
+              <w:top w:val="single" w:color="E9ECEF" w:sz="4"/>
+              <w:left w:val="single" w:color="E9ECEF" w:sz="4"/>
+              <w:bottom w:val="single" w:color="E9ECEF" w:sz="4"/>
+              <w:right w:val="single" w:color="E9ECEF" w:sz="4"/>
+            </w:tcBorders>
+            <w:shd w:fill="FFFFFF" w:val="clear"/>
+            <w:tcMar>
+              <w:top w:type="dxa" w:w="100"/>
+              <w:left w:type="dxa" w:w="140"/>
+              <w:bottom w:type="dxa" w:w="100"/>
+              <w:right w:type="dxa" w:w="140"/>
+            </w:tcMar>
+            <w:vAlign w:val="center"/>
+          </w:tcPr>
+          <w:p>
+            <w:pPr>
+              <w:jc w:val="left"/>
+            </w:pPr>
+            <w:r>
+              <w:rPr>
+                <w:rFonts w:ascii="Open Sans" w:cs="Open Sans" w:eastAsia="Open Sans" w:hAnsi="Open Sans"/>
+                <w:b w:val="false"/>
+                <w:bCs w:val="false"/>
+                <w:color w:val="59595B"/>
+                <w:sz w:val="20"/>
+                <w:szCs w:val="20"/>
+              </w:rPr>
+              <w:t xml:space="preserve">Human-in-the-loop review on anything client-facing — a designer or owner approves AI-drafted content, quotes, and selections before they go out</w:t>
+            </w:r>
+          </w:p>
+        </w:tc>
+      </w:tr>
+      <w:tr>
+        <w:trPr>
+          <w:cantSplit/>
+        </w:trPr>
+        <w:tc>
+          <w:tcPr>
+            <w:tcW w:type="dxa" w:w="1959"/>
+            <w:tcBorders>
+              <w:top w:val="single" w:color="E9ECEF" w:sz="4"/>
+              <w:left w:val="single" w:color="E9ECEF" w:sz="4"/>
+              <w:bottom w:val="single" w:color="E9ECEF" w:sz="4"/>
+              <w:right w:val="single" w:color="E9ECEF" w:sz="4"/>
+            </w:tcBorders>
+            <w:shd w:fill="F8F9FA" w:val="clear"/>
+            <w:tcMar>
+              <w:top w:type="dxa" w:w="100"/>
+              <w:left w:type="dxa" w:w="140"/>
+              <w:bottom w:type="dxa" w:w="100"/>
+              <w:right w:type="dxa" w:w="140"/>
+            </w:tcMar>
+            <w:vAlign w:val="center"/>
+          </w:tcPr>
+          <w:p>
+            <w:pPr>
+              <w:jc w:val="left"/>
+            </w:pPr>
+            <w:r>
+              <w:rPr>
+                <w:rFonts w:ascii="Open Sans" w:cs="Open Sans" w:eastAsia="Open Sans" w:hAnsi="Open Sans"/>
+                <w:b w:val="false"/>
+                <w:bCs w:val="false"/>
+                <w:color w:val="59595B"/>
+                <w:sz w:val="20"/>
+                <w:szCs w:val="20"/>
+              </w:rPr>
+              <w:t xml:space="preserve">Data leakage</w:t>
+            </w:r>
+          </w:p>
+        </w:tc>
+        <w:tc>
+          <w:tcPr>
+            <w:tcW w:type="dxa" w:w="3700"/>
+            <w:tcBorders>
+              <w:top w:val="single" w:color="E9ECEF" w:sz="4"/>
+              <w:left w:val="single" w:color="E9ECEF" w:sz="4"/>
+              <w:bottom w:val="single" w:color="E9ECEF" w:sz="4"/>
+              <w:right w:val="single" w:color="E9ECEF" w:sz="4"/>
+            </w:tcBorders>
+            <w:shd w:fill="F8F9FA" w:val="clear"/>
+            <w:tcMar>
+              <w:top w:type="dxa" w:w="100"/>
+              <w:left w:type="dxa" w:w="140"/>
+              <w:bottom w:type="dxa" w:w="100"/>
+              <w:right w:type="dxa" w:w="140"/>
+            </w:tcMar>
+            <w:vAlign w:val="center"/>
+          </w:tcPr>
+          <w:p>
+            <w:pPr>
+              <w:jc w:val="left"/>
+            </w:pPr>
+            <w:r>
+              <w:rPr>
+                <w:rFonts w:ascii="Open Sans" w:cs="Open Sans" w:eastAsia="Open Sans" w:hAnsi="Open Sans"/>
+                <w:b w:val="false"/>
+                <w:bCs w:val="false"/>
+                <w:color w:val="59595B"/>
+                <w:sz w:val="20"/>
+                <w:szCs w:val="20"/>
+              </w:rPr>
+              <w:t xml:space="preserve">Sensitive data pasted into public tools can escape</w:t>
+            </w:r>
+          </w:p>
+        </w:tc>
+        <w:tc>
+          <w:tcPr>
+            <w:tcW w:type="dxa" w:w="3701"/>
+            <w:tcBorders>
+              <w:top w:val="single" w:color="E9ECEF" w:sz="4"/>
+              <w:left w:val="single" w:color="E9ECEF" w:sz="4"/>
+              <w:bottom w:val="single" w:color="E9ECEF" w:sz="4"/>
+              <w:right w:val="single" w:color="E9ECEF" w:sz="4"/>
+            </w:tcBorders>
+            <w:shd w:fill="F8F9FA" w:val="clear"/>
+            <w:tcMar>
+              <w:top w:type="dxa" w:w="100"/>
+              <w:left w:type="dxa" w:w="140"/>
+              <w:bottom w:type="dxa" w:w="100"/>
+              <w:right w:type="dxa" w:w="140"/>
+            </w:tcMar>
+            <w:vAlign w:val="center"/>
+          </w:tcPr>
+          <w:p>
+            <w:pPr>
+              <w:jc w:val="left"/>
+            </w:pPr>
+            <w:r>
+              <w:rPr>
+                <w:rFonts w:ascii="Open Sans" w:cs="Open Sans" w:eastAsia="Open Sans" w:hAnsi="Open Sans"/>
+                <w:b w:val="false"/>
+                <w:bCs w:val="false"/>
+                <w:color w:val="59595B"/>
+                <w:sz w:val="20"/>
+                <w:szCs w:val="20"/>
+              </w:rPr>
+              <w:t xml:space="preserve">Private, governed AI deployments — customer, project, and builder data never touch a public model; this is the same security foundation Technijian already runs for CBI</w:t>
+            </w:r>
+          </w:p>
+        </w:tc>
+      </w:tr>
+      <w:tr>
+        <w:trPr>
+          <w:cantSplit/>
+        </w:trPr>
+        <w:tc>
+          <w:tcPr>
+            <w:tcW w:type="dxa" w:w="1959"/>
+            <w:tcBorders>
+              <w:top w:val="single" w:color="E9ECEF" w:sz="4"/>
+              <w:left w:val="single" w:color="E9ECEF" w:sz="4"/>
+              <w:bottom w:val="single" w:color="E9ECEF" w:sz="4"/>
+              <w:right w:val="single" w:color="E9ECEF" w:sz="4"/>
+            </w:tcBorders>
+            <w:shd w:fill="FFFFFF" w:val="clear"/>
+            <w:tcMar>
+              <w:top w:type="dxa" w:w="100"/>
+              <w:left w:type="dxa" w:w="140"/>
+              <w:bottom w:type="dxa" w:w="100"/>
+              <w:right w:type="dxa" w:w="140"/>
+            </w:tcMar>
+            <w:vAlign w:val="center"/>
+          </w:tcPr>
+          <w:p>
+            <w:pPr>
+              <w:jc w:val="left"/>
+            </w:pPr>
+            <w:r>
+              <w:rPr>
+                <w:rFonts w:ascii="Open Sans" w:cs="Open Sans" w:eastAsia="Open Sans" w:hAnsi="Open Sans"/>
+                <w:b w:val="false"/>
+                <w:bCs w:val="false"/>
+                <w:color w:val="59595B"/>
+                <w:sz w:val="20"/>
+                <w:szCs w:val="20"/>
+              </w:rPr>
+              <w:t xml:space="preserve">Compliance &amp; accountability</w:t>
+            </w:r>
+          </w:p>
+        </w:tc>
+        <w:tc>
+          <w:tcPr>
+            <w:tcW w:type="dxa" w:w="3700"/>
+            <w:tcBorders>
+              <w:top w:val="single" w:color="E9ECEF" w:sz="4"/>
+              <w:left w:val="single" w:color="E9ECEF" w:sz="4"/>
+              <w:bottom w:val="single" w:color="E9ECEF" w:sz="4"/>
+              <w:right w:val="single" w:color="E9ECEF" w:sz="4"/>
+            </w:tcBorders>
+            <w:shd w:fill="FFFFFF" w:val="clear"/>
+            <w:tcMar>
+              <w:top w:type="dxa" w:w="100"/>
+              <w:left w:type="dxa" w:w="140"/>
+              <w:bottom w:type="dxa" w:w="100"/>
+              <w:right w:type="dxa" w:w="140"/>
+            </w:tcMar>
+            <w:vAlign w:val="center"/>
+          </w:tcPr>
+          <w:p>
+            <w:pPr>
+              <w:jc w:val="left"/>
+            </w:pPr>
+            <w:r>
+              <w:rPr>
+                <w:rFonts w:ascii="Open Sans" w:cs="Open Sans" w:eastAsia="Open Sans" w:hAnsi="Open Sans"/>
+                <w:b w:val="false"/>
+                <w:bCs w:val="false"/>
+                <w:color w:val="59595B"/>
+                <w:sz w:val="20"/>
+                <w:szCs w:val="20"/>
+              </w:rPr>
+              <w:t xml:space="preserve">Untracked AI tools create audit gaps</w:t>
+            </w:r>
+          </w:p>
+        </w:tc>
+        <w:tc>
+          <w:tcPr>
+            <w:tcW w:type="dxa" w:w="3701"/>
+            <w:tcBorders>
+              <w:top w:val="single" w:color="E9ECEF" w:sz="4"/>
+              <w:left w:val="single" w:color="E9ECEF" w:sz="4"/>
+              <w:bottom w:val="single" w:color="E9ECEF" w:sz="4"/>
+              <w:right w:val="single" w:color="E9ECEF" w:sz="4"/>
+            </w:tcBorders>
+            <w:shd w:fill="FFFFFF" w:val="clear"/>
+            <w:tcMar>
+              <w:top w:type="dxa" w:w="100"/>
+              <w:left w:type="dxa" w:w="140"/>
+              <w:bottom w:type="dxa" w:w="100"/>
+              <w:right w:type="dxa" w:w="140"/>
+            </w:tcMar>
+            <w:vAlign w:val="center"/>
+          </w:tcPr>
+          <w:p>
+            <w:pPr>
+              <w:jc w:val="left"/>
+            </w:pPr>
+            <w:r>
+              <w:rPr>
+                <w:rFonts w:ascii="Open Sans" w:cs="Open Sans" w:eastAsia="Open Sans" w:hAnsi="Open Sans"/>
+                <w:b w:val="false"/>
+                <w:bCs w:val="false"/>
+                <w:color w:val="59595B"/>
+                <w:sz w:val="20"/>
+                <w:szCs w:val="20"/>
+              </w:rPr>
+              <w:t xml:space="preserve">Every AI tool inventoried with owner, vendor, and data source, led by a CISSP-certified team — the same discipline already applied to your IT</w:t>
+            </w:r>
+          </w:p>
+        </w:tc>
+      </w:tr>
+    </w:tbl>
+    <w:p>
+      <w:pPr>
+        <w:spacing w:after="0" w:before="140"/>
+      </w:pPr>
+      <w:r>
+        <w:t xml:space="preserve"/>
+      </w:r>
+    </w:p>
+    <w:p>
+      <w:pPr>
+        <w:pStyle w:val="Heading2"/>
+        <w:keepNext/>
+        <w:keepLines/>
+        <w:spacing w:after="120" w:before="280"/>
+      </w:pPr>
+      <w:r>
+        <w:rPr>
+          <w:rFonts w:ascii="Open Sans" w:cs="Open Sans" w:eastAsia="Open Sans" w:hAnsi="Open Sans"/>
+          <w:b/>
+          <w:bCs/>
+          <w:color w:val="006DB6"/>
+          <w:sz w:val="26"/>
+          <w:szCs w:val="26"/>
+        </w:rPr>
+        <w:t xml:space="preserve">What Comparable Businesses Are Already Doing</w:t>
+      </w:r>
+    </w:p>
+    <w:p>
+      <w:pPr>
+        <w:pStyle w:val="ListParagraph"/>
+        <w:numPr>
+          <w:ilvl w:val="0"/>
+          <w:numId w:val="2"/>
+        </w:numPr>
+        <w:spacing w:after="80" w:before="40" w:line="300"/>
+      </w:pPr>
+      <w:r>
+        <w:rPr>
+          <w:rFonts w:ascii="Open Sans" w:cs="Open Sans" w:eastAsia="Open Sans" w:hAnsi="Open Sans"/>
+          <w:color w:val="59595B"/>
+          <w:sz w:val="22"/>
+          <w:szCs w:val="22"/>
+        </w:rPr>
+        <w:t xml:space="preserve">Local home-services firms: flooring and remodel retailers are adding room visualizers and review-generation engines to win the homeowner who decides online before ever calling — capturing leads competitors never see.</w:t>
+      </w:r>
+    </w:p>
+    <w:p>
+      <w:pPr>
+        <w:pStyle w:val="ListParagraph"/>
+        <w:numPr>
+          <w:ilvl w:val="0"/>
+          <w:numId w:val="2"/>
+        </w:numPr>
+        <w:spacing w:after="80" w:before="40" w:line="300"/>
+      </w:pPr>
+      <w:r>
+        <w:rPr>
+          <w:rFonts w:ascii="Open Sans" w:cs="Open Sans" w:eastAsia="Open Sans" w:hAnsi="Open Sans"/>
+          <w:color w:val="59595B"/>
+          <w:sz w:val="22"/>
+          <w:szCs w:val="22"/>
+        </w:rPr>
+        <w:t xml:space="preserve">Multi-location retailers: showroom businesses are using local search and answer-engine optimization to become the cited answer when a buyer asks AI tools "best flooring store near me?" — turning organic search into booked consults.</w:t>
+      </w:r>
+    </w:p>
+    <w:p>
+      <w:pPr>
+        <w:pStyle w:val="ListParagraph"/>
+        <w:numPr>
+          <w:ilvl w:val="0"/>
+          <w:numId w:val="2"/>
+        </w:numPr>
+        <w:spacing w:after="80" w:before="40" w:line="300"/>
+      </w:pPr>
+      <w:r>
+        <w:rPr>
+          <w:rFonts w:ascii="Open Sans" w:cs="Open Sans" w:eastAsia="Open Sans" w:hAnsi="Open Sans"/>
+          <w:color w:val="59595B"/>
+          <w:sz w:val="22"/>
+          <w:szCs w:val="22"/>
+        </w:rPr>
+        <w:t xml:space="preserve">Account-based B2B: relationship-driven firms are monitoring public signals (permits, starts, leadership changes) to reach the right accounts first, instead of waiting for a reactive, lumpy pipeline.</w:t>
+      </w:r>
+    </w:p>
+    <w:p>
+      <w:pPr>
+        <w:spacing w:after="140" w:before="40" w:line="320"/>
+        <w:jc w:val="both"/>
+      </w:pPr>
+      <w:r>
+        <w:rPr>
+          <w:rFonts w:ascii="Open Sans" w:cs="Open Sans" w:eastAsia="Open Sans" w:hAnsi="Open Sans"/>
+          <w:b w:val="false"/>
+          <w:bCs w:val="false"/>
+          <w:i/>
+          <w:iCs/>
+          <w:color w:val="59595B"/>
+          <w:sz w:val="19"/>
+          <w:szCs w:val="19"/>
+        </w:rPr>
+        <w:t xml:space="preserve">These are representative directions of travel across comparable industries, not guarantees; Christian Brothers’ own numbers would be confirmed in discovery. Technijian’s specific, measured results from prior builds appear in Section 9 (Technijian Capabilities) and Section 11 (How AI Grows Christian Brothers).</w:t>
+      </w:r>
+    </w:p>
+    <w:p>
+      <w:pPr>
+        <w:spacing w:after="0" w:before="140"/>
+      </w:pPr>
+      <w:r>
+        <w:t xml:space="preserve"/>
+      </w:r>
+    </w:p>
+    <w:p>
+      <w:pPr>
+        <w:pStyle w:val="Heading2"/>
+        <w:keepNext/>
+        <w:keepLines/>
+        <w:spacing w:after="120" w:before="280"/>
+      </w:pPr>
+      <w:r>
+        <w:rPr>
+          <w:rFonts w:ascii="Open Sans" w:cs="Open Sans" w:eastAsia="Open Sans" w:hAnsi="Open Sans"/>
+          <w:b/>
+          <w:bCs/>
+          <w:color w:val="006DB6"/>
+          <w:sz w:val="26"/>
+          <w:szCs w:val="26"/>
+        </w:rPr>
+        <w:t xml:space="preserve">A Day in the Life — A Christian Brothers Designer</w:t>
+      </w:r>
+    </w:p>
+    <w:tbl>
+      <w:tblPr>
+        <w:tblW w:type="dxa" w:w="9360"/>
+        <w:tblBorders>
+          <w:top w:val="single" w:color="auto" w:sz="4"/>
+          <w:left w:val="single" w:color="auto" w:sz="4"/>
+          <w:bottom w:val="single" w:color="auto" w:sz="4"/>
+          <w:right w:val="single" w:color="auto" w:sz="4"/>
+          <w:insideH w:val="single" w:color="auto" w:sz="4"/>
+          <w:insideV w:val="single" w:color="auto" w:sz="4"/>
+        </w:tblBorders>
+      </w:tblPr>
+      <w:tblGrid>
+        <w:gridCol w:w="80"/>
+        <w:gridCol w:w="9280"/>
+      </w:tblGrid>
+      <w:tr>
+        <w:trPr>
+          <w:cantSplit/>
+        </w:trPr>
+        <w:tc>
+          <w:tcPr>
+            <w:tcW w:type="dxa" w:w="80"/>
+            <w:tcBorders>
+              <w:top w:val="none" w:color="FFFFFF" w:sz="0"/>
+              <w:left w:val="none" w:color="FFFFFF" w:sz="0"/>
+              <w:bottom w:val="none" w:color="FFFFFF" w:sz="0"/>
+              <w:right w:val="none" w:color="FFFFFF" w:sz="0"/>
+            </w:tcBorders>
+            <w:shd w:fill="006DB6" w:val="clear"/>
+          </w:tcPr>
+          <w:p>
+            <w:r>
+              <w:t xml:space="preserve"/>
+            </w:r>
+          </w:p>
+        </w:tc>
+        <w:tc>
+          <w:tcPr>
+            <w:tcW w:type="dxa" w:w="9280"/>
+            <w:tcBorders>
+              <w:top w:val="none" w:color="FFFFFF" w:sz="0"/>
+              <w:left w:val="none" w:color="FFFFFF" w:sz="0"/>
+              <w:bottom w:val="none" w:color="FFFFFF" w:sz="0"/>
+              <w:right w:val="none" w:color="FFFFFF" w:sz="0"/>
+            </w:tcBorders>
+            <w:shd w:fill="F8F9FA" w:val="clear"/>
+            <w:tcMar>
+              <w:top w:type="dxa" w:w="160"/>
+              <w:left w:type="dxa" w:w="240"/>
+              <w:bottom w:type="dxa" w:w="160"/>
+              <w:right w:type="dxa" w:w="200"/>
+            </w:tcMar>
+          </w:tcPr>
+          <w:p>
+            <w:pPr>
+              <w:keepNext/>
+              <w:keepLines/>
+              <w:spacing w:after="80" w:before="80"/>
+            </w:pPr>
+            <w:r>
+              <w:rPr>
+                <w:rFonts w:ascii="Open Sans" w:cs="Open Sans" w:eastAsia="Open Sans" w:hAnsi="Open Sans"/>
+                <w:b/>
+                <w:bCs/>
+                <w:color w:val="006DB6"/>
+                <w:sz w:val="22"/>
+                <w:szCs w:val="22"/>
+              </w:rPr>
+              <w:t xml:space="preserve">Before vs. After AI</w:t>
+            </w:r>
+          </w:p>
+          <w:p>
+            <w:pPr>
+              <w:keepNext/>
+              <w:keepLines/>
+              <w:spacing w:after="60" w:before="40" w:line="300"/>
+            </w:pPr>
+            <w:r>
+              <w:rPr>
+                <w:rFonts w:ascii="Open Sans" w:cs="Open Sans" w:eastAsia="Open Sans" w:hAnsi="Open Sans"/>
+                <w:color w:val="59595B"/>
+                <w:sz w:val="20"/>
+                <w:szCs w:val="20"/>
+              </w:rPr>
+              <w:t xml:space="preserve">TODAY: A designer fields a homeowner inquiry, manually checks availability and books the consult, builds a mood-board by hand, walks the buyer through the Studio Chateau selections, then re-keys those choices into an estimate and chases the quote — much of it from experience held in a few people’s heads, with admin crowding out selling.</w:t>
+            </w:r>
+          </w:p>
+          <w:p>
+            <w:pPr>
+              <w:keepNext w:val="false"/>
+              <w:keepLines/>
+              <w:spacing w:after="60" w:before="40" w:line="300"/>
+            </w:pPr>
+            <w:r>
+              <w:rPr>
+                <w:rFonts w:ascii="Open Sans" w:cs="Open Sans" w:eastAsia="Open Sans" w:hAnsi="Open Sans"/>
+                <w:color w:val="59595B"/>
+                <w:sz w:val="20"/>
+                <w:szCs w:val="20"/>
+              </w:rPr>
+              <w:t xml:space="preserve">WITH AI: The lead is captured and the consult booked automatically; an AI assistant drafts a starting mood-board and palette in minutes; the room visualizer lets the buyer picture the floor before the meeting; and selection-to-quote automation turns the wish-list into a priced estimate the designer reviews and approves. The expertise is captured in a system, so the same standard holds across both channels and survives a new hire.</w:t>
+            </w:r>
+          </w:p>
+        </w:tc>
+      </w:tr>
+    </w:tbl>
+    <w:p>
+      <w:pPr>
+        <w:spacing w:after="0" w:before="140"/>
+      </w:pPr>
+      <w:r>
+        <w:t xml:space="preserve"/>
+      </w:r>
+    </w:p>
+    <w:p>
+      <w:pPr>
+        <w:pStyle w:val="Heading2"/>
+        <w:keepNext/>
+        <w:keepLines/>
+        <w:spacing w:after="120" w:before="280"/>
+      </w:pPr>
+      <w:r>
+        <w:rPr>
+          <w:rFonts w:ascii="Open Sans" w:cs="Open Sans" w:eastAsia="Open Sans" w:hAnsi="Open Sans"/>
+          <w:b/>
+          <w:bCs/>
+          <w:color w:val="006DB6"/>
+          <w:sz w:val="26"/>
+          <w:szCs w:val="26"/>
+        </w:rPr>
+        <w:t xml:space="preserve">Why a Partner — vs. Hiring or Doing It Yourself</w:t>
+      </w:r>
+    </w:p>
+    <w:tbl>
+      <w:tblPr>
+        <w:tblW w:type="dxa" w:w="9360"/>
+        <w:tblBorders>
+          <w:top w:val="single" w:color="auto" w:sz="4"/>
+          <w:left w:val="single" w:color="auto" w:sz="4"/>
+          <w:bottom w:val="single" w:color="auto" w:sz="4"/>
+          <w:right w:val="single" w:color="auto" w:sz="4"/>
+          <w:insideH w:val="single" w:color="auto" w:sz="4"/>
+          <w:insideV w:val="single" w:color="auto" w:sz="4"/>
+        </w:tblBorders>
+      </w:tblPr>
+      <w:tblGrid>
+        <w:gridCol w:w="2269"/>
+        <w:gridCol w:w="7091"/>
+      </w:tblGrid>
+      <w:tr>
+        <w:trPr>
+          <w:cantSplit/>
+          <w:tblHeader/>
+        </w:trPr>
+        <w:tc>
+          <w:tcPr>
+            <w:tcW w:type="dxa" w:w="2269"/>
+            <w:tcBorders>
+              <w:top w:val="single" w:color="E9ECEF" w:sz="4"/>
+              <w:left w:val="single" w:color="E9ECEF" w:sz="4"/>
+              <w:bottom w:val="single" w:color="E9ECEF" w:sz="4"/>
+              <w:right w:val="single" w:color="E9ECEF" w:sz="4"/>
+            </w:tcBorders>
+            <w:shd w:fill="006DB6" w:val="clear"/>
+            <w:tcMar>
+              <w:top w:type="dxa" w:w="120"/>
+              <w:left w:type="dxa" w:w="140"/>
+              <w:bottom w:type="dxa" w:w="120"/>
+              <w:right w:type="dxa" w:w="140"/>
+            </w:tcMar>
+            <w:vAlign w:val="center"/>
+          </w:tcPr>
+          <w:p>
+            <w:pPr>
+              <w:jc w:val="left"/>
+            </w:pPr>
+            <w:r>
+              <w:rPr>
+                <w:rFonts w:ascii="Open Sans" w:cs="Open Sans" w:eastAsia="Open Sans" w:hAnsi="Open Sans"/>
+                <w:b/>
+                <w:bCs/>
+                <w:color w:val="FFFFFF"/>
+                <w:sz w:val="20"/>
+                <w:szCs w:val="20"/>
+              </w:rPr>
+              <w:t xml:space="preserve">Path</w:t>
+            </w:r>
+          </w:p>
+        </w:tc>
+        <w:tc>
+          <w:tcPr>
+            <w:tcW w:type="dxa" w:w="7091"/>
+            <w:tcBorders>
+              <w:top w:val="single" w:color="E9ECEF" w:sz="4"/>
+              <w:left w:val="single" w:color="E9ECEF" w:sz="4"/>
+              <w:bottom w:val="single" w:color="E9ECEF" w:sz="4"/>
+              <w:right w:val="single" w:color="E9ECEF" w:sz="4"/>
+            </w:tcBorders>
+            <w:shd w:fill="006DB6" w:val="clear"/>
+            <w:tcMar>
+              <w:top w:type="dxa" w:w="120"/>
+              <w:left w:type="dxa" w:w="140"/>
+              <w:bottom w:type="dxa" w:w="120"/>
+              <w:right w:type="dxa" w:w="140"/>
+            </w:tcMar>
+            <w:vAlign w:val="center"/>
+          </w:tcPr>
+          <w:p>
+            <w:pPr>
+              <w:jc w:val="left"/>
+            </w:pPr>
+            <w:r>
+              <w:rPr>
+                <w:rFonts w:ascii="Open Sans" w:cs="Open Sans" w:eastAsia="Open Sans" w:hAnsi="Open Sans"/>
+                <w:b/>
+                <w:bCs/>
+                <w:color w:val="FFFFFF"/>
+                <w:sz w:val="20"/>
+                <w:szCs w:val="20"/>
+              </w:rPr>
+              <w:t xml:space="preserve">Reality</w:t>
+            </w:r>
+          </w:p>
+        </w:tc>
+      </w:tr>
+      <w:tr>
+        <w:trPr>
+          <w:cantSplit/>
+        </w:trPr>
+        <w:tc>
+          <w:tcPr>
+            <w:tcW w:type="dxa" w:w="2269"/>
+            <w:tcBorders>
+              <w:top w:val="single" w:color="E9ECEF" w:sz="4"/>
+              <w:left w:val="single" w:color="E9ECEF" w:sz="4"/>
+              <w:bottom w:val="single" w:color="E9ECEF" w:sz="4"/>
+              <w:right w:val="single" w:color="E9ECEF" w:sz="4"/>
+            </w:tcBorders>
+            <w:shd w:fill="FFFFFF" w:val="clear"/>
+            <w:tcMar>
+              <w:top w:type="dxa" w:w="100"/>
+              <w:left w:type="dxa" w:w="140"/>
+              <w:bottom w:type="dxa" w:w="100"/>
+              <w:right w:type="dxa" w:w="140"/>
+            </w:tcMar>
+            <w:vAlign w:val="center"/>
+          </w:tcPr>
+          <w:p>
+            <w:pPr>
+              <w:jc w:val="left"/>
+            </w:pPr>
+            <w:r>
+              <w:rPr>
+                <w:rFonts w:ascii="Open Sans" w:cs="Open Sans" w:eastAsia="Open Sans" w:hAnsi="Open Sans"/>
+                <w:b w:val="false"/>
+                <w:bCs w:val="false"/>
+                <w:color w:val="59595B"/>
+                <w:sz w:val="20"/>
+                <w:szCs w:val="20"/>
+              </w:rPr>
+              <w:t xml:space="preserve">DIY tools</w:t>
+            </w:r>
+          </w:p>
+        </w:tc>
+        <w:tc>
+          <w:tcPr>
+            <w:tcW w:type="dxa" w:w="7091"/>
+            <w:tcBorders>
+              <w:top w:val="single" w:color="E9ECEF" w:sz="4"/>
+              <w:left w:val="single" w:color="E9ECEF" w:sz="4"/>
+              <w:bottom w:val="single" w:color="E9ECEF" w:sz="4"/>
+              <w:right w:val="single" w:color="E9ECEF" w:sz="4"/>
+            </w:tcBorders>
+            <w:shd w:fill="FFFFFF" w:val="clear"/>
+            <w:tcMar>
+              <w:top w:type="dxa" w:w="100"/>
+              <w:left w:type="dxa" w:w="140"/>
+              <w:bottom w:type="dxa" w:w="100"/>
+              <w:right w:type="dxa" w:w="140"/>
+            </w:tcMar>
+            <w:vAlign w:val="center"/>
+          </w:tcPr>
+          <w:p>
+            <w:pPr>
+              <w:jc w:val="left"/>
+            </w:pPr>
+            <w:r>
+              <w:rPr>
+                <w:rFonts w:ascii="Open Sans" w:cs="Open Sans" w:eastAsia="Open Sans" w:hAnsi="Open Sans"/>
+                <w:b w:val="false"/>
+                <w:bCs w:val="false"/>
+                <w:color w:val="59595B"/>
+                <w:sz w:val="20"/>
+                <w:szCs w:val="20"/>
+              </w:rPr>
+              <w:t xml:space="preserve">Inexpensive, but Christian Brothers assembles, secures, and governs everything — and owns the three risks above alone</w:t>
+            </w:r>
+          </w:p>
+        </w:tc>
+      </w:tr>
+      <w:tr>
+        <w:trPr>
+          <w:cantSplit/>
+        </w:trPr>
+        <w:tc>
+          <w:tcPr>
+            <w:tcW w:type="dxa" w:w="2269"/>
+            <w:tcBorders>
+              <w:top w:val="single" w:color="E9ECEF" w:sz="4"/>
+              <w:left w:val="single" w:color="E9ECEF" w:sz="4"/>
+              <w:bottom w:val="single" w:color="E9ECEF" w:sz="4"/>
+              <w:right w:val="single" w:color="E9ECEF" w:sz="4"/>
+            </w:tcBorders>
+            <w:shd w:fill="F8F9FA" w:val="clear"/>
+            <w:tcMar>
+              <w:top w:type="dxa" w:w="100"/>
+              <w:left w:type="dxa" w:w="140"/>
+              <w:bottom w:type="dxa" w:w="100"/>
+              <w:right w:type="dxa" w:w="140"/>
+            </w:tcMar>
+            <w:vAlign w:val="center"/>
+          </w:tcPr>
+          <w:p>
+            <w:pPr>
+              <w:jc w:val="left"/>
+            </w:pPr>
+            <w:r>
+              <w:rPr>
+                <w:rFonts w:ascii="Open Sans" w:cs="Open Sans" w:eastAsia="Open Sans" w:hAnsi="Open Sans"/>
+                <w:b w:val="false"/>
+                <w:bCs w:val="false"/>
+                <w:color w:val="59595B"/>
+                <w:sz w:val="20"/>
+                <w:szCs w:val="20"/>
+              </w:rPr>
+              <w:t xml:space="preserve">Hire in-house</w:t>
+            </w:r>
+          </w:p>
+        </w:tc>
+        <w:tc>
+          <w:tcPr>
+            <w:tcW w:type="dxa" w:w="7091"/>
+            <w:tcBorders>
+              <w:top w:val="single" w:color="E9ECEF" w:sz="4"/>
+              <w:left w:val="single" w:color="E9ECEF" w:sz="4"/>
+              <w:bottom w:val="single" w:color="E9ECEF" w:sz="4"/>
+              <w:right w:val="single" w:color="E9ECEF" w:sz="4"/>
+            </w:tcBorders>
+            <w:shd w:fill="F8F9FA" w:val="clear"/>
+            <w:tcMar>
+              <w:top w:type="dxa" w:w="100"/>
+              <w:left w:type="dxa" w:w="140"/>
+              <w:bottom w:type="dxa" w:w="100"/>
+              <w:right w:type="dxa" w:w="140"/>
+            </w:tcMar>
+            <w:vAlign w:val="center"/>
+          </w:tcPr>
+          <w:p>
+            <w:pPr>
+              <w:jc w:val="left"/>
+            </w:pPr>
+            <w:r>
+              <w:rPr>
+                <w:rFonts w:ascii="Open Sans" w:cs="Open Sans" w:eastAsia="Open Sans" w:hAnsi="Open Sans"/>
+                <w:b w:val="false"/>
+                <w:bCs w:val="false"/>
+                <w:color w:val="59595B"/>
+                <w:sz w:val="20"/>
+                <w:szCs w:val="20"/>
+              </w:rPr>
+              <w:t xml:space="preserve">A capable AI leader typically costs $180K+/year and is scarce, and one person cannot cover strategy, build, security, and governance</w:t>
+            </w:r>
+          </w:p>
+        </w:tc>
+      </w:tr>
+      <w:tr>
+        <w:trPr>
+          <w:cantSplit/>
+        </w:trPr>
+        <w:tc>
+          <w:tcPr>
+            <w:tcW w:type="dxa" w:w="2269"/>
+            <w:tcBorders>
+              <w:top w:val="single" w:color="E9ECEF" w:sz="4"/>
+              <w:left w:val="single" w:color="E9ECEF" w:sz="4"/>
+              <w:bottom w:val="single" w:color="E9ECEF" w:sz="4"/>
+              <w:right w:val="single" w:color="E9ECEF" w:sz="4"/>
+            </w:tcBorders>
+            <w:shd w:fill="FFFFFF" w:val="clear"/>
+            <w:tcMar>
+              <w:top w:type="dxa" w:w="100"/>
+              <w:left w:type="dxa" w:w="140"/>
+              <w:bottom w:type="dxa" w:w="100"/>
+              <w:right w:type="dxa" w:w="140"/>
+            </w:tcMar>
+            <w:vAlign w:val="center"/>
+          </w:tcPr>
+          <w:p>
+            <w:pPr>
+              <w:jc w:val="left"/>
+            </w:pPr>
+            <w:r>
+              <w:rPr>
+                <w:rFonts w:ascii="Open Sans" w:cs="Open Sans" w:eastAsia="Open Sans" w:hAnsi="Open Sans"/>
+                <w:b/>
+                <w:bCs/>
+                <w:color w:val="59595B"/>
+                <w:sz w:val="20"/>
+                <w:szCs w:val="20"/>
+              </w:rPr>
+              <w:t xml:space="preserve">Partner (Technijian)</w:t>
+            </w:r>
+          </w:p>
+        </w:tc>
+        <w:tc>
+          <w:tcPr>
+            <w:tcW w:type="dxa" w:w="7091"/>
+            <w:tcBorders>
+              <w:top w:val="single" w:color="E9ECEF" w:sz="4"/>
+              <w:left w:val="single" w:color="E9ECEF" w:sz="4"/>
+              <w:bottom w:val="single" w:color="E9ECEF" w:sz="4"/>
+              <w:right w:val="single" w:color="E9ECEF" w:sz="4"/>
+            </w:tcBorders>
+            <w:shd w:fill="FFFFFF" w:val="clear"/>
+            <w:tcMar>
+              <w:top w:type="dxa" w:w="100"/>
+              <w:left w:type="dxa" w:w="140"/>
+              <w:bottom w:type="dxa" w:w="100"/>
+              <w:right w:type="dxa" w:w="140"/>
+            </w:tcMar>
+            <w:vAlign w:val="center"/>
+          </w:tcPr>
+          <w:p>
+            <w:pPr>
+              <w:jc w:val="left"/>
+            </w:pPr>
+            <w:r>
+              <w:rPr>
+                <w:rFonts w:ascii="Open Sans" w:cs="Open Sans" w:eastAsia="Open Sans" w:hAnsi="Open Sans"/>
+                <w:b/>
+                <w:bCs/>
+                <w:color w:val="59595B"/>
+                <w:sz w:val="20"/>
+                <w:szCs w:val="20"/>
+              </w:rPr>
+              <w:t xml:space="preserve">Strategy, build, security, and governance in one team at a fraction of a hire — and Technijian already runs your IT, so the program plugs into a stack we know and protect</w:t>
+            </w:r>
+          </w:p>
+        </w:tc>
+      </w:tr>
+    </w:tbl>
+    <w:p>
+      <w:pPr>
+        <w:spacing w:after="140" w:before="100" w:line="320"/>
+        <w:jc w:val="both"/>
+      </w:pPr>
+      <w:r>
+        <w:rPr>
+          <w:rFonts w:ascii="Open Sans" w:cs="Open Sans" w:eastAsia="Open Sans" w:hAnsi="Open Sans"/>
+          <w:b w:val="false"/>
+          <w:bCs w:val="false"/>
+          <w:i/>
+          <w:iCs/>
+          <w:color w:val="59595B"/>
+          <w:sz w:val="18"/>
+          <w:szCs w:val="18"/>
+        </w:rPr>
+        <w:t xml:space="preserve">Sources cited in this section: MIT Sloan Management (AI literacy); Anthropic (AI system design); a widely-used five-stage AI maturity model (consistent with Gartner and Google Cloud frameworks); U.S. NIST AI Risk Management Framework. Full references in the Appendix.</w:t>
+      </w:r>
+    </w:p>
+    <w:p>
+      <w:pPr>
+        <w:pStyle w:val="Heading1"/>
+        <w:keepNext/>
+        <w:pageBreakBefore/>
+        <w:spacing w:after="120" w:before="0" w:line="240"/>
+      </w:pPr>
+      <w:r>
+        <w:rPr>
+          <w:rFonts w:ascii="Open Sans" w:cs="Open Sans" w:eastAsia="Open Sans" w:hAnsi="Open Sans"/>
+          <w:color w:val="FFFFFF"/>
+          <w:sz w:val="2"/>
+          <w:szCs w:val="2"/>
+        </w:rPr>
+        <w:t xml:space="preserve">11  How AI Grows Christian Brothers</w:t>
+      </w:r>
+    </w:p>
+    <w:tbl>
+      <w:tblPr>
+        <w:tblW w:type="dxa" w:w="9360"/>
+        <w:tblBorders>
+          <w:top w:val="none" w:color="FFFFFF" w:sz="0"/>
+          <w:left w:val="none" w:color="FFFFFF" w:sz="0"/>
+          <w:bottom w:val="none" w:color="FFFFFF" w:sz="0"/>
+          <w:right w:val="none" w:color="FFFFFF" w:sz="0"/>
+          <w:insideH w:val="single" w:color="auto" w:sz="4"/>
+          <w:insideV w:val="single" w:color="auto" w:sz="4"/>
+        </w:tblBorders>
+      </w:tblPr>
+      <w:tblGrid>
+        <w:gridCol w:w="120"/>
+        <w:gridCol w:w="9240"/>
+      </w:tblGrid>
+      <w:tr>
+        <w:tc>
+          <w:tcPr>
+            <w:tcW w:type="dxa" w:w="120"/>
+            <w:tcBorders>
+              <w:top w:val="none" w:color="FFFFFF" w:sz="0"/>
+              <w:left w:val="none" w:color="FFFFFF" w:sz="0"/>
+              <w:bottom w:val="none" w:color="FFFFFF" w:sz="0"/>
+              <w:right w:val="none" w:color="FFFFFF" w:sz="0"/>
+            </w:tcBorders>
+            <w:shd w:fill="006DB6" w:val="clear"/>
+          </w:tcPr>
+          <w:p>
+            <w:r>
+              <w:t xml:space="preserve"/>
+            </w:r>
+          </w:p>
+        </w:tc>
+        <w:tc>
+          <w:tcPr>
+            <w:tcW w:type="dxa" w:w="9240"/>
+            <w:tcBorders>
+              <w:top w:val="none" w:color="FFFFFF" w:sz="0"/>
+              <w:left w:val="none" w:color="FFFFFF" w:sz="0"/>
+              <w:bottom w:val="none" w:color="FFFFFF" w:sz="0"/>
+              <w:right w:val="none" w:color="FFFFFF" w:sz="0"/>
+            </w:tcBorders>
+            <w:tcMar>
+              <w:top w:type="dxa" w:w="100"/>
+              <w:left w:type="dxa" w:w="200"/>
+              <w:bottom w:type="dxa" w:w="100"/>
+              <w:right w:type="dxa" w:w="0"/>
+            </w:tcMar>
+            <w:vAlign w:val="center"/>
+          </w:tcPr>
+          <w:p>
+            <w:r>
+              <w:rPr>
+                <w:rFonts w:ascii="Open Sans" w:cs="Open Sans" w:eastAsia="Open Sans" w:hAnsi="Open Sans"/>
+                <w:b/>
+                <w:bCs/>
+                <w:color w:val="006DB6"/>
+                <w:sz w:val="34"/>
+                <w:szCs w:val="34"/>
+              </w:rPr>
+              <w:t xml:space="preserve">11  How AI Grows Christian Brothers</w:t>
             </w:r>
           </w:p>
         </w:tc>
@@ -13050,7 +15877,8 @@
       <w:pPr>
         <w:pStyle w:val="Heading1"/>
         <w:keepNext/>
-        <w:spacing w:after="120" w:before="480" w:line="240"/>
+        <w:pageBreakBefore/>
+        <w:spacing w:after="120" w:before="0" w:line="240"/>
       </w:pPr>
       <w:r>
         <w:rPr>
@@ -13059,7 +15887,7 @@
           <w:sz w:val="2"/>
           <w:szCs w:val="2"/>
         </w:rPr>
-        <w:t xml:space="preserve">11  Business Impact &amp; Service Investment</w:t>
+        <w:t xml:space="preserve">12  Business Impact &amp; Service Investment</w:t>
       </w:r>
     </w:p>
     <w:tbl>
@@ -13123,7 +15951,7 @@
                 <w:sz w:val="34"/>
                 <w:szCs w:val="34"/>
               </w:rPr>
-              <w:t xml:space="preserve">11  Business Impact &amp; Service Investment</w:t>
+              <w:t xml:space="preserve">12  Business Impact &amp; Service Investment</w:t>
             </w:r>
           </w:p>
         </w:tc>
@@ -13153,12 +15981,127 @@
           <w:sz w:val="22"/>
           <w:szCs w:val="22"/>
         </w:rPr>
-        <w:t xml:space="preserve">The model below is built from public and industry benchmarks because Christian Brothers’ internal numbers were not available for this draft. Every figure is estimated and conservative; the discovery questions in Section 14 replace them with real baselines. The logic holds across a wide range of inputs, because the two levers — more homeowner projects and more builder partnerships — are large relative to the program cost.</w:t>
+        <w:t xml:space="preserve">The model below is built from public and industry benchmarks because Christian Brothers’ internal numbers were not available for this draft. Every figure is estimated and conservative; the discovery questions in Section 15 replace them with real baselines. The logic holds across a wide range of inputs, because the two levers — more homeowner projects and more builder partnerships — are large relative to the program cost.</w:t>
       </w:r>
     </w:p>
     <w:p>
       <w:pPr>
         <w:spacing w:after="0" w:before="140"/>
+      </w:pPr>
+      <w:r>
+        <w:t xml:space="preserve"/>
+      </w:r>
+    </w:p>
+    <w:tbl>
+      <w:tblPr>
+        <w:tblW w:type="dxa" w:w="9360"/>
+        <w:tblBorders>
+          <w:top w:val="single" w:color="auto" w:sz="4"/>
+          <w:left w:val="single" w:color="auto" w:sz="4"/>
+          <w:bottom w:val="single" w:color="auto" w:sz="4"/>
+          <w:right w:val="single" w:color="auto" w:sz="4"/>
+          <w:insideH w:val="single" w:color="auto" w:sz="4"/>
+          <w:insideV w:val="single" w:color="auto" w:sz="4"/>
+        </w:tblBorders>
+      </w:tblPr>
+      <w:tblGrid>
+        <w:gridCol w:w="80"/>
+        <w:gridCol w:w="9280"/>
+      </w:tblGrid>
+      <w:tr>
+        <w:trPr>
+          <w:cantSplit/>
+        </w:trPr>
+        <w:tc>
+          <w:tcPr>
+            <w:tcW w:type="dxa" w:w="80"/>
+            <w:tcBorders>
+              <w:top w:val="none" w:color="FFFFFF" w:sz="0"/>
+              <w:left w:val="none" w:color="FFFFFF" w:sz="0"/>
+              <w:bottom w:val="none" w:color="FFFFFF" w:sz="0"/>
+              <w:right w:val="none" w:color="FFFFFF" w:sz="0"/>
+            </w:tcBorders>
+            <w:shd w:fill="F67D4B" w:val="clear"/>
+          </w:tcPr>
+          <w:p>
+            <w:r>
+              <w:t xml:space="preserve"/>
+            </w:r>
+          </w:p>
+        </w:tc>
+        <w:tc>
+          <w:tcPr>
+            <w:tcW w:type="dxa" w:w="9280"/>
+            <w:tcBorders>
+              <w:top w:val="none" w:color="FFFFFF" w:sz="0"/>
+              <w:left w:val="none" w:color="FFFFFF" w:sz="0"/>
+              <w:bottom w:val="none" w:color="FFFFFF" w:sz="0"/>
+              <w:right w:val="none" w:color="FFFFFF" w:sz="0"/>
+            </w:tcBorders>
+            <w:shd w:fill="F8F9FA" w:val="clear"/>
+            <w:tcMar>
+              <w:top w:type="dxa" w:w="160"/>
+              <w:left w:type="dxa" w:w="240"/>
+              <w:bottom w:type="dxa" w:w="160"/>
+              <w:right w:type="dxa" w:w="200"/>
+            </w:tcMar>
+          </w:tcPr>
+          <w:p>
+            <w:pPr>
+              <w:keepNext/>
+              <w:keepLines/>
+              <w:spacing w:after="80" w:before="80"/>
+            </w:pPr>
+            <w:r>
+              <w:rPr>
+                <w:rFonts w:ascii="Open Sans" w:cs="Open Sans" w:eastAsia="Open Sans" w:hAnsi="Open Sans"/>
+                <w:b/>
+                <w:bCs/>
+                <w:color w:val="F67D4B"/>
+                <w:sz w:val="22"/>
+                <w:szCs w:val="22"/>
+              </w:rPr>
+              <w:t xml:space="preserve">AI as a Managed Investment — Not a Leap of Faith</w:t>
+            </w:r>
+          </w:p>
+          <w:p>
+            <w:pPr>
+              <w:keepNext/>
+              <w:keepLines/>
+              <w:spacing w:after="60" w:before="40" w:line="300"/>
+            </w:pPr>
+            <w:r>
+              <w:rPr>
+                <w:rFonts w:ascii="Open Sans" w:cs="Open Sans" w:eastAsia="Open Sans" w:hAnsi="Open Sans"/>
+                <w:color w:val="59595B"/>
+                <w:sz w:val="20"/>
+                <w:szCs w:val="20"/>
+              </w:rPr>
+              <w:t xml:space="preserve">The reason most AI spending disappoints is not the technology — it is the lack of measurement. Industry research (McKinsey State of AI) finds the large majority of companies now use AI, but only about a third see a real profit impact; the difference is discipline, not budget.</w:t>
+            </w:r>
+          </w:p>
+          <w:p>
+            <w:pPr>
+              <w:keepNext w:val="false"/>
+              <w:keepLines/>
+              <w:spacing w:after="60" w:before="40" w:line="300"/>
+            </w:pPr>
+            <w:r>
+              <w:rPr>
+                <w:rFonts w:ascii="Open Sans" w:cs="Open Sans" w:eastAsia="Open Sans" w:hAnsi="Open Sans"/>
+                <w:color w:val="59595B"/>
+                <w:sz w:val="20"/>
+                <w:szCs w:val="20"/>
+              </w:rPr>
+              <w:t xml:space="preserve">Technijian runs every engagement with stage-gates: we track adoption, then operational improvement, then financial benefit against total cost — and if a pilot does not clear its cost at the gate, we stop and re-scope. Christian Brothers carries the upside, not blind risk.</w:t>
+            </w:r>
+          </w:p>
+        </w:tc>
+      </w:tr>
+    </w:tbl>
+    <w:p>
+      <w:pPr>
+        <w:spacing w:after="0" w:before="160"/>
       </w:pPr>
       <w:r>
         <w:t xml:space="preserve"/>
@@ -13180,7 +16123,737 @@
           <w:sz w:val="26"/>
           <w:szCs w:val="26"/>
         </w:rPr>
-        <w:t xml:space="preserve">Projected Lift (Estimated)</w:t>
+        <w:t xml:space="preserve">The Entry Offer — The 90-Day AI Visibility Pilot</w:t>
+      </w:r>
+    </w:p>
+    <w:p>
+      <w:pPr>
+        <w:spacing w:after="140" w:before="0" w:line="320"/>
+        <w:jc w:val="both"/>
+      </w:pPr>
+      <w:r>
+        <w:rPr>
+          <w:rFonts w:ascii="Open Sans" w:cs="Open Sans" w:eastAsia="Open Sans" w:hAnsi="Open Sans"/>
+          <w:b w:val="false"/>
+          <w:bCs w:val="false"/>
+          <w:i w:val="false"/>
+          <w:iCs w:val="false"/>
+          <w:color w:val="59595B"/>
+          <w:sz w:val="22"/>
+          <w:szCs w:val="22"/>
+        </w:rPr>
+        <w:t xml:space="preserve">Start with one clearly-scoped program — not an open-ended engagement. The pilot fixes the free geography defect, turns on review velocity, and stands up the local-search and portfolio foundation, proving the homeowner-lead lift before the larger builds (the visualizer and builder intelligence) are scoped.</w:t>
+      </w:r>
+    </w:p>
+    <w:tbl>
+      <w:tblPr>
+        <w:tblW w:type="dxa" w:w="9360"/>
+        <w:tblBorders>
+          <w:top w:val="single" w:color="auto" w:sz="4"/>
+          <w:left w:val="single" w:color="auto" w:sz="4"/>
+          <w:bottom w:val="single" w:color="auto" w:sz="4"/>
+          <w:right w:val="single" w:color="auto" w:sz="4"/>
+          <w:insideH w:val="single" w:color="auto" w:sz="4"/>
+          <w:insideV w:val="single" w:color="auto" w:sz="4"/>
+        </w:tblBorders>
+      </w:tblPr>
+      <w:tblGrid>
+        <w:gridCol w:w="3120"/>
+        <w:gridCol w:w="4160"/>
+        <w:gridCol w:w="2080"/>
+      </w:tblGrid>
+      <w:tr>
+        <w:trPr>
+          <w:cantSplit/>
+          <w:tblHeader/>
+        </w:trPr>
+        <w:tc>
+          <w:tcPr>
+            <w:tcW w:type="dxa" w:w="3120"/>
+            <w:tcBorders>
+              <w:top w:val="single" w:color="E9ECEF" w:sz="4"/>
+              <w:left w:val="single" w:color="E9ECEF" w:sz="4"/>
+              <w:bottom w:val="single" w:color="E9ECEF" w:sz="4"/>
+              <w:right w:val="single" w:color="E9ECEF" w:sz="4"/>
+            </w:tcBorders>
+            <w:shd w:fill="006DB6" w:val="clear"/>
+            <w:tcMar>
+              <w:top w:type="dxa" w:w="120"/>
+              <w:left w:type="dxa" w:w="140"/>
+              <w:bottom w:type="dxa" w:w="120"/>
+              <w:right w:type="dxa" w:w="140"/>
+            </w:tcMar>
+            <w:vAlign w:val="center"/>
+          </w:tcPr>
+          <w:p>
+            <w:pPr>
+              <w:jc w:val="left"/>
+            </w:pPr>
+            <w:r>
+              <w:rPr>
+                <w:rFonts w:ascii="Open Sans" w:cs="Open Sans" w:eastAsia="Open Sans" w:hAnsi="Open Sans"/>
+                <w:b/>
+                <w:bCs/>
+                <w:color w:val="FFFFFF"/>
+                <w:sz w:val="20"/>
+                <w:szCs w:val="20"/>
+              </w:rPr>
+              <w:t xml:space="preserve">What’s Included</w:t>
+            </w:r>
+          </w:p>
+        </w:tc>
+        <w:tc>
+          <w:tcPr>
+            <w:tcW w:type="dxa" w:w="4160"/>
+            <w:tcBorders>
+              <w:top w:val="single" w:color="E9ECEF" w:sz="4"/>
+              <w:left w:val="single" w:color="E9ECEF" w:sz="4"/>
+              <w:bottom w:val="single" w:color="E9ECEF" w:sz="4"/>
+              <w:right w:val="single" w:color="E9ECEF" w:sz="4"/>
+            </w:tcBorders>
+            <w:shd w:fill="006DB6" w:val="clear"/>
+            <w:tcMar>
+              <w:top w:type="dxa" w:w="120"/>
+              <w:left w:type="dxa" w:w="140"/>
+              <w:bottom w:type="dxa" w:w="120"/>
+              <w:right w:type="dxa" w:w="140"/>
+            </w:tcMar>
+            <w:vAlign w:val="center"/>
+          </w:tcPr>
+          <w:p>
+            <w:pPr>
+              <w:jc w:val="left"/>
+            </w:pPr>
+            <w:r>
+              <w:rPr>
+                <w:rFonts w:ascii="Open Sans" w:cs="Open Sans" w:eastAsia="Open Sans" w:hAnsi="Open Sans"/>
+                <w:b/>
+                <w:bCs/>
+                <w:color w:val="FFFFFF"/>
+                <w:sz w:val="20"/>
+                <w:szCs w:val="20"/>
+              </w:rPr>
+              <w:t xml:space="preserve">Detail</w:t>
+            </w:r>
+          </w:p>
+        </w:tc>
+        <w:tc>
+          <w:tcPr>
+            <w:tcW w:type="dxa" w:w="2080"/>
+            <w:tcBorders>
+              <w:top w:val="single" w:color="E9ECEF" w:sz="4"/>
+              <w:left w:val="single" w:color="E9ECEF" w:sz="4"/>
+              <w:bottom w:val="single" w:color="E9ECEF" w:sz="4"/>
+              <w:right w:val="single" w:color="E9ECEF" w:sz="4"/>
+            </w:tcBorders>
+            <w:shd w:fill="006DB6" w:val="clear"/>
+            <w:tcMar>
+              <w:top w:type="dxa" w:w="120"/>
+              <w:left w:type="dxa" w:w="140"/>
+              <w:bottom w:type="dxa" w:w="120"/>
+              <w:right w:type="dxa" w:w="140"/>
+            </w:tcMar>
+            <w:vAlign w:val="center"/>
+          </w:tcPr>
+          <w:p>
+            <w:pPr>
+              <w:jc w:val="left"/>
+            </w:pPr>
+            <w:r>
+              <w:rPr>
+                <w:rFonts w:ascii="Open Sans" w:cs="Open Sans" w:eastAsia="Open Sans" w:hAnsi="Open Sans"/>
+                <w:b/>
+                <w:bCs/>
+                <w:color w:val="FFFFFF"/>
+                <w:sz w:val="20"/>
+                <w:szCs w:val="20"/>
+              </w:rPr>
+              <w:t xml:space="preserve">Investment</w:t>
+            </w:r>
+          </w:p>
+        </w:tc>
+      </w:tr>
+      <w:tr>
+        <w:trPr>
+          <w:cantSplit/>
+        </w:trPr>
+        <w:tc>
+          <w:tcPr>
+            <w:tcW w:type="dxa" w:w="3120"/>
+            <w:tcBorders>
+              <w:top w:val="single" w:color="E9ECEF" w:sz="4"/>
+              <w:left w:val="single" w:color="E9ECEF" w:sz="4"/>
+              <w:bottom w:val="single" w:color="E9ECEF" w:sz="4"/>
+              <w:right w:val="single" w:color="E9ECEF" w:sz="4"/>
+            </w:tcBorders>
+            <w:shd w:fill="FFFFFF" w:val="clear"/>
+            <w:tcMar>
+              <w:top w:type="dxa" w:w="100"/>
+              <w:left w:type="dxa" w:w="140"/>
+              <w:bottom w:type="dxa" w:w="100"/>
+              <w:right w:type="dxa" w:w="140"/>
+            </w:tcMar>
+            <w:vAlign w:val="center"/>
+          </w:tcPr>
+          <w:p>
+            <w:pPr>
+              <w:jc w:val="left"/>
+            </w:pPr>
+            <w:r>
+              <w:rPr>
+                <w:rFonts w:ascii="Open Sans" w:cs="Open Sans" w:eastAsia="Open Sans" w:hAnsi="Open Sans"/>
+                <w:b/>
+                <w:bCs/>
+                <w:color w:val="59595B"/>
+                <w:sz w:val="20"/>
+                <w:szCs w:val="20"/>
+              </w:rPr>
+              <w:t xml:space="preserve">My SEO — Local Search, Reviews &amp; Portfolio</w:t>
+            </w:r>
+          </w:p>
+        </w:tc>
+        <w:tc>
+          <w:tcPr>
+            <w:tcW w:type="dxa" w:w="4160"/>
+            <w:tcBorders>
+              <w:top w:val="single" w:color="E9ECEF" w:sz="4"/>
+              <w:left w:val="single" w:color="E9ECEF" w:sz="4"/>
+              <w:bottom w:val="single" w:color="E9ECEF" w:sz="4"/>
+              <w:right w:val="single" w:color="E9ECEF" w:sz="4"/>
+            </w:tcBorders>
+            <w:shd w:fill="FFFFFF" w:val="clear"/>
+            <w:tcMar>
+              <w:top w:type="dxa" w:w="100"/>
+              <w:left w:type="dxa" w:w="140"/>
+              <w:bottom w:type="dxa" w:w="100"/>
+              <w:right w:type="dxa" w:w="140"/>
+            </w:tcMar>
+            <w:vAlign w:val="center"/>
+          </w:tcPr>
+          <w:p>
+            <w:pPr>
+              <w:jc w:val="left"/>
+            </w:pPr>
+            <w:r>
+              <w:rPr>
+                <w:rFonts w:ascii="Open Sans" w:cs="Open Sans" w:eastAsia="Open Sans" w:hAnsi="Open Sans"/>
+                <w:b w:val="false"/>
+                <w:bCs w:val="false"/>
+                <w:color w:val="59595B"/>
+                <w:sz w:val="20"/>
+                <w:szCs w:val="20"/>
+              </w:rPr>
+              <w:t xml:space="preserve">Geo-fix off "Orange County," city/product pages, both Google profiles, review engine, and portfolio across Houzz / Instagram / Pinterest</w:t>
+            </w:r>
+          </w:p>
+        </w:tc>
+        <w:tc>
+          <w:tcPr>
+            <w:tcW w:type="dxa" w:w="2080"/>
+            <w:tcBorders>
+              <w:top w:val="single" w:color="E9ECEF" w:sz="4"/>
+              <w:left w:val="single" w:color="E9ECEF" w:sz="4"/>
+              <w:bottom w:val="single" w:color="E9ECEF" w:sz="4"/>
+              <w:right w:val="single" w:color="E9ECEF" w:sz="4"/>
+            </w:tcBorders>
+            <w:shd w:fill="FFFFFF" w:val="clear"/>
+            <w:tcMar>
+              <w:top w:type="dxa" w:w="100"/>
+              <w:left w:type="dxa" w:w="140"/>
+              <w:bottom w:type="dxa" w:w="100"/>
+              <w:right w:type="dxa" w:w="140"/>
+            </w:tcMar>
+            <w:vAlign w:val="center"/>
+          </w:tcPr>
+          <w:p>
+            <w:pPr>
+              <w:jc w:val="left"/>
+            </w:pPr>
+            <w:r>
+              <w:rPr>
+                <w:rFonts w:ascii="Open Sans" w:cs="Open Sans" w:eastAsia="Open Sans" w:hAnsi="Open Sans"/>
+                <w:b w:val="false"/>
+                <w:bCs w:val="false"/>
+                <w:color w:val="59595B"/>
+                <w:sz w:val="20"/>
+                <w:szCs w:val="20"/>
+              </w:rPr>
+              <w:t xml:space="preserve">$1,500/mo</w:t>
+            </w:r>
+          </w:p>
+        </w:tc>
+      </w:tr>
+      <w:tr>
+        <w:trPr>
+          <w:cantSplit/>
+        </w:trPr>
+        <w:tc>
+          <w:tcPr>
+            <w:tcW w:type="dxa" w:w="3120"/>
+            <w:tcBorders>
+              <w:top w:val="single" w:color="E9ECEF" w:sz="4"/>
+              <w:left w:val="single" w:color="E9ECEF" w:sz="4"/>
+              <w:bottom w:val="single" w:color="E9ECEF" w:sz="4"/>
+              <w:right w:val="single" w:color="E9ECEF" w:sz="4"/>
+            </w:tcBorders>
+            <w:shd w:fill="F8F9FA" w:val="clear"/>
+            <w:tcMar>
+              <w:top w:type="dxa" w:w="100"/>
+              <w:left w:type="dxa" w:w="140"/>
+              <w:bottom w:type="dxa" w:w="100"/>
+              <w:right w:type="dxa" w:w="140"/>
+            </w:tcMar>
+            <w:vAlign w:val="center"/>
+          </w:tcPr>
+          <w:p>
+            <w:pPr>
+              <w:jc w:val="left"/>
+            </w:pPr>
+            <w:r>
+              <w:rPr>
+                <w:rFonts w:ascii="Open Sans" w:cs="Open Sans" w:eastAsia="Open Sans" w:hAnsi="Open Sans"/>
+                <w:b/>
+                <w:bCs/>
+                <w:color w:val="59595B"/>
+                <w:sz w:val="20"/>
+                <w:szCs w:val="20"/>
+              </w:rPr>
+              <w:t xml:space="preserve">My AI — Executive AI Workshop</w:t>
+            </w:r>
+          </w:p>
+        </w:tc>
+        <w:tc>
+          <w:tcPr>
+            <w:tcW w:type="dxa" w:w="4160"/>
+            <w:tcBorders>
+              <w:top w:val="single" w:color="E9ECEF" w:sz="4"/>
+              <w:left w:val="single" w:color="E9ECEF" w:sz="4"/>
+              <w:bottom w:val="single" w:color="E9ECEF" w:sz="4"/>
+              <w:right w:val="single" w:color="E9ECEF" w:sz="4"/>
+            </w:tcBorders>
+            <w:shd w:fill="F8F9FA" w:val="clear"/>
+            <w:tcMar>
+              <w:top w:type="dxa" w:w="100"/>
+              <w:left w:type="dxa" w:w="140"/>
+              <w:bottom w:type="dxa" w:w="100"/>
+              <w:right w:type="dxa" w:w="140"/>
+            </w:tcMar>
+            <w:vAlign w:val="center"/>
+          </w:tcPr>
+          <w:p>
+            <w:pPr>
+              <w:jc w:val="left"/>
+            </w:pPr>
+            <w:r>
+              <w:rPr>
+                <w:rFonts w:ascii="Open Sans" w:cs="Open Sans" w:eastAsia="Open Sans" w:hAnsi="Open Sans"/>
+                <w:b w:val="false"/>
+                <w:bCs w:val="false"/>
+                <w:color w:val="59595B"/>
+                <w:sz w:val="20"/>
+                <w:szCs w:val="20"/>
+              </w:rPr>
+              <w:t xml:space="preserve">Half-day session: AI roadmap, use-case scoring, and a 90-day quick-wins plan for Castelli-family leadership</w:t>
+            </w:r>
+          </w:p>
+        </w:tc>
+        <w:tc>
+          <w:tcPr>
+            <w:tcW w:type="dxa" w:w="2080"/>
+            <w:tcBorders>
+              <w:top w:val="single" w:color="E9ECEF" w:sz="4"/>
+              <w:left w:val="single" w:color="E9ECEF" w:sz="4"/>
+              <w:bottom w:val="single" w:color="E9ECEF" w:sz="4"/>
+              <w:right w:val="single" w:color="E9ECEF" w:sz="4"/>
+            </w:tcBorders>
+            <w:shd w:fill="F8F9FA" w:val="clear"/>
+            <w:tcMar>
+              <w:top w:type="dxa" w:w="100"/>
+              <w:left w:type="dxa" w:w="140"/>
+              <w:bottom w:type="dxa" w:w="100"/>
+              <w:right w:type="dxa" w:w="140"/>
+            </w:tcMar>
+            <w:vAlign w:val="center"/>
+          </w:tcPr>
+          <w:p>
+            <w:pPr>
+              <w:jc w:val="left"/>
+            </w:pPr>
+            <w:r>
+              <w:rPr>
+                <w:rFonts w:ascii="Open Sans" w:cs="Open Sans" w:eastAsia="Open Sans" w:hAnsi="Open Sans"/>
+                <w:b w:val="false"/>
+                <w:bCs w:val="false"/>
+                <w:color w:val="59595B"/>
+                <w:sz w:val="20"/>
+                <w:szCs w:val="20"/>
+              </w:rPr>
+              <w:t xml:space="preserve">$5,000 one-time</w:t>
+            </w:r>
+          </w:p>
+        </w:tc>
+      </w:tr>
+      <w:tr>
+        <w:trPr>
+          <w:cantSplit/>
+        </w:trPr>
+        <w:tc>
+          <w:tcPr>
+            <w:tcW w:type="dxa" w:w="3120"/>
+            <w:tcBorders>
+              <w:top w:val="single" w:color="E9ECEF" w:sz="4"/>
+              <w:left w:val="single" w:color="E9ECEF" w:sz="4"/>
+              <w:bottom w:val="single" w:color="E9ECEF" w:sz="4"/>
+              <w:right w:val="single" w:color="E9ECEF" w:sz="4"/>
+            </w:tcBorders>
+            <w:shd w:fill="FFFFFF" w:val="clear"/>
+            <w:tcMar>
+              <w:top w:type="dxa" w:w="100"/>
+              <w:left w:type="dxa" w:w="140"/>
+              <w:bottom w:type="dxa" w:w="100"/>
+              <w:right w:type="dxa" w:w="140"/>
+            </w:tcMar>
+            <w:vAlign w:val="center"/>
+          </w:tcPr>
+          <w:p>
+            <w:pPr>
+              <w:jc w:val="left"/>
+            </w:pPr>
+            <w:r>
+              <w:rPr>
+                <w:rFonts w:ascii="Open Sans" w:cs="Open Sans" w:eastAsia="Open Sans" w:hAnsi="Open Sans"/>
+                <w:b/>
+                <w:bCs/>
+                <w:color w:val="59595B"/>
+                <w:sz w:val="20"/>
+                <w:szCs w:val="20"/>
+              </w:rPr>
+              <w:t xml:space="preserve">My IT (in place)</w:t>
+            </w:r>
+          </w:p>
+        </w:tc>
+        <w:tc>
+          <w:tcPr>
+            <w:tcW w:type="dxa" w:w="4160"/>
+            <w:tcBorders>
+              <w:top w:val="single" w:color="E9ECEF" w:sz="4"/>
+              <w:left w:val="single" w:color="E9ECEF" w:sz="4"/>
+              <w:bottom w:val="single" w:color="E9ECEF" w:sz="4"/>
+              <w:right w:val="single" w:color="E9ECEF" w:sz="4"/>
+            </w:tcBorders>
+            <w:shd w:fill="FFFFFF" w:val="clear"/>
+            <w:tcMar>
+              <w:top w:type="dxa" w:w="100"/>
+              <w:left w:type="dxa" w:w="140"/>
+              <w:bottom w:type="dxa" w:w="100"/>
+              <w:right w:type="dxa" w:w="140"/>
+            </w:tcMar>
+            <w:vAlign w:val="center"/>
+          </w:tcPr>
+          <w:p>
+            <w:pPr>
+              <w:jc w:val="left"/>
+            </w:pPr>
+            <w:r>
+              <w:rPr>
+                <w:rFonts w:ascii="Open Sans" w:cs="Open Sans" w:eastAsia="Open Sans" w:hAnsi="Open Sans"/>
+                <w:b w:val="false"/>
+                <w:bCs w:val="false"/>
+                <w:color w:val="59595B"/>
+                <w:sz w:val="20"/>
+                <w:szCs w:val="20"/>
+              </w:rPr>
+              <w:t xml:space="preserve">The managed IT and security Technijian already provides — the trusted foundation the program plugs into</w:t>
+            </w:r>
+          </w:p>
+        </w:tc>
+        <w:tc>
+          <w:tcPr>
+            <w:tcW w:type="dxa" w:w="2080"/>
+            <w:tcBorders>
+              <w:top w:val="single" w:color="E9ECEF" w:sz="4"/>
+              <w:left w:val="single" w:color="E9ECEF" w:sz="4"/>
+              <w:bottom w:val="single" w:color="E9ECEF" w:sz="4"/>
+              <w:right w:val="single" w:color="E9ECEF" w:sz="4"/>
+            </w:tcBorders>
+            <w:shd w:fill="FFFFFF" w:val="clear"/>
+            <w:tcMar>
+              <w:top w:type="dxa" w:w="100"/>
+              <w:left w:type="dxa" w:w="140"/>
+              <w:bottom w:type="dxa" w:w="100"/>
+              <w:right w:type="dxa" w:w="140"/>
+            </w:tcMar>
+            <w:vAlign w:val="center"/>
+          </w:tcPr>
+          <w:p>
+            <w:pPr>
+              <w:jc w:val="left"/>
+            </w:pPr>
+            <w:r>
+              <w:rPr>
+                <w:rFonts w:ascii="Open Sans" w:cs="Open Sans" w:eastAsia="Open Sans" w:hAnsi="Open Sans"/>
+                <w:b w:val="false"/>
+                <w:bCs w:val="false"/>
+                <w:color w:val="59595B"/>
+                <w:sz w:val="20"/>
+                <w:szCs w:val="20"/>
+              </w:rPr>
+              <w:t xml:space="preserve">Existing</w:t>
+            </w:r>
+          </w:p>
+        </w:tc>
+      </w:tr>
+      <w:tr>
+        <w:trPr>
+          <w:cantSplit/>
+        </w:trPr>
+        <w:tc>
+          <w:tcPr>
+            <w:tcW w:type="dxa" w:w="3120"/>
+            <w:tcBorders>
+              <w:top w:val="single" w:color="E9ECEF" w:sz="4"/>
+              <w:left w:val="single" w:color="E9ECEF" w:sz="4"/>
+              <w:bottom w:val="single" w:color="E9ECEF" w:sz="4"/>
+              <w:right w:val="single" w:color="E9ECEF" w:sz="4"/>
+            </w:tcBorders>
+            <w:shd w:fill="F8F9FA" w:val="clear"/>
+            <w:tcMar>
+              <w:top w:type="dxa" w:w="100"/>
+              <w:left w:type="dxa" w:w="140"/>
+              <w:bottom w:type="dxa" w:w="100"/>
+              <w:right w:type="dxa" w:w="140"/>
+            </w:tcMar>
+            <w:vAlign w:val="center"/>
+          </w:tcPr>
+          <w:p>
+            <w:pPr>
+              <w:jc w:val="left"/>
+            </w:pPr>
+            <w:r>
+              <w:rPr>
+                <w:rFonts w:ascii="Open Sans" w:cs="Open Sans" w:eastAsia="Open Sans" w:hAnsi="Open Sans"/>
+                <w:b/>
+                <w:bCs/>
+                <w:color w:val="59595B"/>
+                <w:sz w:val="20"/>
+                <w:szCs w:val="20"/>
+              </w:rPr>
+              <w:t xml:space="preserve">ENTRY PROGRAM — 90-DAY PILOT</w:t>
+            </w:r>
+          </w:p>
+        </w:tc>
+        <w:tc>
+          <w:tcPr>
+            <w:tcW w:type="dxa" w:w="4160"/>
+            <w:tcBorders>
+              <w:top w:val="single" w:color="E9ECEF" w:sz="4"/>
+              <w:left w:val="single" w:color="E9ECEF" w:sz="4"/>
+              <w:bottom w:val="single" w:color="E9ECEF" w:sz="4"/>
+              <w:right w:val="single" w:color="E9ECEF" w:sz="4"/>
+            </w:tcBorders>
+            <w:shd w:fill="F8F9FA" w:val="clear"/>
+            <w:tcMar>
+              <w:top w:type="dxa" w:w="100"/>
+              <w:left w:type="dxa" w:w="140"/>
+              <w:bottom w:type="dxa" w:w="100"/>
+              <w:right w:type="dxa" w:w="140"/>
+            </w:tcMar>
+            <w:vAlign w:val="center"/>
+          </w:tcPr>
+          <w:p>
+            <w:pPr>
+              <w:jc w:val="left"/>
+            </w:pPr>
+            <w:r>
+              <w:rPr>
+                <w:rFonts w:ascii="Open Sans" w:cs="Open Sans" w:eastAsia="Open Sans" w:hAnsi="Open Sans"/>
+                <w:b w:val="false"/>
+                <w:bCs w:val="false"/>
+                <w:color w:val="59595B"/>
+                <w:sz w:val="20"/>
+                <w:szCs w:val="20"/>
+              </w:rPr>
+              <w:t xml:space="preserve">Fixed scope, published rates, no large up-front build</w:t>
+            </w:r>
+          </w:p>
+        </w:tc>
+        <w:tc>
+          <w:tcPr>
+            <w:tcW w:type="dxa" w:w="2080"/>
+            <w:tcBorders>
+              <w:top w:val="single" w:color="E9ECEF" w:sz="4"/>
+              <w:left w:val="single" w:color="E9ECEF" w:sz="4"/>
+              <w:bottom w:val="single" w:color="E9ECEF" w:sz="4"/>
+              <w:right w:val="single" w:color="E9ECEF" w:sz="4"/>
+            </w:tcBorders>
+            <w:shd w:fill="F8F9FA" w:val="clear"/>
+            <w:tcMar>
+              <w:top w:type="dxa" w:w="100"/>
+              <w:left w:type="dxa" w:w="140"/>
+              <w:bottom w:type="dxa" w:w="100"/>
+              <w:right w:type="dxa" w:w="140"/>
+            </w:tcMar>
+            <w:vAlign w:val="center"/>
+          </w:tcPr>
+          <w:p>
+            <w:pPr>
+              <w:jc w:val="left"/>
+            </w:pPr>
+            <w:r>
+              <w:rPr>
+                <w:rFonts w:ascii="Open Sans" w:cs="Open Sans" w:eastAsia="Open Sans" w:hAnsi="Open Sans"/>
+                <w:b/>
+                <w:bCs/>
+                <w:color w:val="006DB6"/>
+                <w:sz w:val="20"/>
+                <w:szCs w:val="20"/>
+              </w:rPr>
+              <w:t xml:space="preserve">~$9,500</w:t>
+            </w:r>
+          </w:p>
+        </w:tc>
+      </w:tr>
+    </w:tbl>
+    <w:p>
+      <w:pPr>
+        <w:spacing w:after="0" w:before="120"/>
+      </w:pPr>
+      <w:r>
+        <w:t xml:space="preserve"/>
+      </w:r>
+    </w:p>
+    <w:tbl>
+      <w:tblPr>
+        <w:tblW w:type="dxa" w:w="9360"/>
+        <w:tblBorders>
+          <w:top w:val="single" w:color="auto" w:sz="4"/>
+          <w:left w:val="single" w:color="auto" w:sz="4"/>
+          <w:bottom w:val="single" w:color="auto" w:sz="4"/>
+          <w:right w:val="single" w:color="auto" w:sz="4"/>
+          <w:insideH w:val="single" w:color="auto" w:sz="4"/>
+          <w:insideV w:val="single" w:color="auto" w:sz="4"/>
+        </w:tblBorders>
+      </w:tblPr>
+      <w:tblGrid>
+        <w:gridCol w:w="80"/>
+        <w:gridCol w:w="9280"/>
+      </w:tblGrid>
+      <w:tr>
+        <w:trPr>
+          <w:cantSplit/>
+        </w:trPr>
+        <w:tc>
+          <w:tcPr>
+            <w:tcW w:type="dxa" w:w="80"/>
+            <w:tcBorders>
+              <w:top w:val="none" w:color="FFFFFF" w:sz="0"/>
+              <w:left w:val="none" w:color="FFFFFF" w:sz="0"/>
+              <w:bottom w:val="none" w:color="FFFFFF" w:sz="0"/>
+              <w:right w:val="none" w:color="FFFFFF" w:sz="0"/>
+            </w:tcBorders>
+            <w:shd w:fill="F67D4B" w:val="clear"/>
+          </w:tcPr>
+          <w:p>
+            <w:r>
+              <w:t xml:space="preserve"/>
+            </w:r>
+          </w:p>
+        </w:tc>
+        <w:tc>
+          <w:tcPr>
+            <w:tcW w:type="dxa" w:w="9280"/>
+            <w:tcBorders>
+              <w:top w:val="none" w:color="FFFFFF" w:sz="0"/>
+              <w:left w:val="none" w:color="FFFFFF" w:sz="0"/>
+              <w:bottom w:val="none" w:color="FFFFFF" w:sz="0"/>
+              <w:right w:val="none" w:color="FFFFFF" w:sz="0"/>
+            </w:tcBorders>
+            <w:shd w:fill="F8F9FA" w:val="clear"/>
+            <w:tcMar>
+              <w:top w:type="dxa" w:w="160"/>
+              <w:left w:type="dxa" w:w="240"/>
+              <w:bottom w:type="dxa" w:w="160"/>
+              <w:right w:type="dxa" w:w="200"/>
+            </w:tcMar>
+          </w:tcPr>
+          <w:p>
+            <w:pPr>
+              <w:keepNext/>
+              <w:keepLines/>
+              <w:spacing w:after="80" w:before="80"/>
+            </w:pPr>
+            <w:r>
+              <w:rPr>
+                <w:rFonts w:ascii="Open Sans" w:cs="Open Sans" w:eastAsia="Open Sans" w:hAnsi="Open Sans"/>
+                <w:b/>
+                <w:bCs/>
+                <w:color w:val="F67D4B"/>
+                <w:sz w:val="22"/>
+                <w:szCs w:val="22"/>
+              </w:rPr>
+              <w:t xml:space="preserve">The Pilot Bar — and Our Commitment</w:t>
+            </w:r>
+          </w:p>
+          <w:p>
+            <w:pPr>
+              <w:keepNext/>
+              <w:keepLines/>
+              <w:spacing w:after="60" w:before="40" w:line="300"/>
+            </w:pPr>
+            <w:r>
+              <w:rPr>
+                <w:rFonts w:ascii="Open Sans" w:cs="Open Sans" w:eastAsia="Open Sans" w:hAnsi="Open Sans"/>
+                <w:color w:val="59595B"/>
+                <w:sz w:val="20"/>
+                <w:szCs w:val="20"/>
+              </w:rPr>
+              <w:t xml:space="preserve">Success metric: within 90 days, the "Orange County" geo-defect is corrected and both Google Business Profiles rank for San Diego flooring queries, AND a working review engine has measurably lifted review velocity past its current pace toward the rivals’ levels.</w:t>
+            </w:r>
+          </w:p>
+          <w:p>
+            <w:pPr>
+              <w:keepNext w:val="false"/>
+              <w:keepLines/>
+              <w:spacing w:after="60" w:before="40" w:line="300"/>
+            </w:pPr>
+            <w:r>
+              <w:rPr>
+                <w:rFonts w:ascii="Open Sans" w:cs="Open Sans" w:eastAsia="Open Sans" w:hAnsi="Open Sans"/>
+                <w:color w:val="59595B"/>
+                <w:sz w:val="20"/>
+                <w:szCs w:val="20"/>
+              </w:rPr>
+              <w:t xml:space="preserve">Our commitment: the entry program is month-to-month — no lock-in. If the pilot has not moved the needle on the metric above by day 90, you are under no obligation to continue, and we will tell you honestly whether it is worth continuing. You carry the upside, not the risk — and because we already run your IT, there is no new firm to onboard.</w:t>
+            </w:r>
+          </w:p>
+        </w:tc>
+      </w:tr>
+    </w:tbl>
+    <w:p>
+      <w:pPr>
+        <w:spacing w:after="0" w:before="160"/>
+      </w:pPr>
+      <w:r>
+        <w:t xml:space="preserve"/>
+      </w:r>
+    </w:p>
+    <w:p>
+      <w:pPr>
+        <w:pStyle w:val="Heading2"/>
+        <w:keepNext/>
+        <w:keepLines/>
+        <w:spacing w:after="120" w:before="280"/>
+      </w:pPr>
+      <w:r>
+        <w:rPr>
+          <w:rFonts w:ascii="Open Sans" w:cs="Open Sans" w:eastAsia="Open Sans" w:hAnsi="Open Sans"/>
+          <w:b/>
+          <w:bCs/>
+          <w:color w:val="006DB6"/>
+          <w:sz w:val="26"/>
+          <w:szCs w:val="26"/>
+        </w:rPr>
+        <w:t xml:space="preserve">Projected Lift — The Full Program (Estimated)</w:t>
       </w:r>
     </w:p>
     <w:tbl>
@@ -15621,7 +19294,26 @@
           <w:sz w:val="26"/>
           <w:szCs w:val="26"/>
         </w:rPr>
-        <w:t xml:space="preserve">Technijian Service Investment Map</w:t>
+        <w:t xml:space="preserve">Technijian Service Investment Map — Full Engine (the later expansion)</w:t>
+      </w:r>
+    </w:p>
+    <w:p>
+      <w:pPr>
+        <w:spacing w:after="140" w:before="0" w:line="320"/>
+        <w:jc w:val="both"/>
+      </w:pPr>
+      <w:r>
+        <w:rPr>
+          <w:rFonts w:ascii="Open Sans" w:cs="Open Sans" w:eastAsia="Open Sans" w:hAnsi="Open Sans"/>
+          <w:b w:val="false"/>
+          <w:bCs w:val="false"/>
+          <w:i w:val="false"/>
+          <w:iCs w:val="false"/>
+          <w:color w:val="59595B"/>
+          <w:sz w:val="22"/>
+          <w:szCs w:val="22"/>
+        </w:rPr>
+        <w:t xml:space="preserve">The 90-Day Visibility Pilot above is the ask. The full engine below is the expansion — engaged only once the pilot proves the lift — and is what the Year-1 ROI model is built against.</w:t>
       </w:r>
     </w:p>
     <w:tbl>
@@ -15823,7 +19515,7 @@
                 <w:sz w:val="20"/>
                 <w:szCs w:val="20"/>
               </w:rPr>
-              <w:t xml:space="preserve">My SEO — Local Search, Reviews &amp; Portfolio</w:t>
+              <w:t xml:space="preserve">My SEO — Local Search, Reviews &amp; Portfolio (Pilot)</w:t>
             </w:r>
           </w:p>
         </w:tc>
@@ -16548,7 +20240,7 @@
                 <w:sz w:val="20"/>
                 <w:szCs w:val="20"/>
               </w:rPr>
-              <w:t xml:space="preserve">YEAR-1 TOTAL INVESTMENT</w:t>
+              <w:t xml:space="preserve">FULL ENGINE — YEAR-1 TOTAL</w:t>
             </w:r>
           </w:p>
         </w:tc>
@@ -16794,7 +20486,8 @@
       <w:pPr>
         <w:pStyle w:val="Heading1"/>
         <w:keepNext/>
-        <w:spacing w:after="120" w:before="480" w:line="240"/>
+        <w:pageBreakBefore/>
+        <w:spacing w:after="120" w:before="0" w:line="240"/>
       </w:pPr>
       <w:r>
         <w:rPr>
@@ -16803,7 +20496,7 @@
           <w:sz w:val="2"/>
           <w:szCs w:val="2"/>
         </w:rPr>
-        <w:t xml:space="preserve">12  Implementation Roadmap</w:t>
+        <w:t xml:space="preserve">13  Implementation Roadmap</w:t>
       </w:r>
     </w:p>
     <w:tbl>
@@ -16867,7 +20560,7 @@
                 <w:sz w:val="34"/>
                 <w:szCs w:val="34"/>
               </w:rPr>
-              <w:t xml:space="preserve">12  Implementation Roadmap</w:t>
+              <w:t xml:space="preserve">13  Implementation Roadmap</w:t>
             </w:r>
           </w:p>
         </w:tc>
@@ -17832,7 +21525,7 @@
                 <w:sz w:val="20"/>
                 <w:szCs w:val="20"/>
               </w:rPr>
-              <w:t xml:space="preserve">Bring lead capture and CRM nurture and selection/quote automation into production, and deliver the ROI dashboard against the Section 14 baselines.</w:t>
+              <w:t xml:space="preserve">Bring lead capture and CRM nurture and selection/quote automation into production, and deliver the ROI dashboard against the Section 15 baselines.</w:t>
             </w:r>
           </w:p>
         </w:tc>
@@ -17842,7 +21535,8 @@
       <w:pPr>
         <w:pStyle w:val="Heading1"/>
         <w:keepNext/>
-        <w:spacing w:after="120" w:before="480" w:line="240"/>
+        <w:pageBreakBefore/>
+        <w:spacing w:after="120" w:before="0" w:line="240"/>
       </w:pPr>
       <w:r>
         <w:rPr>
@@ -17851,7 +21545,7 @@
           <w:sz w:val="2"/>
           <w:szCs w:val="2"/>
         </w:rPr>
-        <w:t xml:space="preserve">13  Quick Wins — Start This Week</w:t>
+        <w:t xml:space="preserve">14  Quick Wins — Start This Week</w:t>
       </w:r>
     </w:p>
     <w:tbl>
@@ -17915,7 +21609,7 @@
                 <w:sz w:val="34"/>
                 <w:szCs w:val="34"/>
               </w:rPr>
-              <w:t xml:space="preserve">13  Quick Wins — Start This Week</w:t>
+              <w:t xml:space="preserve">14  Quick Wins — Start This Week</w:t>
             </w:r>
           </w:p>
         </w:tc>
@@ -18447,7 +22141,8 @@
       <w:pPr>
         <w:pStyle w:val="Heading1"/>
         <w:keepNext/>
-        <w:spacing w:after="120" w:before="480" w:line="240"/>
+        <w:pageBreakBefore/>
+        <w:spacing w:after="120" w:before="0" w:line="240"/>
       </w:pPr>
       <w:r>
         <w:rPr>
@@ -18456,7 +22151,7 @@
           <w:sz w:val="2"/>
           <w:szCs w:val="2"/>
         </w:rPr>
-        <w:t xml:space="preserve">14  Questions to Calibrate This Plan</w:t>
+        <w:t xml:space="preserve">15  Questions to Calibrate This Plan</w:t>
       </w:r>
     </w:p>
     <w:tbl>
@@ -18520,7 +22215,7 @@
                 <w:sz w:val="34"/>
                 <w:szCs w:val="34"/>
               </w:rPr>
-              <w:t xml:space="preserve">14  Questions to Calibrate This Plan</w:t>
+              <w:t xml:space="preserve">15  Questions to Calibrate This Plan</w:t>
             </w:r>
           </w:p>
         </w:tc>
@@ -18550,7 +22245,7 @@
           <w:sz w:val="22"/>
           <w:szCs w:val="22"/>
         </w:rPr>
-        <w:t xml:space="preserve">This blueprint was built from public information. The numbers in Sections 11 and 12 are deliberately conservative estimates — a short discovery call replaces them with Christian Brothers’ real baselines and sharpens the whole program. These are the questions that move the model the most:</w:t>
+        <w:t xml:space="preserve">This blueprint was built from public information. The numbers in Sections 12 and 13 are deliberately conservative estimates — a short discovery call replaces them with Christian Brothers’ real baselines and sharpens the whole program. These are the questions that move the model the most:</w:t>
       </w:r>
     </w:p>
     <w:p>
@@ -19705,7 +23400,8 @@
       <w:pPr>
         <w:pStyle w:val="Heading1"/>
         <w:keepNext/>
-        <w:spacing w:after="120" w:before="480" w:line="240"/>
+        <w:pageBreakBefore/>
+        <w:spacing w:after="120" w:before="0" w:line="240"/>
       </w:pPr>
       <w:r>
         <w:rPr>
@@ -19714,7 +23410,7 @@
           <w:sz w:val="2"/>
           <w:szCs w:val="2"/>
         </w:rPr>
-        <w:t xml:space="preserve">15  What Happens Next</w:t>
+        <w:t xml:space="preserve">16  Questions We Usually Get</w:t>
       </w:r>
     </w:p>
     <w:tbl>
@@ -19743,6 +23439,668 @@
               <w:bottom w:val="none" w:color="FFFFFF" w:sz="0"/>
               <w:right w:val="none" w:color="FFFFFF" w:sz="0"/>
             </w:tcBorders>
+            <w:shd w:fill="006DB6" w:val="clear"/>
+          </w:tcPr>
+          <w:p>
+            <w:r>
+              <w:t xml:space="preserve"/>
+            </w:r>
+          </w:p>
+        </w:tc>
+        <w:tc>
+          <w:tcPr>
+            <w:tcW w:type="dxa" w:w="9240"/>
+            <w:tcBorders>
+              <w:top w:val="none" w:color="FFFFFF" w:sz="0"/>
+              <w:left w:val="none" w:color="FFFFFF" w:sz="0"/>
+              <w:bottom w:val="none" w:color="FFFFFF" w:sz="0"/>
+              <w:right w:val="none" w:color="FFFFFF" w:sz="0"/>
+            </w:tcBorders>
+            <w:tcMar>
+              <w:top w:type="dxa" w:w="100"/>
+              <w:left w:type="dxa" w:w="200"/>
+              <w:bottom w:type="dxa" w:w="100"/>
+              <w:right w:type="dxa" w:w="0"/>
+            </w:tcMar>
+            <w:vAlign w:val="center"/>
+          </w:tcPr>
+          <w:p>
+            <w:r>
+              <w:rPr>
+                <w:rFonts w:ascii="Open Sans" w:cs="Open Sans" w:eastAsia="Open Sans" w:hAnsi="Open Sans"/>
+                <w:b/>
+                <w:bCs/>
+                <w:color w:val="006DB6"/>
+                <w:sz w:val="34"/>
+                <w:szCs w:val="34"/>
+              </w:rPr>
+              <w:t xml:space="preserve">16  Questions We Usually Get</w:t>
+            </w:r>
+          </w:p>
+        </w:tc>
+      </w:tr>
+    </w:tbl>
+    <w:p>
+      <w:pPr>
+        <w:spacing w:after="0" w:before="100"/>
+      </w:pPr>
+      <w:r>
+        <w:t xml:space="preserve"/>
+      </w:r>
+    </w:p>
+    <w:p>
+      <w:pPr>
+        <w:spacing w:after="140" w:before="0" w:line="320"/>
+        <w:jc w:val="both"/>
+      </w:pPr>
+      <w:r>
+        <w:rPr>
+          <w:rFonts w:ascii="Open Sans" w:cs="Open Sans" w:eastAsia="Open Sans" w:hAnsi="Open Sans"/>
+          <w:b w:val="false"/>
+          <w:bCs w:val="false"/>
+          <w:i w:val="false"/>
+          <w:iCs w:val="false"/>
+          <w:color w:val="59595B"/>
+          <w:sz w:val="22"/>
+          <w:szCs w:val="22"/>
+        </w:rPr>
+        <w:t xml:space="preserve">The honest answers to the questions Christian Brothers’ leadership is most likely asking right now.</w:t>
+      </w:r>
+    </w:p>
+    <w:p>
+      <w:pPr>
+        <w:spacing w:after="0" w:before="120"/>
+      </w:pPr>
+      <w:r>
+        <w:t xml:space="preserve"/>
+      </w:r>
+    </w:p>
+    <w:tbl>
+      <w:tblPr>
+        <w:tblW w:type="dxa" w:w="9360"/>
+        <w:tblBorders>
+          <w:top w:val="single" w:color="auto" w:sz="4"/>
+          <w:left w:val="single" w:color="auto" w:sz="4"/>
+          <w:bottom w:val="single" w:color="auto" w:sz="4"/>
+          <w:right w:val="single" w:color="auto" w:sz="4"/>
+          <w:insideH w:val="single" w:color="auto" w:sz="4"/>
+          <w:insideV w:val="single" w:color="auto" w:sz="4"/>
+        </w:tblBorders>
+      </w:tblPr>
+      <w:tblGrid>
+        <w:gridCol w:w="3510"/>
+        <w:gridCol w:w="5850"/>
+      </w:tblGrid>
+      <w:tr>
+        <w:trPr>
+          <w:cantSplit/>
+          <w:tblHeader/>
+        </w:trPr>
+        <w:tc>
+          <w:tcPr>
+            <w:tcW w:type="dxa" w:w="3510"/>
+            <w:tcBorders>
+              <w:top w:val="single" w:color="E9ECEF" w:sz="4"/>
+              <w:left w:val="single" w:color="E9ECEF" w:sz="4"/>
+              <w:bottom w:val="single" w:color="E9ECEF" w:sz="4"/>
+              <w:right w:val="single" w:color="E9ECEF" w:sz="4"/>
+            </w:tcBorders>
+            <w:shd w:fill="006DB6" w:val="clear"/>
+            <w:tcMar>
+              <w:top w:type="dxa" w:w="120"/>
+              <w:left w:type="dxa" w:w="140"/>
+              <w:bottom w:type="dxa" w:w="120"/>
+              <w:right w:type="dxa" w:w="140"/>
+            </w:tcMar>
+            <w:vAlign w:val="center"/>
+          </w:tcPr>
+          <w:p>
+            <w:pPr>
+              <w:jc w:val="left"/>
+            </w:pPr>
+            <w:r>
+              <w:rPr>
+                <w:rFonts w:ascii="Open Sans" w:cs="Open Sans" w:eastAsia="Open Sans" w:hAnsi="Open Sans"/>
+                <w:b/>
+                <w:bCs/>
+                <w:color w:val="FFFFFF"/>
+                <w:sz w:val="20"/>
+                <w:szCs w:val="20"/>
+              </w:rPr>
+              <w:t xml:space="preserve">Question</w:t>
+            </w:r>
+          </w:p>
+        </w:tc>
+        <w:tc>
+          <w:tcPr>
+            <w:tcW w:type="dxa" w:w="5850"/>
+            <w:tcBorders>
+              <w:top w:val="single" w:color="E9ECEF" w:sz="4"/>
+              <w:left w:val="single" w:color="E9ECEF" w:sz="4"/>
+              <w:bottom w:val="single" w:color="E9ECEF" w:sz="4"/>
+              <w:right w:val="single" w:color="E9ECEF" w:sz="4"/>
+            </w:tcBorders>
+            <w:shd w:fill="006DB6" w:val="clear"/>
+            <w:tcMar>
+              <w:top w:type="dxa" w:w="120"/>
+              <w:left w:type="dxa" w:w="140"/>
+              <w:bottom w:type="dxa" w:w="120"/>
+              <w:right w:type="dxa" w:w="140"/>
+            </w:tcMar>
+            <w:vAlign w:val="center"/>
+          </w:tcPr>
+          <w:p>
+            <w:pPr>
+              <w:jc w:val="left"/>
+            </w:pPr>
+            <w:r>
+              <w:rPr>
+                <w:rFonts w:ascii="Open Sans" w:cs="Open Sans" w:eastAsia="Open Sans" w:hAnsi="Open Sans"/>
+                <w:b/>
+                <w:bCs/>
+                <w:color w:val="FFFFFF"/>
+                <w:sz w:val="20"/>
+                <w:szCs w:val="20"/>
+              </w:rPr>
+              <w:t xml:space="preserve">Our Honest Answer</w:t>
+            </w:r>
+          </w:p>
+        </w:tc>
+      </w:tr>
+      <w:tr>
+        <w:trPr>
+          <w:cantSplit/>
+        </w:trPr>
+        <w:tc>
+          <w:tcPr>
+            <w:tcW w:type="dxa" w:w="3510"/>
+            <w:tcBorders>
+              <w:top w:val="single" w:color="E9ECEF" w:sz="4"/>
+              <w:left w:val="single" w:color="E9ECEF" w:sz="4"/>
+              <w:bottom w:val="single" w:color="E9ECEF" w:sz="4"/>
+              <w:right w:val="single" w:color="E9ECEF" w:sz="4"/>
+            </w:tcBorders>
+            <w:shd w:fill="FFFFFF" w:val="clear"/>
+            <w:tcMar>
+              <w:top w:type="dxa" w:w="100"/>
+              <w:left w:type="dxa" w:w="140"/>
+              <w:bottom w:type="dxa" w:w="100"/>
+              <w:right w:type="dxa" w:w="140"/>
+            </w:tcMar>
+            <w:vAlign w:val="center"/>
+          </w:tcPr>
+          <w:p>
+            <w:pPr>
+              <w:jc w:val="left"/>
+            </w:pPr>
+            <w:r>
+              <w:rPr>
+                <w:rFonts w:ascii="Open Sans" w:cs="Open Sans" w:eastAsia="Open Sans" w:hAnsi="Open Sans"/>
+                <w:b/>
+                <w:bCs/>
+                <w:color w:val="59595B"/>
+                <w:sz w:val="20"/>
+                <w:szCs w:val="20"/>
+              </w:rPr>
+              <w:t xml:space="preserve">We already have a marketing person / agency. Why add Technijian?</w:t>
+            </w:r>
+          </w:p>
+        </w:tc>
+        <w:tc>
+          <w:tcPr>
+            <w:tcW w:type="dxa" w:w="5850"/>
+            <w:tcBorders>
+              <w:top w:val="single" w:color="E9ECEF" w:sz="4"/>
+              <w:left w:val="single" w:color="E9ECEF" w:sz="4"/>
+              <w:bottom w:val="single" w:color="E9ECEF" w:sz="4"/>
+              <w:right w:val="single" w:color="E9ECEF" w:sz="4"/>
+            </w:tcBorders>
+            <w:shd w:fill="FFFFFF" w:val="clear"/>
+            <w:tcMar>
+              <w:top w:type="dxa" w:w="100"/>
+              <w:left w:type="dxa" w:w="140"/>
+              <w:bottom w:type="dxa" w:w="100"/>
+              <w:right w:type="dxa" w:w="140"/>
+            </w:tcMar>
+            <w:vAlign w:val="center"/>
+          </w:tcPr>
+          <w:p>
+            <w:pPr>
+              <w:jc w:val="left"/>
+            </w:pPr>
+            <w:r>
+              <w:rPr>
+                <w:rFonts w:ascii="Open Sans" w:cs="Open Sans" w:eastAsia="Open Sans" w:hAnsi="Open Sans"/>
+                <w:b w:val="false"/>
+                <w:bCs w:val="false"/>
+                <w:color w:val="59595B"/>
+                <w:sz w:val="20"/>
+                <w:szCs w:val="20"/>
+              </w:rPr>
+              <w:t xml:space="preserve">Keep them — we are not here to replace good marketing. We add the AI layer most agencies do not build: answer-engine optimization so AI tools cite you, the room visualizer, builder account intelligence, and the internal selection/quote automation. We already run your IT, so this plugs in alongside whatever marketing you have, not over it.</w:t>
+            </w:r>
+          </w:p>
+        </w:tc>
+      </w:tr>
+      <w:tr>
+        <w:trPr>
+          <w:cantSplit/>
+        </w:trPr>
+        <w:tc>
+          <w:tcPr>
+            <w:tcW w:type="dxa" w:w="3510"/>
+            <w:tcBorders>
+              <w:top w:val="single" w:color="E9ECEF" w:sz="4"/>
+              <w:left w:val="single" w:color="E9ECEF" w:sz="4"/>
+              <w:bottom w:val="single" w:color="E9ECEF" w:sz="4"/>
+              <w:right w:val="single" w:color="E9ECEF" w:sz="4"/>
+            </w:tcBorders>
+            <w:shd w:fill="F8F9FA" w:val="clear"/>
+            <w:tcMar>
+              <w:top w:type="dxa" w:w="100"/>
+              <w:left w:type="dxa" w:w="140"/>
+              <w:bottom w:type="dxa" w:w="100"/>
+              <w:right w:type="dxa" w:w="140"/>
+            </w:tcMar>
+            <w:vAlign w:val="center"/>
+          </w:tcPr>
+          <w:p>
+            <w:pPr>
+              <w:jc w:val="left"/>
+            </w:pPr>
+            <w:r>
+              <w:rPr>
+                <w:rFonts w:ascii="Open Sans" w:cs="Open Sans" w:eastAsia="Open Sans" w:hAnsi="Open Sans"/>
+                <w:b/>
+                <w:bCs/>
+                <w:color w:val="59595B"/>
+                <w:sz w:val="20"/>
+                <w:szCs w:val="20"/>
+              </w:rPr>
+              <w:t xml:space="preserve">Isn’t AI mostly hype right now?</w:t>
+            </w:r>
+          </w:p>
+        </w:tc>
+        <w:tc>
+          <w:tcPr>
+            <w:tcW w:type="dxa" w:w="5850"/>
+            <w:tcBorders>
+              <w:top w:val="single" w:color="E9ECEF" w:sz="4"/>
+              <w:left w:val="single" w:color="E9ECEF" w:sz="4"/>
+              <w:bottom w:val="single" w:color="E9ECEF" w:sz="4"/>
+              <w:right w:val="single" w:color="E9ECEF" w:sz="4"/>
+            </w:tcBorders>
+            <w:shd w:fill="F8F9FA" w:val="clear"/>
+            <w:tcMar>
+              <w:top w:type="dxa" w:w="100"/>
+              <w:left w:type="dxa" w:w="140"/>
+              <w:bottom w:type="dxa" w:w="100"/>
+              <w:right w:type="dxa" w:w="140"/>
+            </w:tcMar>
+            <w:vAlign w:val="center"/>
+          </w:tcPr>
+          <w:p>
+            <w:pPr>
+              <w:jc w:val="left"/>
+            </w:pPr>
+            <w:r>
+              <w:rPr>
+                <w:rFonts w:ascii="Open Sans" w:cs="Open Sans" w:eastAsia="Open Sans" w:hAnsi="Open Sans"/>
+                <w:b w:val="false"/>
+                <w:bCs w:val="false"/>
+                <w:color w:val="59595B"/>
+                <w:sz w:val="20"/>
+                <w:szCs w:val="20"/>
+              </w:rPr>
+              <w:t xml:space="preserve">A lot of it is. That is why this blueprint starts with simple, proven moves that pay back fast — the free geo-fix, a review engine, a visualizer rivals already run — not autonomous "agents" doing your job. We use the simplest tool that works, measure it, and only expand what earns its place.</w:t>
+            </w:r>
+          </w:p>
+        </w:tc>
+      </w:tr>
+      <w:tr>
+        <w:trPr>
+          <w:cantSplit/>
+        </w:trPr>
+        <w:tc>
+          <w:tcPr>
+            <w:tcW w:type="dxa" w:w="3510"/>
+            <w:tcBorders>
+              <w:top w:val="single" w:color="E9ECEF" w:sz="4"/>
+              <w:left w:val="single" w:color="E9ECEF" w:sz="4"/>
+              <w:bottom w:val="single" w:color="E9ECEF" w:sz="4"/>
+              <w:right w:val="single" w:color="E9ECEF" w:sz="4"/>
+            </w:tcBorders>
+            <w:shd w:fill="FFFFFF" w:val="clear"/>
+            <w:tcMar>
+              <w:top w:type="dxa" w:w="100"/>
+              <w:left w:type="dxa" w:w="140"/>
+              <w:bottom w:type="dxa" w:w="100"/>
+              <w:right w:type="dxa" w:w="140"/>
+            </w:tcMar>
+            <w:vAlign w:val="center"/>
+          </w:tcPr>
+          <w:p>
+            <w:pPr>
+              <w:jc w:val="left"/>
+            </w:pPr>
+            <w:r>
+              <w:rPr>
+                <w:rFonts w:ascii="Open Sans" w:cs="Open Sans" w:eastAsia="Open Sans" w:hAnsi="Open Sans"/>
+                <w:b/>
+                <w:bCs/>
+                <w:color w:val="59595B"/>
+                <w:sz w:val="20"/>
+                <w:szCs w:val="20"/>
+              </w:rPr>
+              <w:t xml:space="preserve">Is our data — customer, project, and builder information — safe?</w:t>
+            </w:r>
+          </w:p>
+        </w:tc>
+        <w:tc>
+          <w:tcPr>
+            <w:tcW w:type="dxa" w:w="5850"/>
+            <w:tcBorders>
+              <w:top w:val="single" w:color="E9ECEF" w:sz="4"/>
+              <w:left w:val="single" w:color="E9ECEF" w:sz="4"/>
+              <w:bottom w:val="single" w:color="E9ECEF" w:sz="4"/>
+              <w:right w:val="single" w:color="E9ECEF" w:sz="4"/>
+            </w:tcBorders>
+            <w:shd w:fill="FFFFFF" w:val="clear"/>
+            <w:tcMar>
+              <w:top w:type="dxa" w:w="100"/>
+              <w:left w:type="dxa" w:w="140"/>
+              <w:bottom w:type="dxa" w:w="100"/>
+              <w:right w:type="dxa" w:w="140"/>
+            </w:tcMar>
+            <w:vAlign w:val="center"/>
+          </w:tcPr>
+          <w:p>
+            <w:pPr>
+              <w:jc w:val="left"/>
+            </w:pPr>
+            <w:r>
+              <w:rPr>
+                <w:rFonts w:ascii="Open Sans" w:cs="Open Sans" w:eastAsia="Open Sans" w:hAnsi="Open Sans"/>
+                <w:b w:val="false"/>
+                <w:bCs w:val="false"/>
+                <w:color w:val="59595B"/>
+                <w:sz w:val="20"/>
+                <w:szCs w:val="20"/>
+              </w:rPr>
+              <w:t xml:space="preserve">Yes. Sensitive data never touches a public AI model; we deploy private, governed systems with human review on anything client-facing, led by a CISSP-certified team. This is the same security foundation Technijian already runs for your IT today.</w:t>
+            </w:r>
+          </w:p>
+        </w:tc>
+      </w:tr>
+      <w:tr>
+        <w:trPr>
+          <w:cantSplit/>
+        </w:trPr>
+        <w:tc>
+          <w:tcPr>
+            <w:tcW w:type="dxa" w:w="3510"/>
+            <w:tcBorders>
+              <w:top w:val="single" w:color="E9ECEF" w:sz="4"/>
+              <w:left w:val="single" w:color="E9ECEF" w:sz="4"/>
+              <w:bottom w:val="single" w:color="E9ECEF" w:sz="4"/>
+              <w:right w:val="single" w:color="E9ECEF" w:sz="4"/>
+            </w:tcBorders>
+            <w:shd w:fill="F8F9FA" w:val="clear"/>
+            <w:tcMar>
+              <w:top w:type="dxa" w:w="100"/>
+              <w:left w:type="dxa" w:w="140"/>
+              <w:bottom w:type="dxa" w:w="100"/>
+              <w:right w:type="dxa" w:w="140"/>
+            </w:tcMar>
+            <w:vAlign w:val="center"/>
+          </w:tcPr>
+          <w:p>
+            <w:pPr>
+              <w:jc w:val="left"/>
+            </w:pPr>
+            <w:r>
+              <w:rPr>
+                <w:rFonts w:ascii="Open Sans" w:cs="Open Sans" w:eastAsia="Open Sans" w:hAnsi="Open Sans"/>
+                <w:b/>
+                <w:bCs/>
+                <w:color w:val="59595B"/>
+                <w:sz w:val="20"/>
+                <w:szCs w:val="20"/>
+              </w:rPr>
+              <w:t xml:space="preserve">We’re a lean team. Do we have the bandwidth to manage this?</w:t>
+            </w:r>
+          </w:p>
+        </w:tc>
+        <w:tc>
+          <w:tcPr>
+            <w:tcW w:type="dxa" w:w="5850"/>
+            <w:tcBorders>
+              <w:top w:val="single" w:color="E9ECEF" w:sz="4"/>
+              <w:left w:val="single" w:color="E9ECEF" w:sz="4"/>
+              <w:bottom w:val="single" w:color="E9ECEF" w:sz="4"/>
+              <w:right w:val="single" w:color="E9ECEF" w:sz="4"/>
+            </w:tcBorders>
+            <w:shd w:fill="F8F9FA" w:val="clear"/>
+            <w:tcMar>
+              <w:top w:type="dxa" w:w="100"/>
+              <w:left w:type="dxa" w:w="140"/>
+              <w:bottom w:type="dxa" w:w="100"/>
+              <w:right w:type="dxa" w:w="140"/>
+            </w:tcMar>
+            <w:vAlign w:val="center"/>
+          </w:tcPr>
+          <w:p>
+            <w:pPr>
+              <w:jc w:val="left"/>
+            </w:pPr>
+            <w:r>
+              <w:rPr>
+                <w:rFonts w:ascii="Open Sans" w:cs="Open Sans" w:eastAsia="Open Sans" w:hAnsi="Open Sans"/>
+                <w:b w:val="false"/>
+                <w:bCs w:val="false"/>
+                <w:color w:val="59595B"/>
+                <w:sz w:val="20"/>
+                <w:szCs w:val="20"/>
+              </w:rPr>
+              <w:t xml:space="preserve">The point is the opposite — to give your designers back hours, not add work. Technijian runs the build and the cadence; your involvement is a short monthly check-in plus reviewing what we draft. There is no new hire to manage, and no new firm to onboard since we already support your systems.</w:t>
+            </w:r>
+          </w:p>
+        </w:tc>
+      </w:tr>
+      <w:tr>
+        <w:trPr>
+          <w:cantSplit/>
+        </w:trPr>
+        <w:tc>
+          <w:tcPr>
+            <w:tcW w:type="dxa" w:w="3510"/>
+            <w:tcBorders>
+              <w:top w:val="single" w:color="E9ECEF" w:sz="4"/>
+              <w:left w:val="single" w:color="E9ECEF" w:sz="4"/>
+              <w:bottom w:val="single" w:color="E9ECEF" w:sz="4"/>
+              <w:right w:val="single" w:color="E9ECEF" w:sz="4"/>
+            </w:tcBorders>
+            <w:shd w:fill="FFFFFF" w:val="clear"/>
+            <w:tcMar>
+              <w:top w:type="dxa" w:w="100"/>
+              <w:left w:type="dxa" w:w="140"/>
+              <w:bottom w:type="dxa" w:w="100"/>
+              <w:right w:type="dxa" w:w="140"/>
+            </w:tcMar>
+            <w:vAlign w:val="center"/>
+          </w:tcPr>
+          <w:p>
+            <w:pPr>
+              <w:jc w:val="left"/>
+            </w:pPr>
+            <w:r>
+              <w:rPr>
+                <w:rFonts w:ascii="Open Sans" w:cs="Open Sans" w:eastAsia="Open Sans" w:hAnsi="Open Sans"/>
+                <w:b/>
+                <w:bCs/>
+                <w:color w:val="59595B"/>
+                <w:sz w:val="20"/>
+                <w:szCs w:val="20"/>
+              </w:rPr>
+              <w:t xml:space="preserve">What if it doesn’t work?</w:t>
+            </w:r>
+          </w:p>
+        </w:tc>
+        <w:tc>
+          <w:tcPr>
+            <w:tcW w:type="dxa" w:w="5850"/>
+            <w:tcBorders>
+              <w:top w:val="single" w:color="E9ECEF" w:sz="4"/>
+              <w:left w:val="single" w:color="E9ECEF" w:sz="4"/>
+              <w:bottom w:val="single" w:color="E9ECEF" w:sz="4"/>
+              <w:right w:val="single" w:color="E9ECEF" w:sz="4"/>
+            </w:tcBorders>
+            <w:shd w:fill="FFFFFF" w:val="clear"/>
+            <w:tcMar>
+              <w:top w:type="dxa" w:w="100"/>
+              <w:left w:type="dxa" w:w="140"/>
+              <w:bottom w:type="dxa" w:w="100"/>
+              <w:right w:type="dxa" w:w="140"/>
+            </w:tcMar>
+            <w:vAlign w:val="center"/>
+          </w:tcPr>
+          <w:p>
+            <w:pPr>
+              <w:jc w:val="left"/>
+            </w:pPr>
+            <w:r>
+              <w:rPr>
+                <w:rFonts w:ascii="Open Sans" w:cs="Open Sans" w:eastAsia="Open Sans" w:hAnsi="Open Sans"/>
+                <w:b w:val="false"/>
+                <w:bCs w:val="false"/>
+                <w:color w:val="59595B"/>
+                <w:sz w:val="20"/>
+                <w:szCs w:val="20"/>
+              </w:rPr>
+              <w:t xml:space="preserve">The entry program is a fixed-scope 90-day pilot with a defined success metric (Section 12), month-to-month with no lock-in. If it has not moved the needle by day 90, you are under no obligation to continue — and we will tell you honestly whether it is worth it.</w:t>
+            </w:r>
+          </w:p>
+        </w:tc>
+      </w:tr>
+      <w:tr>
+        <w:trPr>
+          <w:cantSplit/>
+        </w:trPr>
+        <w:tc>
+          <w:tcPr>
+            <w:tcW w:type="dxa" w:w="3510"/>
+            <w:tcBorders>
+              <w:top w:val="single" w:color="E9ECEF" w:sz="4"/>
+              <w:left w:val="single" w:color="E9ECEF" w:sz="4"/>
+              <w:bottom w:val="single" w:color="E9ECEF" w:sz="4"/>
+              <w:right w:val="single" w:color="E9ECEF" w:sz="4"/>
+            </w:tcBorders>
+            <w:shd w:fill="F8F9FA" w:val="clear"/>
+            <w:tcMar>
+              <w:top w:type="dxa" w:w="100"/>
+              <w:left w:type="dxa" w:w="140"/>
+              <w:bottom w:type="dxa" w:w="100"/>
+              <w:right w:type="dxa" w:w="140"/>
+            </w:tcMar>
+            <w:vAlign w:val="center"/>
+          </w:tcPr>
+          <w:p>
+            <w:pPr>
+              <w:jc w:val="left"/>
+            </w:pPr>
+            <w:r>
+              <w:rPr>
+                <w:rFonts w:ascii="Open Sans" w:cs="Open Sans" w:eastAsia="Open Sans" w:hAnsi="Open Sans"/>
+                <w:b/>
+                <w:bCs/>
+                <w:color w:val="59595B"/>
+                <w:sz w:val="20"/>
+                <w:szCs w:val="20"/>
+              </w:rPr>
+              <w:t xml:space="preserve">What does it really cost?</w:t>
+            </w:r>
+          </w:p>
+        </w:tc>
+        <w:tc>
+          <w:tcPr>
+            <w:tcW w:type="dxa" w:w="5850"/>
+            <w:tcBorders>
+              <w:top w:val="single" w:color="E9ECEF" w:sz="4"/>
+              <w:left w:val="single" w:color="E9ECEF" w:sz="4"/>
+              <w:bottom w:val="single" w:color="E9ECEF" w:sz="4"/>
+              <w:right w:val="single" w:color="E9ECEF" w:sz="4"/>
+            </w:tcBorders>
+            <w:shd w:fill="F8F9FA" w:val="clear"/>
+            <w:tcMar>
+              <w:top w:type="dxa" w:w="100"/>
+              <w:left w:type="dxa" w:w="140"/>
+              <w:bottom w:type="dxa" w:w="100"/>
+              <w:right w:type="dxa" w:w="140"/>
+            </w:tcMar>
+            <w:vAlign w:val="center"/>
+          </w:tcPr>
+          <w:p>
+            <w:pPr>
+              <w:jc w:val="left"/>
+            </w:pPr>
+            <w:r>
+              <w:rPr>
+                <w:rFonts w:ascii="Open Sans" w:cs="Open Sans" w:eastAsia="Open Sans" w:hAnsi="Open Sans"/>
+                <w:b w:val="false"/>
+                <w:bCs w:val="false"/>
+                <w:color w:val="59595B"/>
+                <w:sz w:val="20"/>
+                <w:szCs w:val="20"/>
+              </w:rPr>
+              <w:t xml:space="preserve">The 90-Day Visibility Pilot is roughly $9,500 at published rates — no large up-front build. The full engine (the later expansion, profiled in Section 12) runs about $100K in Year 1, but only after the pilot proves the lift. You decide whether to expand based on real results, not a leap of faith.</w:t>
+            </w:r>
+          </w:p>
+        </w:tc>
+      </w:tr>
+    </w:tbl>
+    <w:p>
+      <w:pPr>
+        <w:pStyle w:val="Heading1"/>
+        <w:keepNext/>
+        <w:pageBreakBefore/>
+        <w:spacing w:after="120" w:before="0" w:line="240"/>
+      </w:pPr>
+      <w:r>
+        <w:rPr>
+          <w:rFonts w:ascii="Open Sans" w:cs="Open Sans" w:eastAsia="Open Sans" w:hAnsi="Open Sans"/>
+          <w:color w:val="FFFFFF"/>
+          <w:sz w:val="2"/>
+          <w:szCs w:val="2"/>
+        </w:rPr>
+        <w:t xml:space="preserve">17  What Happens Next</w:t>
+      </w:r>
+    </w:p>
+    <w:tbl>
+      <w:tblPr>
+        <w:tblW w:type="dxa" w:w="9360"/>
+        <w:tblBorders>
+          <w:top w:val="none" w:color="FFFFFF" w:sz="0"/>
+          <w:left w:val="none" w:color="FFFFFF" w:sz="0"/>
+          <w:bottom w:val="none" w:color="FFFFFF" w:sz="0"/>
+          <w:right w:val="none" w:color="FFFFFF" w:sz="0"/>
+          <w:insideH w:val="single" w:color="auto" w:sz="4"/>
+          <w:insideV w:val="single" w:color="auto" w:sz="4"/>
+        </w:tblBorders>
+      </w:tblPr>
+      <w:tblGrid>
+        <w:gridCol w:w="120"/>
+        <w:gridCol w:w="9240"/>
+      </w:tblGrid>
+      <w:tr>
+        <w:tc>
+          <w:tcPr>
+            <w:tcW w:type="dxa" w:w="120"/>
+            <w:tcBorders>
+              <w:top w:val="none" w:color="FFFFFF" w:sz="0"/>
+              <w:left w:val="none" w:color="FFFFFF" w:sz="0"/>
+              <w:bottom w:val="none" w:color="FFFFFF" w:sz="0"/>
+              <w:right w:val="none" w:color="FFFFFF" w:sz="0"/>
+            </w:tcBorders>
             <w:shd w:fill="1A1A2E" w:val="clear"/>
           </w:tcPr>
           <w:p>
@@ -19778,7 +24136,7 @@
                 <w:sz w:val="34"/>
                 <w:szCs w:val="34"/>
               </w:rPr>
-              <w:t xml:space="preserve">15  What Happens Next</w:t>
+              <w:t xml:space="preserve">17  What Happens Next</w:t>
             </w:r>
           </w:p>
         </w:tc>
@@ -19923,7 +24281,7 @@
                 <w:sz w:val="20"/>
                 <w:szCs w:val="20"/>
               </w:rPr>
-              <w:t xml:space="preserve">Step 1: A 30-minute discovery call to answer the Section 14 questions and confirm program scope.</w:t>
+              <w:t xml:space="preserve">Step 1: A 30-minute discovery call to answer the Section 15 questions and confirm program scope.</w:t>
             </w:r>
           </w:p>
           <w:p>
@@ -20054,7 +24412,8 @@
       <w:pPr>
         <w:pStyle w:val="Heading1"/>
         <w:keepNext/>
-        <w:spacing w:after="120" w:before="480" w:line="240"/>
+        <w:pageBreakBefore/>
+        <w:spacing w:after="120" w:before="0" w:line="240"/>
       </w:pPr>
       <w:r>
         <w:rPr>
@@ -20063,7 +24422,7 @@
           <w:sz w:val="2"/>
           <w:szCs w:val="2"/>
         </w:rPr>
-        <w:t xml:space="preserve">16  About Technijian</w:t>
+        <w:t xml:space="preserve">18  About Technijian</w:t>
       </w:r>
     </w:p>
     <w:tbl>
@@ -20127,7 +24486,7 @@
                 <w:sz w:val="34"/>
                 <w:szCs w:val="34"/>
               </w:rPr>
-              <w:t xml:space="preserve">16  About Technijian</w:t>
+              <w:t xml:space="preserve">18  About Technijian</w:t>
             </w:r>
           </w:p>
         </w:tc>
@@ -21041,7 +25400,8 @@
       <w:pPr>
         <w:pStyle w:val="Heading1"/>
         <w:keepNext/>
-        <w:spacing w:after="120" w:before="480" w:line="240"/>
+        <w:pageBreakBefore/>
+        <w:spacing w:after="120" w:before="0" w:line="240"/>
       </w:pPr>
       <w:r>
         <w:rPr>
@@ -21248,6 +25608,25 @@
           <w:szCs w:val="20"/>
         </w:rPr>
         <w:t xml:space="preserve">5. Technijian capabilities &amp; service pricing — My SEO, My AI Lead Gen, My Dev, My AI, and My IT; documented Proven Results (Multi-Agent SEO + Answer-Engine Platform; AI Document Intelligence for FINRA broker-dealers)</w:t>
+      </w:r>
+    </w:p>
+    <w:p>
+      <w:pPr>
+        <w:spacing w:after="140" w:before="0" w:line="320"/>
+        <w:jc w:val="both"/>
+      </w:pPr>
+      <w:r>
+        <w:rPr>
+          <w:rFonts w:ascii="Open Sans" w:cs="Open Sans" w:eastAsia="Open Sans" w:hAnsi="Open Sans"/>
+          <w:b w:val="false"/>
+          <w:bCs w:val="false"/>
+          <w:i w:val="false"/>
+          <w:iCs w:val="false"/>
+          <w:color w:val="59595B"/>
+          <w:sz w:val="20"/>
+          <w:szCs w:val="20"/>
+        </w:rPr>
+        <w:t xml:space="preserve">6. AI education layer (Section 10) — MIT Sloan Management Review (AI literacy for executives); Anthropic, "Building Effective Agents" (the automation-vs-agent distinction); a widely-used five-stage AI maturity model (consistent with Gartner and Google Cloud AI Adoption frameworks); U.S. NIST AI Risk Management Framework (Govern / Map / Measure / Manage); McKinsey State of AI (AI-as-a-managed-investment / measurement discipline)</w:t>
       </w:r>
     </w:p>
     <w:sectPr>
